--- a/software document.docx
+++ b/software document.docx
@@ -19,9 +19,6 @@
     <w:p>
       <w:pPr>
         <w:pStyle w:val="af3"/>
-        <w:rPr>
-          <w:rFonts w:hint="eastAsia"/>
-        </w:rPr>
       </w:pPr>
       <w:r>
         <w:t>T</w:t>
@@ -30,21 +27,7 @@
         <w:rPr>
           <w:rFonts w:hint="eastAsia"/>
         </w:rPr>
-        <w:t xml:space="preserve">his project is making </w:t>
-      </w:r>
-      <w:proofErr w:type="spellStart"/>
-      <w:r>
-        <w:rPr>
-          <w:rFonts w:hint="eastAsia"/>
-        </w:rPr>
-        <w:t>self balancing</w:t>
-      </w:r>
-      <w:proofErr w:type="spellEnd"/>
-      <w:r>
-        <w:rPr>
-          <w:rFonts w:hint="eastAsia"/>
-        </w:rPr>
-        <w:t xml:space="preserve"> robot. Here is all the design information for this project.</w:t>
+        <w:t>his project is making self balancing robot. Here is all the design information for this project.</w:t>
       </w:r>
     </w:p>
     <w:p>
@@ -60,6 +43,7 @@
     </w:p>
     <w:p>
       <w:pPr>
+        <w:keepNext/>
         <w:jc w:val="center"/>
       </w:pPr>
       <w:r>
@@ -110,8 +94,18 @@
         </w:drawing>
       </w:r>
     </w:p>
-    <w:p/>
-    <w:p/>
+    <w:p>
+      <w:pPr>
+        <w:pStyle w:val="af5"/>
+        <w:jc w:val="center"/>
+      </w:pPr>
+      <w:r>
+        <w:rPr>
+          <w:rFonts w:hint="eastAsia"/>
+        </w:rPr>
+        <w:t>Figure 1. System diagram</w:t>
+      </w:r>
+    </w:p>
     <w:p>
       <w:pPr>
         <w:pStyle w:val="1"/>
@@ -142,6 +136,7 @@
       <w:tblPr>
         <w:tblStyle w:val="af2"/>
         <w:tblW w:w="0" w:type="auto"/>
+        <w:jc w:val="center"/>
         <w:tblLook w:val="04A0" w:firstRow="1" w:lastRow="0" w:firstColumn="1" w:lastColumn="0" w:noHBand="0" w:noVBand="1"/>
       </w:tblPr>
       <w:tblGrid>
@@ -150,9 +145,362 @@
         <w:gridCol w:w="1549"/>
       </w:tblGrid>
       <w:tr>
+        <w:trPr>
+          <w:jc w:val="center"/>
+        </w:trPr>
         <w:tc>
           <w:tcPr>
             <w:tcW w:w="2074" w:type="dxa"/>
+          </w:tcPr>
+          <w:p>
+            <w:r>
+              <w:rPr>
+                <w:rFonts w:hint="eastAsia"/>
+              </w:rPr>
+              <w:t xml:space="preserve">Name </w:t>
+            </w:r>
+          </w:p>
+        </w:tc>
+        <w:tc>
+          <w:tcPr>
+            <w:tcW w:w="2599" w:type="dxa"/>
+          </w:tcPr>
+          <w:p>
+            <w:r>
+              <w:t>F</w:t>
+            </w:r>
+            <w:r>
+              <w:rPr>
+                <w:rFonts w:hint="eastAsia"/>
+              </w:rPr>
+              <w:t>unctionality</w:t>
+            </w:r>
+          </w:p>
+        </w:tc>
+        <w:tc>
+          <w:tcPr>
+            <w:tcW w:w="1549" w:type="dxa"/>
+          </w:tcPr>
+          <w:p>
+            <w:r>
+              <w:rPr>
+                <w:rFonts w:hint="eastAsia"/>
+              </w:rPr>
+              <w:t>Pin</w:t>
+            </w:r>
+          </w:p>
+        </w:tc>
+      </w:tr>
+      <w:tr>
+        <w:trPr>
+          <w:jc w:val="center"/>
+        </w:trPr>
+        <w:tc>
+          <w:tcPr>
+            <w:tcW w:w="2074" w:type="dxa"/>
+          </w:tcPr>
+          <w:p>
+            <w:r>
+              <w:t>I2C SDA</w:t>
+            </w:r>
+          </w:p>
+        </w:tc>
+        <w:tc>
+          <w:tcPr>
+            <w:tcW w:w="2599" w:type="dxa"/>
+          </w:tcPr>
+          <w:p>
+            <w:r>
+              <w:rPr>
+                <w:rFonts w:hint="eastAsia"/>
+              </w:rPr>
+              <w:t>IMU</w:t>
+            </w:r>
+          </w:p>
+        </w:tc>
+        <w:tc>
+          <w:tcPr>
+            <w:tcW w:w="1549" w:type="dxa"/>
+          </w:tcPr>
+          <w:p>
+            <w:r>
+              <w:t>GPIO2</w:t>
+            </w:r>
+          </w:p>
+        </w:tc>
+      </w:tr>
+      <w:tr>
+        <w:trPr>
+          <w:jc w:val="center"/>
+        </w:trPr>
+        <w:tc>
+          <w:tcPr>
+            <w:tcW w:w="2074" w:type="dxa"/>
+          </w:tcPr>
+          <w:p>
+            <w:r>
+              <w:t>I2C SCL</w:t>
+            </w:r>
+          </w:p>
+        </w:tc>
+        <w:tc>
+          <w:tcPr>
+            <w:tcW w:w="2599" w:type="dxa"/>
+          </w:tcPr>
+          <w:p>
+            <w:r>
+              <w:rPr>
+                <w:rFonts w:hint="eastAsia"/>
+              </w:rPr>
+              <w:t>IMU</w:t>
+            </w:r>
+          </w:p>
+        </w:tc>
+        <w:tc>
+          <w:tcPr>
+            <w:tcW w:w="1549" w:type="dxa"/>
+          </w:tcPr>
+          <w:p>
+            <w:r>
+              <w:t>GPIO3</w:t>
+            </w:r>
+          </w:p>
+        </w:tc>
+      </w:tr>
+      <w:tr>
+        <w:trPr>
+          <w:jc w:val="center"/>
+        </w:trPr>
+        <w:tc>
+          <w:tcPr>
+            <w:tcW w:w="2074" w:type="dxa"/>
+          </w:tcPr>
+          <w:p>
+            <w:r>
+              <w:t xml:space="preserve">DRDY   </w:t>
+            </w:r>
+          </w:p>
+        </w:tc>
+        <w:tc>
+          <w:tcPr>
+            <w:tcW w:w="2599" w:type="dxa"/>
+          </w:tcPr>
+          <w:p>
+            <w:r>
+              <w:rPr>
+                <w:rFonts w:hint="eastAsia"/>
+              </w:rPr>
+              <w:t>IMU ready pin</w:t>
+            </w:r>
+          </w:p>
+        </w:tc>
+        <w:tc>
+          <w:tcPr>
+            <w:tcW w:w="1549" w:type="dxa"/>
+          </w:tcPr>
+          <w:p>
+            <w:r>
+              <w:t>GPIO17</w:t>
+            </w:r>
+          </w:p>
+        </w:tc>
+      </w:tr>
+      <w:tr>
+        <w:trPr>
+          <w:jc w:val="center"/>
+        </w:trPr>
+        <w:tc>
+          <w:tcPr>
+            <w:tcW w:w="2074" w:type="dxa"/>
+          </w:tcPr>
+          <w:p>
+            <w:r>
+              <w:t>PWM Left</w:t>
+            </w:r>
+          </w:p>
+        </w:tc>
+        <w:tc>
+          <w:tcPr>
+            <w:tcW w:w="2599" w:type="dxa"/>
+          </w:tcPr>
+          <w:p>
+            <w:r>
+              <w:t>L</w:t>
+            </w:r>
+            <w:r>
+              <w:rPr>
+                <w:rFonts w:hint="eastAsia"/>
+              </w:rPr>
+              <w:t>eft motor pwm</w:t>
+            </w:r>
+          </w:p>
+        </w:tc>
+        <w:tc>
+          <w:tcPr>
+            <w:tcW w:w="1549" w:type="dxa"/>
+          </w:tcPr>
+          <w:p>
+            <w:r>
+              <w:t>GPIO18</w:t>
+            </w:r>
+          </w:p>
+        </w:tc>
+      </w:tr>
+      <w:tr>
+        <w:trPr>
+          <w:jc w:val="center"/>
+        </w:trPr>
+        <w:tc>
+          <w:tcPr>
+            <w:tcW w:w="2074" w:type="dxa"/>
+          </w:tcPr>
+          <w:p>
+            <w:r>
+              <w:t>PWM Right</w:t>
+            </w:r>
+          </w:p>
+        </w:tc>
+        <w:tc>
+          <w:tcPr>
+            <w:tcW w:w="2599" w:type="dxa"/>
+          </w:tcPr>
+          <w:p>
+            <w:r>
+              <w:rPr>
+                <w:rFonts w:hint="eastAsia"/>
+              </w:rPr>
+              <w:t>Right motor pwm</w:t>
+            </w:r>
+          </w:p>
+        </w:tc>
+        <w:tc>
+          <w:tcPr>
+            <w:tcW w:w="1549" w:type="dxa"/>
+          </w:tcPr>
+          <w:p>
+            <w:r>
+              <w:t>GPIO19</w:t>
+            </w:r>
+          </w:p>
+        </w:tc>
+      </w:tr>
+      <w:tr>
+        <w:trPr>
+          <w:jc w:val="center"/>
+        </w:trPr>
+        <w:tc>
+          <w:tcPr>
+            <w:tcW w:w="2074" w:type="dxa"/>
+          </w:tcPr>
+          <w:p>
+            <w:r>
+              <w:t>DIR Left</w:t>
+            </w:r>
+          </w:p>
+        </w:tc>
+        <w:tc>
+          <w:tcPr>
+            <w:tcW w:w="2599" w:type="dxa"/>
+          </w:tcPr>
+          <w:p>
+            <w:r>
+              <w:rPr>
+                <w:rFonts w:hint="eastAsia"/>
+              </w:rPr>
+              <w:t xml:space="preserve">Left motor </w:t>
+            </w:r>
+            <w:r>
+              <w:t>D</w:t>
+            </w:r>
+            <w:r>
+              <w:rPr>
+                <w:rFonts w:hint="eastAsia"/>
+              </w:rPr>
+              <w:t xml:space="preserve">irection </w:t>
+            </w:r>
+          </w:p>
+        </w:tc>
+        <w:tc>
+          <w:tcPr>
+            <w:tcW w:w="1549" w:type="dxa"/>
+          </w:tcPr>
+          <w:p>
+            <w:r>
+              <w:t>GPIO23</w:t>
+            </w:r>
+          </w:p>
+        </w:tc>
+      </w:tr>
+      <w:tr>
+        <w:trPr>
+          <w:jc w:val="center"/>
+        </w:trPr>
+        <w:tc>
+          <w:tcPr>
+            <w:tcW w:w="2074" w:type="dxa"/>
+          </w:tcPr>
+          <w:p>
+            <w:r>
+              <w:t>DIR Right</w:t>
+            </w:r>
+          </w:p>
+        </w:tc>
+        <w:tc>
+          <w:tcPr>
+            <w:tcW w:w="2599" w:type="dxa"/>
+          </w:tcPr>
+          <w:p>
+            <w:r>
+              <w:rPr>
+                <w:rFonts w:hint="eastAsia"/>
+              </w:rPr>
+              <w:t xml:space="preserve">Right motor </w:t>
+            </w:r>
+            <w:r>
+              <w:t>D</w:t>
+            </w:r>
+            <w:r>
+              <w:rPr>
+                <w:rFonts w:hint="eastAsia"/>
+              </w:rPr>
+              <w:t>irection</w:t>
+            </w:r>
+          </w:p>
+        </w:tc>
+        <w:tc>
+          <w:tcPr>
+            <w:tcW w:w="1549" w:type="dxa"/>
+          </w:tcPr>
+          <w:p>
+            <w:r>
+              <w:t>GPIO24</w:t>
+            </w:r>
+          </w:p>
+        </w:tc>
+      </w:tr>
+      <w:tr>
+        <w:trPr>
+          <w:jc w:val="center"/>
+        </w:trPr>
+        <w:tc>
+          <w:tcPr>
+            <w:tcW w:w="2074" w:type="dxa"/>
+          </w:tcPr>
+          <w:p>
+            <w:r>
+              <w:t>DIR Left</w:t>
+            </w:r>
+            <w:r>
+              <w:rPr>
+                <w:rFonts w:hint="eastAsia"/>
+              </w:rPr>
+              <w:t xml:space="preserve"> 2</w:t>
+            </w:r>
+          </w:p>
+        </w:tc>
+        <w:tc>
+          <w:tcPr>
+            <w:tcW w:w="2599" w:type="dxa"/>
           </w:tcPr>
           <w:p>
             <w:pPr>
@@ -164,7 +512,47 @@
               <w:rPr>
                 <w:rFonts w:hint="eastAsia"/>
               </w:rPr>
-              <w:t xml:space="preserve">Name </w:t>
+              <w:t xml:space="preserve">Left motor </w:t>
+            </w:r>
+            <w:r>
+              <w:t>D</w:t>
+            </w:r>
+            <w:r>
+              <w:rPr>
+                <w:rFonts w:hint="eastAsia"/>
+              </w:rPr>
+              <w:t xml:space="preserve">irection </w:t>
+            </w:r>
+          </w:p>
+        </w:tc>
+        <w:tc>
+          <w:tcPr>
+            <w:tcW w:w="1549" w:type="dxa"/>
+          </w:tcPr>
+          <w:p>
+            <w:r>
+              <w:t>GPIO27</w:t>
+            </w:r>
+          </w:p>
+        </w:tc>
+      </w:tr>
+      <w:tr>
+        <w:trPr>
+          <w:jc w:val="center"/>
+        </w:trPr>
+        <w:tc>
+          <w:tcPr>
+            <w:tcW w:w="2074" w:type="dxa"/>
+          </w:tcPr>
+          <w:p>
+            <w:r>
+              <w:t>DIR Right</w:t>
+            </w:r>
+            <w:r>
+              <w:rPr>
+                <w:rFonts w:hint="eastAsia"/>
+              </w:rPr>
+              <w:t xml:space="preserve"> 2</w:t>
             </w:r>
           </w:p>
         </w:tc>
@@ -179,331 +567,10 @@
               </w:rPr>
             </w:pPr>
             <w:r>
-              <w:t>F</w:t>
-            </w:r>
-            <w:r>
               <w:rPr>
                 <w:rFonts w:hint="eastAsia"/>
               </w:rPr>
-              <w:t>unctionality</w:t>
-            </w:r>
-          </w:p>
-        </w:tc>
-        <w:tc>
-          <w:tcPr>
-            <w:tcW w:w="1549" w:type="dxa"/>
-          </w:tcPr>
-          <w:p>
-            <w:pPr>
-              <w:rPr>
-                <w:rFonts w:hint="eastAsia"/>
-              </w:rPr>
-            </w:pPr>
-            <w:r>
-              <w:rPr>
-                <w:rFonts w:hint="eastAsia"/>
-              </w:rPr>
-              <w:t>Pin</w:t>
-            </w:r>
-          </w:p>
-        </w:tc>
-      </w:tr>
-      <w:tr>
-        <w:tc>
-          <w:tcPr>
-            <w:tcW w:w="2074" w:type="dxa"/>
-          </w:tcPr>
-          <w:p>
-            <w:r>
-              <w:t>I2C SDA</w:t>
-            </w:r>
-          </w:p>
-        </w:tc>
-        <w:tc>
-          <w:tcPr>
-            <w:tcW w:w="2599" w:type="dxa"/>
-          </w:tcPr>
-          <w:p>
-            <w:pPr>
-              <w:rPr>
-                <w:rFonts w:hint="eastAsia"/>
-              </w:rPr>
-            </w:pPr>
-            <w:r>
-              <w:rPr>
-                <w:rFonts w:hint="eastAsia"/>
-              </w:rPr>
-              <w:t>IMU</w:t>
-            </w:r>
-          </w:p>
-        </w:tc>
-        <w:tc>
-          <w:tcPr>
-            <w:tcW w:w="1549" w:type="dxa"/>
-          </w:tcPr>
-          <w:p>
-            <w:r>
-              <w:t>GPIO2</w:t>
-            </w:r>
-          </w:p>
-        </w:tc>
-      </w:tr>
-      <w:tr>
-        <w:tc>
-          <w:tcPr>
-            <w:tcW w:w="2074" w:type="dxa"/>
-          </w:tcPr>
-          <w:p>
-            <w:r>
-              <w:t>I2C SCL</w:t>
-            </w:r>
-          </w:p>
-        </w:tc>
-        <w:tc>
-          <w:tcPr>
-            <w:tcW w:w="2599" w:type="dxa"/>
-          </w:tcPr>
-          <w:p>
-            <w:pPr>
-              <w:rPr>
-                <w:rFonts w:hint="eastAsia"/>
-              </w:rPr>
-            </w:pPr>
-            <w:r>
-              <w:rPr>
-                <w:rFonts w:hint="eastAsia"/>
-              </w:rPr>
-              <w:t>IMU</w:t>
-            </w:r>
-          </w:p>
-        </w:tc>
-        <w:tc>
-          <w:tcPr>
-            <w:tcW w:w="1549" w:type="dxa"/>
-          </w:tcPr>
-          <w:p>
-            <w:r>
-              <w:t>GPIO3</w:t>
-            </w:r>
-          </w:p>
-        </w:tc>
-      </w:tr>
-      <w:tr>
-        <w:tc>
-          <w:tcPr>
-            <w:tcW w:w="2074" w:type="dxa"/>
-          </w:tcPr>
-          <w:p>
-            <w:r>
-              <w:t xml:space="preserve">DRDY   </w:t>
-            </w:r>
-          </w:p>
-        </w:tc>
-        <w:tc>
-          <w:tcPr>
-            <w:tcW w:w="2599" w:type="dxa"/>
-          </w:tcPr>
-          <w:p>
-            <w:pPr>
-              <w:rPr>
-                <w:rFonts w:hint="eastAsia"/>
-              </w:rPr>
-            </w:pPr>
-            <w:r>
-              <w:rPr>
-                <w:rFonts w:hint="eastAsia"/>
-              </w:rPr>
-              <w:t>IMU ready pin</w:t>
-            </w:r>
-          </w:p>
-        </w:tc>
-        <w:tc>
-          <w:tcPr>
-            <w:tcW w:w="1549" w:type="dxa"/>
-          </w:tcPr>
-          <w:p>
-            <w:r>
-              <w:t>GPIO17</w:t>
-            </w:r>
-          </w:p>
-        </w:tc>
-      </w:tr>
-      <w:tr>
-        <w:tc>
-          <w:tcPr>
-            <w:tcW w:w="2074" w:type="dxa"/>
-          </w:tcPr>
-          <w:p>
-            <w:r>
-              <w:t>PWM Left</w:t>
-            </w:r>
-          </w:p>
-        </w:tc>
-        <w:tc>
-          <w:tcPr>
-            <w:tcW w:w="2599" w:type="dxa"/>
-          </w:tcPr>
-          <w:p>
-            <w:pPr>
-              <w:rPr>
-                <w:rFonts w:hint="eastAsia"/>
-              </w:rPr>
-            </w:pPr>
-            <w:r>
-              <w:t>L</w:t>
-            </w:r>
-            <w:r>
-              <w:rPr>
-                <w:rFonts w:hint="eastAsia"/>
-              </w:rPr>
-              <w:t xml:space="preserve">eft motor </w:t>
-            </w:r>
-            <w:proofErr w:type="spellStart"/>
-            <w:r>
-              <w:rPr>
-                <w:rFonts w:hint="eastAsia"/>
-              </w:rPr>
-              <w:t>pwm</w:t>
-            </w:r>
-            <w:proofErr w:type="spellEnd"/>
-          </w:p>
-        </w:tc>
-        <w:tc>
-          <w:tcPr>
-            <w:tcW w:w="1549" w:type="dxa"/>
-          </w:tcPr>
-          <w:p>
-            <w:r>
-              <w:t>GPIO18</w:t>
-            </w:r>
-          </w:p>
-        </w:tc>
-      </w:tr>
-      <w:tr>
-        <w:tc>
-          <w:tcPr>
-            <w:tcW w:w="2074" w:type="dxa"/>
-          </w:tcPr>
-          <w:p>
-            <w:r>
-              <w:t>PWM Right</w:t>
-            </w:r>
-          </w:p>
-        </w:tc>
-        <w:tc>
-          <w:tcPr>
-            <w:tcW w:w="2599" w:type="dxa"/>
-          </w:tcPr>
-          <w:p>
-            <w:r>
-              <w:rPr>
-                <w:rFonts w:hint="eastAsia"/>
-              </w:rPr>
-              <w:t xml:space="preserve">Right </w:t>
-            </w:r>
-            <w:r>
-              <w:rPr>
-                <w:rFonts w:hint="eastAsia"/>
-              </w:rPr>
-              <w:t xml:space="preserve">motor </w:t>
-            </w:r>
-            <w:proofErr w:type="spellStart"/>
-            <w:r>
-              <w:rPr>
-                <w:rFonts w:hint="eastAsia"/>
-              </w:rPr>
-              <w:t>pwm</w:t>
-            </w:r>
-            <w:proofErr w:type="spellEnd"/>
-          </w:p>
-        </w:tc>
-        <w:tc>
-          <w:tcPr>
-            <w:tcW w:w="1549" w:type="dxa"/>
-          </w:tcPr>
-          <w:p>
-            <w:r>
-              <w:t>GPIO19</w:t>
-            </w:r>
-          </w:p>
-        </w:tc>
-      </w:tr>
-      <w:tr>
-        <w:tc>
-          <w:tcPr>
-            <w:tcW w:w="2074" w:type="dxa"/>
-          </w:tcPr>
-          <w:p>
-            <w:r>
-              <w:t>DIR Left</w:t>
-            </w:r>
-          </w:p>
-        </w:tc>
-        <w:tc>
-          <w:tcPr>
-            <w:tcW w:w="2599" w:type="dxa"/>
-          </w:tcPr>
-          <w:p>
-            <w:pPr>
-              <w:rPr>
-                <w:rFonts w:hint="eastAsia"/>
-              </w:rPr>
-            </w:pPr>
-            <w:r>
-              <w:rPr>
-                <w:rFonts w:hint="eastAsia"/>
-              </w:rPr>
-              <w:t xml:space="preserve">Left motor </w:t>
-            </w:r>
-            <w:r>
-              <w:t>D</w:t>
-            </w:r>
-            <w:r>
-              <w:rPr>
-                <w:rFonts w:hint="eastAsia"/>
-              </w:rPr>
-              <w:t xml:space="preserve">irection </w:t>
-            </w:r>
-          </w:p>
-        </w:tc>
-        <w:tc>
-          <w:tcPr>
-            <w:tcW w:w="1549" w:type="dxa"/>
-          </w:tcPr>
-          <w:p>
-            <w:r>
-              <w:t>GPIO23</w:t>
-            </w:r>
-          </w:p>
-        </w:tc>
-      </w:tr>
-      <w:tr>
-        <w:tc>
-          <w:tcPr>
-            <w:tcW w:w="2074" w:type="dxa"/>
-          </w:tcPr>
-          <w:p>
-            <w:r>
-              <w:t>DIR Right</w:t>
-            </w:r>
-          </w:p>
-        </w:tc>
-        <w:tc>
-          <w:tcPr>
-            <w:tcW w:w="2599" w:type="dxa"/>
-          </w:tcPr>
-          <w:p>
-            <w:r>
-              <w:rPr>
-                <w:rFonts w:hint="eastAsia"/>
-              </w:rPr>
-              <w:t>Right</w:t>
-            </w:r>
-            <w:r>
-              <w:rPr>
-                <w:rFonts w:hint="eastAsia"/>
-              </w:rPr>
-              <w:t xml:space="preserve"> motor </w:t>
+              <w:t xml:space="preserve">Right motor </w:t>
             </w:r>
             <w:r>
               <w:t>D</w:t>
@@ -522,12 +589,15 @@
           </w:tcPr>
           <w:p>
             <w:r>
-              <w:t>GPIO24</w:t>
+              <w:t>GPIO22</w:t>
             </w:r>
           </w:p>
         </w:tc>
       </w:tr>
       <w:tr>
+        <w:trPr>
+          <w:jc w:val="center"/>
+        </w:trPr>
         <w:tc>
           <w:tcPr>
             <w:tcW w:w="2074" w:type="dxa"/>
@@ -556,6 +626,9 @@
         </w:tc>
       </w:tr>
       <w:tr>
+        <w:trPr>
+          <w:jc w:val="center"/>
+        </w:trPr>
         <w:tc>
           <w:tcPr>
             <w:tcW w:w="2074" w:type="dxa"/>
@@ -571,11 +644,6 @@
             <w:tcW w:w="2599" w:type="dxa"/>
           </w:tcPr>
           <w:p>
-            <w:pPr>
-              <w:rPr>
-                <w:rFonts w:hint="eastAsia"/>
-              </w:rPr>
-            </w:pPr>
             <w:r>
               <w:rPr>
                 <w:rFonts w:hint="eastAsia"/>
@@ -596,16 +664,14 @@
         </w:tc>
       </w:tr>
       <w:tr>
+        <w:trPr>
+          <w:jc w:val="center"/>
+        </w:trPr>
         <w:tc>
           <w:tcPr>
             <w:tcW w:w="2074" w:type="dxa"/>
           </w:tcPr>
           <w:p>
-            <w:pPr>
-              <w:rPr>
-                <w:rFonts w:hint="eastAsia"/>
-              </w:rPr>
-            </w:pPr>
             <w:r>
               <w:lastRenderedPageBreak/>
               <w:t xml:space="preserve">Left ENC </w:t>
@@ -627,13 +693,45 @@
               <w:rPr>
                 <w:rFonts w:hint="eastAsia"/>
               </w:rPr>
-              <w:t xml:space="preserve">Left motor encoder </w:t>
-            </w:r>
+              <w:t>Left motor encoder B</w:t>
+            </w:r>
+          </w:p>
+        </w:tc>
+        <w:tc>
+          <w:tcPr>
+            <w:tcW w:w="1549" w:type="dxa"/>
+          </w:tcPr>
+          <w:p>
+            <w:r>
+              <w:t>GPIO6</w:t>
+            </w:r>
+          </w:p>
+        </w:tc>
+      </w:tr>
+      <w:tr>
+        <w:trPr>
+          <w:jc w:val="center"/>
+        </w:trPr>
+        <w:tc>
+          <w:tcPr>
+            <w:tcW w:w="2074" w:type="dxa"/>
+          </w:tcPr>
+          <w:p>
+            <w:r>
+              <w:t>Right ENC A</w:t>
+            </w:r>
+          </w:p>
+        </w:tc>
+        <w:tc>
+          <w:tcPr>
+            <w:tcW w:w="2599" w:type="dxa"/>
+          </w:tcPr>
+          <w:p>
             <w:r>
               <w:rPr>
                 <w:rFonts w:hint="eastAsia"/>
               </w:rPr>
-              <w:t>B</w:t>
+              <w:t>Right motor encoder A</w:t>
             </w:r>
           </w:p>
         </w:tc>
@@ -643,94 +741,35 @@
           </w:tcPr>
           <w:p>
             <w:r>
-              <w:t>GPIO6</w:t>
+              <w:t>GPIO13</w:t>
             </w:r>
           </w:p>
         </w:tc>
       </w:tr>
       <w:tr>
+        <w:trPr>
+          <w:jc w:val="center"/>
+        </w:trPr>
         <w:tc>
           <w:tcPr>
             <w:tcW w:w="2074" w:type="dxa"/>
           </w:tcPr>
           <w:p>
-            <w:pPr>
+            <w:r>
+              <w:t>Right ENC B</w:t>
+            </w:r>
+          </w:p>
+        </w:tc>
+        <w:tc>
+          <w:tcPr>
+            <w:tcW w:w="2599" w:type="dxa"/>
+          </w:tcPr>
+          <w:p>
+            <w:r>
               <w:rPr>
                 <w:rFonts w:hint="eastAsia"/>
               </w:rPr>
-            </w:pPr>
-            <w:r>
-              <w:t>Right ENC A</w:t>
-            </w:r>
-          </w:p>
-        </w:tc>
-        <w:tc>
-          <w:tcPr>
-            <w:tcW w:w="2599" w:type="dxa"/>
-          </w:tcPr>
-          <w:p>
-            <w:pPr>
-              <w:rPr>
-                <w:rFonts w:hint="eastAsia"/>
-              </w:rPr>
-            </w:pPr>
-            <w:r>
-              <w:rPr>
-                <w:rFonts w:hint="eastAsia"/>
-              </w:rPr>
-              <w:t xml:space="preserve">Right </w:t>
-            </w:r>
-            <w:r>
-              <w:rPr>
-                <w:rFonts w:hint="eastAsia"/>
-              </w:rPr>
-              <w:t>motor encoder A</w:t>
-            </w:r>
-          </w:p>
-        </w:tc>
-        <w:tc>
-          <w:tcPr>
-            <w:tcW w:w="1549" w:type="dxa"/>
-          </w:tcPr>
-          <w:p>
-            <w:pPr>
-              <w:rPr>
-                <w:rFonts w:hint="eastAsia"/>
-              </w:rPr>
-            </w:pPr>
-            <w:r>
-              <w:t>GPIO13</w:t>
-            </w:r>
-          </w:p>
-        </w:tc>
-      </w:tr>
-      <w:tr>
-        <w:tc>
-          <w:tcPr>
-            <w:tcW w:w="2074" w:type="dxa"/>
-          </w:tcPr>
-          <w:p>
-            <w:r>
-              <w:t>Right ENC B</w:t>
-            </w:r>
-          </w:p>
-        </w:tc>
-        <w:tc>
-          <w:tcPr>
-            <w:tcW w:w="2599" w:type="dxa"/>
-          </w:tcPr>
-          <w:p>
-            <w:r>
-              <w:rPr>
-                <w:rFonts w:hint="eastAsia"/>
-              </w:rPr>
-              <w:t xml:space="preserve">Right motor encoder </w:t>
-            </w:r>
-            <w:r>
-              <w:rPr>
-                <w:rFonts w:hint="eastAsia"/>
-              </w:rPr>
-              <w:t>B</w:t>
+              <w:t>Right motor encoder B</w:t>
             </w:r>
           </w:p>
         </w:tc>
@@ -749,7 +788,7 @@
     <w:p/>
     <w:p>
       <w:pPr>
-        <w:pStyle w:val="2"/>
+        <w:pStyle w:val="1"/>
       </w:pPr>
       <w:r>
         <w:rPr>
@@ -813,29 +852,12 @@
     <w:p>
       <w:pPr>
         <w:pStyle w:val="af3"/>
-        <w:rPr>
-          <w:rFonts w:hint="eastAsia"/>
-        </w:rPr>
-      </w:pPr>
-      <w:r>
-        <w:rPr>
-          <w:rFonts w:hint="eastAsia"/>
-        </w:rPr>
-        <w:t xml:space="preserve">Encoder task: Reading the </w:t>
-      </w:r>
-      <w:proofErr w:type="spellStart"/>
-      <w:r>
-        <w:rPr>
-          <w:rFonts w:hint="eastAsia"/>
-        </w:rPr>
-        <w:t>gpio</w:t>
-      </w:r>
-      <w:proofErr w:type="spellEnd"/>
-      <w:r>
-        <w:rPr>
-          <w:rFonts w:hint="eastAsia"/>
-        </w:rPr>
-        <w:t xml:space="preserve"> state of A and B phase. Calculate the </w:t>
+      </w:pPr>
+      <w:r>
+        <w:rPr>
+          <w:rFonts w:hint="eastAsia"/>
+        </w:rPr>
+        <w:t xml:space="preserve">Encoder task: Reading the gpio state of A and B phase. Calculate the </w:t>
       </w:r>
       <w:r>
         <w:t>angular</w:t>
@@ -850,16 +872,10 @@
     <w:p>
       <w:pPr>
         <w:pStyle w:val="1"/>
-        <w:rPr>
-          <w:sz w:val="40"/>
-          <w:szCs w:val="40"/>
-        </w:rPr>
-      </w:pPr>
-      <w:r>
-        <w:rPr>
-          <w:rFonts w:hint="eastAsia"/>
-          <w:sz w:val="40"/>
-          <w:szCs w:val="40"/>
+      </w:pPr>
+      <w:r>
+        <w:rPr>
+          <w:rFonts w:hint="eastAsia"/>
         </w:rPr>
         <w:t>Task dispatch</w:t>
       </w:r>
@@ -889,23 +905,77 @@
     <w:p>
       <w:pPr>
         <w:pStyle w:val="af3"/>
-        <w:rPr>
-          <w:rFonts w:hint="eastAsia"/>
-        </w:rPr>
       </w:pPr>
       <w:r>
         <w:rPr>
           <w:rFonts w:hint="eastAsia"/>
         </w:rPr>
         <w:t>Encoder task is in cpu2.</w:t>
+      </w:r>
+    </w:p>
+    <w:p/>
+    <w:p>
+      <w:pPr>
+        <w:pStyle w:val="1"/>
+      </w:pPr>
+      <w:r>
+        <w:rPr>
+          <w:rFonts w:hint="eastAsia"/>
+        </w:rPr>
+        <w:t>Task flow chart</w:t>
       </w:r>
     </w:p>
     <w:p>
       <w:pPr>
-        <w:rPr>
-          <w:rFonts w:hint="eastAsia"/>
-        </w:rPr>
-      </w:pPr>
+        <w:pStyle w:val="2"/>
+      </w:pPr>
+      <w:r>
+        <w:rPr>
+          <w:rFonts w:hint="eastAsia"/>
+        </w:rPr>
+        <w:t>Rt control</w:t>
+      </w:r>
+    </w:p>
+    <w:p>
+      <w:pPr>
+        <w:pStyle w:val="2"/>
+      </w:pPr>
+      <w:r>
+        <w:rPr>
+          <w:rFonts w:hint="eastAsia"/>
+        </w:rPr>
+        <w:t>Encoder</w:t>
+      </w:r>
+    </w:p>
+    <w:p>
+      <w:pPr>
+        <w:pStyle w:val="2"/>
+      </w:pPr>
+      <w:r>
+        <w:rPr>
+          <w:rFonts w:hint="eastAsia"/>
+        </w:rPr>
+        <w:t>IMU</w:t>
+      </w:r>
+    </w:p>
+    <w:p>
+      <w:pPr>
+        <w:pStyle w:val="1"/>
+      </w:pPr>
+      <w:r>
+        <w:rPr>
+          <w:rFonts w:hint="eastAsia"/>
+        </w:rPr>
+        <w:t>Design specification</w:t>
+      </w:r>
+    </w:p>
+    <w:p>
+      <w:r>
+        <w:rPr>
+          <w:rFonts w:hint="eastAsia"/>
+        </w:rPr>
+        <w:t>The control loop period is 200 Hz.</w:t>
+      </w:r>
     </w:p>
     <w:sectPr>
       <w:pgSz w:w="11906" w:h="16838"/>
@@ -1692,7 +1762,6 @@
   <w:style w:type="character" w:default="1" w:styleId="a0">
     <w:name w:val="Default Paragraph Font"/>
     <w:uiPriority w:val="1"/>
-    <w:semiHidden/>
     <w:unhideWhenUsed/>
   </w:style>
   <w:style w:type="table" w:default="1" w:styleId="a1">
@@ -2113,6 +2182,19 @@
     <w:basedOn w:val="af4"/>
     <w:link w:val="11"/>
     <w:rsid w:val="00E376EF"/>
+  </w:style>
+  <w:style w:type="paragraph" w:styleId="af5">
+    <w:name w:val="caption"/>
+    <w:basedOn w:val="a"/>
+    <w:next w:val="a"/>
+    <w:uiPriority w:val="35"/>
+    <w:unhideWhenUsed/>
+    <w:qFormat/>
+    <w:rsid w:val="003271A8"/>
+    <w:rPr>
+      <w:sz w:val="20"/>
+      <w:szCs w:val="20"/>
+    </w:rPr>
   </w:style>
 </w:styles>
 </file>

--- a/software document.docx
+++ b/software document.docx
@@ -503,11 +503,6 @@
             <w:tcW w:w="2599" w:type="dxa"/>
           </w:tcPr>
           <w:p>
-            <w:pPr>
-              <w:rPr>
-                <w:rFonts w:hint="eastAsia"/>
-              </w:rPr>
-            </w:pPr>
             <w:r>
               <w:rPr>
                 <w:rFonts w:hint="eastAsia"/>
@@ -561,11 +556,6 @@
             <w:tcW w:w="2599" w:type="dxa"/>
           </w:tcPr>
           <w:p>
-            <w:pPr>
-              <w:rPr>
-                <w:rFonts w:hint="eastAsia"/>
-              </w:rPr>
-            </w:pPr>
             <w:r>
               <w:rPr>
                 <w:rFonts w:hint="eastAsia"/>
@@ -852,11 +842,14 @@
     <w:p>
       <w:pPr>
         <w:pStyle w:val="af3"/>
-      </w:pPr>
-      <w:r>
         <w:rPr>
           <w:rFonts w:hint="eastAsia"/>
         </w:rPr>
+      </w:pPr>
+      <w:r>
+        <w:rPr>
+          <w:rFonts w:hint="eastAsia"/>
+        </w:rPr>
         <w:t xml:space="preserve">Encoder task: Reading the gpio state of A and B phase. Calculate the </w:t>
       </w:r>
       <w:r>
@@ -883,37 +876,573 @@
     <w:p>
       <w:pPr>
         <w:pStyle w:val="af3"/>
-      </w:pPr>
-      <w:r>
+        <w:rPr>
+          <w:b/>
+          <w:bCs/>
+        </w:rPr>
+      </w:pPr>
+      <w:r>
+        <w:rPr>
+          <w:b/>
+          <w:bCs/>
+        </w:rPr>
+        <w:t>Task Dispatch Design</w:t>
+      </w:r>
+    </w:p>
+    <w:p>
+      <w:pPr>
+        <w:pStyle w:val="af3"/>
+      </w:pPr>
+      <w:r>
+        <w:t>To improve timing stability and system robustness, tasks are distributed across multiple CPU cores instead of running in a single-threaded model.</w:t>
+      </w:r>
+    </w:p>
+    <w:p>
+      <w:pPr>
+        <w:pStyle w:val="af3"/>
+      </w:pPr>
+      <w:r>
+        <w:pict w14:anchorId="37FD1F17">
+          <v:rect id="_x0000_i1100" style="width:0;height:1.5pt" o:hralign="center" o:hrstd="t" o:hr="t" fillcolor="#a0a0a0" stroked="f"/>
+        </w:pict>
+      </w:r>
+    </w:p>
+    <w:p>
+      <w:pPr>
+        <w:pStyle w:val="af3"/>
+        <w:rPr>
+          <w:b/>
+          <w:bCs/>
+        </w:rPr>
+      </w:pPr>
+      <w:r>
+        <w:rPr>
+          <w:b/>
+          <w:bCs/>
+        </w:rPr>
+        <w:t>Problem with Single-Thread Design</w:t>
+      </w:r>
+    </w:p>
+    <w:p>
+      <w:pPr>
+        <w:pStyle w:val="af3"/>
+      </w:pPr>
+      <w:r>
+        <w:t>In a single-threaded system, sensor data acquisition (e.g., IMU, encoder) may introduce blocking due to I/O latency or unexpected delays.</w:t>
+      </w:r>
+    </w:p>
+    <w:p>
+      <w:pPr>
+        <w:pStyle w:val="af3"/>
+      </w:pPr>
+      <w:r>
+        <w:t>This leads to several issues:</w:t>
+      </w:r>
+    </w:p>
+    <w:p>
+      <w:pPr>
+        <w:pStyle w:val="af3"/>
+        <w:numPr>
+          <w:ilvl w:val="0"/>
+          <w:numId w:val="5"/>
+        </w:numPr>
+      </w:pPr>
+      <w:r>
+        <w:t xml:space="preserve">Inability to read multiple sensor data concurrently </w:t>
+      </w:r>
+    </w:p>
+    <w:p>
+      <w:pPr>
+        <w:pStyle w:val="af3"/>
+        <w:numPr>
+          <w:ilvl w:val="0"/>
+          <w:numId w:val="5"/>
+        </w:numPr>
+      </w:pPr>
+      <w:r>
+        <w:t xml:space="preserve">Sensor delays can block the control loop execution </w:t>
+      </w:r>
+    </w:p>
+    <w:p>
+      <w:pPr>
+        <w:pStyle w:val="af3"/>
+        <w:numPr>
+          <w:ilvl w:val="0"/>
+          <w:numId w:val="5"/>
+        </w:numPr>
+      </w:pPr>
+      <w:r>
+        <w:t xml:space="preserve">Difficult to handle sensor failures without affecting control logic </w:t>
+      </w:r>
+    </w:p>
+    <w:p>
+      <w:pPr>
+        <w:pStyle w:val="af3"/>
+      </w:pPr>
+      <w:r>
+        <w:t>As a result, the control system becomes less stable and harder to maintain.</w:t>
+      </w:r>
+    </w:p>
+    <w:p>
+      <w:pPr>
+        <w:pStyle w:val="af3"/>
+      </w:pPr>
+      <w:r>
+        <w:pict w14:anchorId="049E7B1E">
+          <v:rect id="_x0000_i1101" style="width:0;height:1.5pt" o:hralign="center" o:hrstd="t" o:hr="t" fillcolor="#a0a0a0" stroked="f"/>
+        </w:pict>
+      </w:r>
+    </w:p>
+    <w:p>
+      <w:pPr>
+        <w:pStyle w:val="af3"/>
+        <w:rPr>
+          <w:b/>
+          <w:bCs/>
+        </w:rPr>
+      </w:pPr>
+      <w:r>
+        <w:rPr>
+          <w:b/>
+          <w:bCs/>
+        </w:rPr>
+        <w:t>Multi-Core Task Dispatch Strategy</w:t>
+      </w:r>
+    </w:p>
+    <w:p>
+      <w:pPr>
+        <w:pStyle w:val="af3"/>
+      </w:pPr>
+      <w:r>
+        <w:t>To address these issues, the system is divided into three independent tasks:</w:t>
+      </w:r>
+    </w:p>
+    <w:p>
+      <w:pPr>
+        <w:pStyle w:val="af3"/>
+        <w:numPr>
+          <w:ilvl w:val="0"/>
+          <w:numId w:val="6"/>
+        </w:numPr>
+      </w:pPr>
+      <w:r>
+        <w:rPr>
+          <w:b/>
+          <w:bCs/>
+        </w:rPr>
+        <w:t>RT Control Task (CPU1)</w:t>
+      </w:r>
+      <w:r>
+        <w:t xml:space="preserve"> </w:t>
+      </w:r>
+    </w:p>
+    <w:p>
+      <w:pPr>
+        <w:pStyle w:val="af3"/>
+        <w:numPr>
+          <w:ilvl w:val="1"/>
+          <w:numId w:val="6"/>
+        </w:numPr>
+      </w:pPr>
+      <w:r>
+        <w:t xml:space="preserve">Runs at a fixed frequency (e.g., 200 Hz) </w:t>
+      </w:r>
+    </w:p>
+    <w:p>
+      <w:pPr>
+        <w:pStyle w:val="af3"/>
+        <w:numPr>
+          <w:ilvl w:val="1"/>
+          <w:numId w:val="6"/>
+        </w:numPr>
+      </w:pPr>
+      <w:r>
+        <w:t xml:space="preserve">Responsible for control computation and motor output </w:t>
+      </w:r>
+    </w:p>
+    <w:p>
+      <w:pPr>
+        <w:pStyle w:val="af3"/>
+        <w:numPr>
+          <w:ilvl w:val="0"/>
+          <w:numId w:val="6"/>
+        </w:numPr>
+      </w:pPr>
+      <w:r>
+        <w:rPr>
+          <w:b/>
+          <w:bCs/>
+        </w:rPr>
+        <w:t>IMU Task (CPU2)</w:t>
+      </w:r>
+      <w:r>
+        <w:t xml:space="preserve"> </w:t>
+      </w:r>
+    </w:p>
+    <w:p>
+      <w:pPr>
+        <w:pStyle w:val="af3"/>
+        <w:numPr>
+          <w:ilvl w:val="1"/>
+          <w:numId w:val="6"/>
+        </w:numPr>
+      </w:pPr>
+      <w:r>
+        <w:t xml:space="preserve">Reads IMU data via I2C </w:t>
+      </w:r>
+    </w:p>
+    <w:p>
+      <w:pPr>
+        <w:pStyle w:val="af3"/>
+        <w:numPr>
+          <w:ilvl w:val="1"/>
+          <w:numId w:val="6"/>
+        </w:numPr>
+      </w:pPr>
+      <w:r>
+        <w:t xml:space="preserve">Runs independently to avoid blocking the control loop </w:t>
+      </w:r>
+    </w:p>
+    <w:p>
+      <w:pPr>
+        <w:pStyle w:val="af3"/>
+        <w:numPr>
+          <w:ilvl w:val="0"/>
+          <w:numId w:val="6"/>
+        </w:numPr>
+      </w:pPr>
+      <w:r>
+        <w:rPr>
+          <w:b/>
+          <w:bCs/>
+        </w:rPr>
+        <w:t>Encoder Task (CPU3)</w:t>
+      </w:r>
+      <w:r>
+        <w:t xml:space="preserve"> </w:t>
+      </w:r>
+    </w:p>
+    <w:p>
+      <w:pPr>
+        <w:pStyle w:val="af3"/>
+        <w:numPr>
+          <w:ilvl w:val="1"/>
+          <w:numId w:val="6"/>
+        </w:numPr>
+      </w:pPr>
+      <w:r>
+        <w:lastRenderedPageBreak/>
+        <w:t xml:space="preserve">Handles encoder interrupts and velocity estimation </w:t>
+      </w:r>
+    </w:p>
+    <w:p>
+      <w:pPr>
+        <w:pStyle w:val="af3"/>
+        <w:numPr>
+          <w:ilvl w:val="1"/>
+          <w:numId w:val="6"/>
+        </w:numPr>
+      </w:pPr>
+      <w:r>
+        <w:t xml:space="preserve">Isolated to reduce timing interference caused by interrupts </w:t>
+      </w:r>
+    </w:p>
+    <w:p>
+      <w:pPr>
+        <w:pStyle w:val="af3"/>
+      </w:pPr>
+      <w:r>
+        <w:pict w14:anchorId="4EE5E57F">
+          <v:rect id="_x0000_i1102" style="width:0;height:1.5pt" o:hralign="center" o:hrstd="t" o:hr="t" fillcolor="#a0a0a0" stroked="f"/>
+        </w:pict>
+      </w:r>
+    </w:p>
+    <w:p>
+      <w:pPr>
+        <w:pStyle w:val="af3"/>
+        <w:rPr>
+          <w:b/>
+          <w:bCs/>
+        </w:rPr>
+      </w:pPr>
+      <w:r>
+        <w:rPr>
+          <w:b/>
+          <w:bCs/>
+        </w:rPr>
+        <w:t>Design Rationale</w:t>
+      </w:r>
+    </w:p>
+    <w:p>
+      <w:pPr>
+        <w:pStyle w:val="af3"/>
+      </w:pPr>
+      <w:r>
+        <w:t>This design focuses on isolating blocking and non-deterministic behavior from the real-time control path.</w:t>
+      </w:r>
+    </w:p>
+    <w:p>
+      <w:pPr>
+        <w:pStyle w:val="af3"/>
+        <w:rPr>
+          <w:b/>
+          <w:bCs/>
+        </w:rPr>
+      </w:pPr>
+      <w:r>
+        <w:rPr>
+          <w:b/>
+          <w:bCs/>
+        </w:rPr>
+        <w:t>1. Parallel Data Acquisition</w:t>
+      </w:r>
+    </w:p>
+    <w:p>
+      <w:pPr>
+        <w:pStyle w:val="af3"/>
+      </w:pPr>
+      <w:r>
+        <w:t>Sensor data can be acquired independently, reducing the impact of blocking operations and improving data availability.</w:t>
+      </w:r>
+    </w:p>
+    <w:p>
+      <w:pPr>
+        <w:pStyle w:val="af3"/>
+        <w:rPr>
+          <w:b/>
+          <w:bCs/>
+        </w:rPr>
+      </w:pPr>
+      <w:r>
+        <w:rPr>
+          <w:b/>
+          <w:bCs/>
+        </w:rPr>
+        <w:t>2. Real-Time Isolation</w:t>
+      </w:r>
+    </w:p>
+    <w:p>
+      <w:pPr>
+        <w:pStyle w:val="af3"/>
+      </w:pPr>
+      <w:r>
+        <w:t>The control loop runs on a dedicated CPU core, minimizing interference from sensor tasks or interrupts.</w:t>
+      </w:r>
+      <w:r>
+        <w:br/>
+        <w:t>If a sensor behaves abnormally, the control loop can still continue running and respond immediately.</w:t>
+      </w:r>
+    </w:p>
+    <w:p>
+      <w:pPr>
+        <w:pStyle w:val="af3"/>
+        <w:rPr>
+          <w:b/>
+          <w:bCs/>
+        </w:rPr>
+      </w:pPr>
+      <w:r>
+        <w:rPr>
+          <w:b/>
+          <w:bCs/>
+        </w:rPr>
+        <w:t>3. Fault Isolation</w:t>
+      </w:r>
+    </w:p>
+    <w:p>
+      <w:pPr>
+        <w:pStyle w:val="af3"/>
+      </w:pPr>
+      <w:r>
+        <w:t>Sensor failures are contained within their own tasks and do not directly affect the control logic, improving system robustness and safety.</w:t>
+      </w:r>
+    </w:p>
+    <w:p>
+      <w:pPr>
+        <w:pStyle w:val="af3"/>
+      </w:pPr>
+      <w:r>
+        <w:pict w14:anchorId="64A20A6F">
+          <v:rect id="_x0000_i1103" style="width:0;height:1.5pt" o:hralign="center" o:hrstd="t" o:hr="t" fillcolor="#a0a0a0" stroked="f"/>
+        </w:pict>
+      </w:r>
+    </w:p>
+    <w:p>
+      <w:pPr>
+        <w:pStyle w:val="af3"/>
+        <w:rPr>
+          <w:b/>
+          <w:bCs/>
+        </w:rPr>
+      </w:pPr>
+      <w:r>
+        <w:rPr>
+          <w:b/>
+          <w:bCs/>
+        </w:rPr>
+        <w:t>Trade-offs</w:t>
+      </w:r>
+    </w:p>
+    <w:p>
+      <w:pPr>
+        <w:pStyle w:val="af3"/>
+      </w:pPr>
+      <w:r>
+        <w:t>This design introduces:</w:t>
+      </w:r>
+    </w:p>
+    <w:p>
+      <w:pPr>
+        <w:pStyle w:val="af3"/>
+        <w:numPr>
+          <w:ilvl w:val="0"/>
+          <w:numId w:val="7"/>
+        </w:numPr>
+      </w:pPr>
+      <w:r>
+        <w:t xml:space="preserve">Inter-thread communication overhead </w:t>
+      </w:r>
+    </w:p>
+    <w:p>
+      <w:pPr>
+        <w:pStyle w:val="af3"/>
+        <w:numPr>
+          <w:ilvl w:val="0"/>
+          <w:numId w:val="7"/>
+        </w:numPr>
+      </w:pPr>
+      <w:r>
+        <w:t xml:space="preserve">Increased system complexity </w:t>
+      </w:r>
+    </w:p>
+    <w:p>
+      <w:pPr>
+        <w:pStyle w:val="af3"/>
+        <w:numPr>
+          <w:ilvl w:val="0"/>
+          <w:numId w:val="7"/>
+        </w:numPr>
+      </w:pPr>
+      <w:r>
+        <w:t xml:space="preserve">Potential scheduling and synchronization overhead </w:t>
+      </w:r>
+    </w:p>
+    <w:p>
+      <w:pPr>
+        <w:pStyle w:val="af3"/>
+      </w:pPr>
+      <w:r>
+        <w:t>Additionally, multi-threading may introduce more timing variability globally.</w:t>
+      </w:r>
+      <w:r>
+        <w:br/>
+        <w:t>However, this design ensures that such variability does not directly affect the real-time control loop.</w:t>
+      </w:r>
+    </w:p>
+    <w:p>
+      <w:pPr>
+        <w:pStyle w:val="af3"/>
+      </w:pPr>
+      <w:r>
+        <w:pict w14:anchorId="3777213C">
+          <v:rect id="_x0000_i1104" style="width:0;height:1.5pt" o:hralign="center" o:hrstd="t" o:hr="t" fillcolor="#a0a0a0" stroked="f"/>
+        </w:pict>
+      </w:r>
+    </w:p>
+    <w:p>
+      <w:pPr>
+        <w:pStyle w:val="af3"/>
+        <w:rPr>
+          <w:b/>
+          <w:bCs/>
+        </w:rPr>
+      </w:pPr>
+      <w:r>
+        <w:rPr>
+          <w:b/>
+          <w:bCs/>
+        </w:rPr>
+        <w:t>Conclusion</w:t>
+      </w:r>
+    </w:p>
+    <w:p>
+      <w:pPr>
+        <w:pStyle w:val="af3"/>
+      </w:pPr>
+      <w:r>
+        <w:t>The goal of this design is not to increase parallelism, but to isolate blocking and fault-prone operations from the real-time control path.</w:t>
+      </w:r>
+    </w:p>
+    <w:p>
+      <w:pPr>
+        <w:pStyle w:val="af3"/>
+      </w:pPr>
+      <w:r>
+        <w:t>By separating sensor tasks and control logic across CPU cores, the system achieves improved timing stability, better fault tolerance, and more robust control behavior.</w:t>
+      </w:r>
+    </w:p>
+    <w:p>
+      <w:pPr>
+        <w:pStyle w:val="af3"/>
+      </w:pPr>
+    </w:p>
+    <w:p>
+      <w:pPr>
         <w:rPr>
           <w:rFonts w:hint="eastAsia"/>
         </w:rPr>
-        <w:t>Rt control is in cpu0.</w:t>
-      </w:r>
-    </w:p>
-    <w:p>
-      <w:pPr>
-        <w:pStyle w:val="af3"/>
-      </w:pPr>
-      <w:r>
-        <w:rPr>
-          <w:rFonts w:hint="eastAsia"/>
-        </w:rPr>
-        <w:t>IMU task is in cpu1.</w:t>
-      </w:r>
-    </w:p>
-    <w:p>
-      <w:pPr>
-        <w:pStyle w:val="af3"/>
-      </w:pPr>
-      <w:r>
-        <w:rPr>
-          <w:rFonts w:hint="eastAsia"/>
-        </w:rPr>
-        <w:t>Encoder task is in cpu2.</w:t>
-      </w:r>
-    </w:p>
-    <w:p/>
+      </w:pPr>
+      <w:r>
+        <w:rPr>
+          <w:noProof/>
+        </w:rPr>
+        <w:lastRenderedPageBreak/>
+        <w:drawing>
+          <wp:inline distT="0" distB="0" distL="0" distR="0" wp14:anchorId="68B11E8A" wp14:editId="6F57C0CF">
+            <wp:extent cx="3724275" cy="1343025"/>
+            <wp:effectExtent l="0" t="0" r="9525" b="0"/>
+            <wp:docPr id="734481634" name="圖片 1" descr="一張含有 文字, 螢幕擷取畫面, 名片, Rectangle 的圖片&#10;&#10;自動產生的描述"/>
+            <wp:cNvGraphicFramePr>
+              <a:graphicFrameLocks xmlns:a="http://schemas.openxmlformats.org/drawingml/2006/main" noChangeAspect="1"/>
+            </wp:cNvGraphicFramePr>
+            <a:graphic xmlns:a="http://schemas.openxmlformats.org/drawingml/2006/main">
+              <a:graphicData uri="http://schemas.openxmlformats.org/drawingml/2006/picture">
+                <pic:pic xmlns:pic="http://schemas.openxmlformats.org/drawingml/2006/picture">
+                  <pic:nvPicPr>
+                    <pic:cNvPr id="734481634" name="圖片 1" descr="一張含有 文字, 螢幕擷取畫面, 名片, Rectangle 的圖片&#10;&#10;自動產生的描述"/>
+                    <pic:cNvPicPr/>
+                  </pic:nvPicPr>
+                  <pic:blipFill>
+                    <a:blip r:embed="rId8">
+                      <a:extLst>
+                        <a:ext uri="{28A0092B-C50C-407E-A947-70E740481C1C}">
+                          <a14:useLocalDpi xmlns:a14="http://schemas.microsoft.com/office/drawing/2010/main" val="0"/>
+                        </a:ext>
+                      </a:extLst>
+                    </a:blip>
+                    <a:stretch>
+                      <a:fillRect/>
+                    </a:stretch>
+                  </pic:blipFill>
+                  <pic:spPr>
+                    <a:xfrm>
+                      <a:off x="0" y="0"/>
+                      <a:ext cx="3724275" cy="1343025"/>
+                    </a:xfrm>
+                    <a:prstGeom prst="rect">
+                      <a:avLst/>
+                    </a:prstGeom>
+                  </pic:spPr>
+                </pic:pic>
+              </a:graphicData>
+            </a:graphic>
+          </wp:inline>
+        </w:drawing>
+      </w:r>
+      <w:r>
+        <w:br/>
+      </w:r>
+    </w:p>
     <w:p>
       <w:pPr>
         <w:pStyle w:val="1"/>
@@ -1040,6 +1569,304 @@
 <file path=word/numbering.xml><?xml version="1.0" encoding="utf-8"?>
 <w:numbering xmlns:wpc="http://schemas.microsoft.com/office/word/2010/wordprocessingCanvas" xmlns:cx="http://schemas.microsoft.com/office/drawing/2014/chartex" xmlns:cx1="http://schemas.microsoft.com/office/drawing/2015/9/8/chartex" xmlns:cx2="http://schemas.microsoft.com/office/drawing/2015/10/21/chartex" xmlns:cx3="http://schemas.microsoft.com/office/drawing/2016/5/9/chartex" xmlns:cx4="http://schemas.microsoft.com/office/drawing/2016/5/10/chartex" xmlns:cx5="http://schemas.microsoft.com/office/drawing/2016/5/11/chartex" xmlns:cx6="http://schemas.microsoft.com/office/drawing/2016/5/12/chartex" xmlns:cx7="http://schemas.microsoft.com/office/drawing/2016/5/13/chartex" xmlns:cx8="http://schemas.microsoft.com/office/drawing/2016/5/14/chartex" xmlns:mc="http://schemas.openxmlformats.org/markup-compatibility/2006" xmlns:aink="http://schemas.microsoft.com/office/drawing/2016/ink" xmlns:am3d="http://schemas.microsoft.com/office/drawing/2017/model3d" xmlns:o="urn:schemas-microsoft-com:office:office" xmlns:oel="http://schemas.microsoft.com/office/2019/extlst" xmlns:r="http://schemas.openxmlformats.org/officeDocument/2006/relationships" xmlns:m="http://schemas.openxmlformats.org/officeDocument/2006/math" xmlns:v="urn:schemas-microsoft-com:vml" xmlns:wp14="http://schemas.microsoft.com/office/word/2010/wordprocessingDrawing" xmlns:wp="http://schemas.openxmlformats.org/drawingml/2006/wordprocessingDrawing" xmlns:w10="urn:schemas-microsoft-com:office:word" xmlns:w="http://schemas.openxmlformats.org/wordprocessingml/2006/main" xmlns:w14="http://schemas.microsoft.com/office/word/2010/wordml" xmlns:w15="http://schemas.microsoft.com/office/word/2012/wordml" xmlns:w16cex="http://schemas.microsoft.com/office/word/2018/wordml/cex" xmlns:w16cid="http://schemas.microsoft.com/office/word/2016/wordml/cid" xmlns:w16="http://schemas.microsoft.com/office/word/2018/wordml" xmlns:w16du="http://schemas.microsoft.com/office/word/2023/wordml/word16du" xmlns:w16sdtdh="http://schemas.microsoft.com/office/word/2020/wordml/sdtdatahash" xmlns:w16se="http://schemas.microsoft.com/office/word/2015/wordml/symex" xmlns:wpg="http://schemas.microsoft.com/office/word/2010/wordprocessingGroup" xmlns:wpi="http://schemas.microsoft.com/office/word/2010/wordprocessingInk" xmlns:wne="http://schemas.microsoft.com/office/word/2006/wordml" xmlns:wps="http://schemas.microsoft.com/office/word/2010/wordprocessingShape" mc:Ignorable="w14 w15 w16se w16cid w16 w16cex w16sdtdh w16du wp14">
   <w:abstractNum w:abstractNumId="0" w15:restartNumberingAfterBreak="0">
+    <w:nsid w:val="021A5C88"/>
+    <w:multiLevelType w:val="multilevel"/>
+    <w:tmpl w:val="1682F61C"/>
+    <w:lvl w:ilvl="0">
+      <w:start w:val="1"/>
+      <w:numFmt w:val="bullet"/>
+      <w:lvlText w:val=""/>
+      <w:lvlJc w:val="left"/>
+      <w:pPr>
+        <w:tabs>
+          <w:tab w:val="num" w:pos="720"/>
+        </w:tabs>
+        <w:ind w:left="720" w:hanging="360"/>
+      </w:pPr>
+      <w:rPr>
+        <w:rFonts w:ascii="Symbol" w:hAnsi="Symbol" w:hint="default"/>
+        <w:sz w:val="20"/>
+      </w:rPr>
+    </w:lvl>
+    <w:lvl w:ilvl="1" w:tentative="1">
+      <w:start w:val="1"/>
+      <w:numFmt w:val="bullet"/>
+      <w:lvlText w:val="o"/>
+      <w:lvlJc w:val="left"/>
+      <w:pPr>
+        <w:tabs>
+          <w:tab w:val="num" w:pos="1440"/>
+        </w:tabs>
+        <w:ind w:left="1440" w:hanging="360"/>
+      </w:pPr>
+      <w:rPr>
+        <w:rFonts w:ascii="Courier New" w:hAnsi="Courier New" w:hint="default"/>
+        <w:sz w:val="20"/>
+      </w:rPr>
+    </w:lvl>
+    <w:lvl w:ilvl="2" w:tentative="1">
+      <w:start w:val="1"/>
+      <w:numFmt w:val="bullet"/>
+      <w:lvlText w:val=""/>
+      <w:lvlJc w:val="left"/>
+      <w:pPr>
+        <w:tabs>
+          <w:tab w:val="num" w:pos="2160"/>
+        </w:tabs>
+        <w:ind w:left="2160" w:hanging="360"/>
+      </w:pPr>
+      <w:rPr>
+        <w:rFonts w:ascii="Wingdings" w:hAnsi="Wingdings" w:hint="default"/>
+        <w:sz w:val="20"/>
+      </w:rPr>
+    </w:lvl>
+    <w:lvl w:ilvl="3" w:tentative="1">
+      <w:start w:val="1"/>
+      <w:numFmt w:val="bullet"/>
+      <w:lvlText w:val=""/>
+      <w:lvlJc w:val="left"/>
+      <w:pPr>
+        <w:tabs>
+          <w:tab w:val="num" w:pos="2880"/>
+        </w:tabs>
+        <w:ind w:left="2880" w:hanging="360"/>
+      </w:pPr>
+      <w:rPr>
+        <w:rFonts w:ascii="Wingdings" w:hAnsi="Wingdings" w:hint="default"/>
+        <w:sz w:val="20"/>
+      </w:rPr>
+    </w:lvl>
+    <w:lvl w:ilvl="4" w:tentative="1">
+      <w:start w:val="1"/>
+      <w:numFmt w:val="bullet"/>
+      <w:lvlText w:val=""/>
+      <w:lvlJc w:val="left"/>
+      <w:pPr>
+        <w:tabs>
+          <w:tab w:val="num" w:pos="3600"/>
+        </w:tabs>
+        <w:ind w:left="3600" w:hanging="360"/>
+      </w:pPr>
+      <w:rPr>
+        <w:rFonts w:ascii="Wingdings" w:hAnsi="Wingdings" w:hint="default"/>
+        <w:sz w:val="20"/>
+      </w:rPr>
+    </w:lvl>
+    <w:lvl w:ilvl="5" w:tentative="1">
+      <w:start w:val="1"/>
+      <w:numFmt w:val="bullet"/>
+      <w:lvlText w:val=""/>
+      <w:lvlJc w:val="left"/>
+      <w:pPr>
+        <w:tabs>
+          <w:tab w:val="num" w:pos="4320"/>
+        </w:tabs>
+        <w:ind w:left="4320" w:hanging="360"/>
+      </w:pPr>
+      <w:rPr>
+        <w:rFonts w:ascii="Wingdings" w:hAnsi="Wingdings" w:hint="default"/>
+        <w:sz w:val="20"/>
+      </w:rPr>
+    </w:lvl>
+    <w:lvl w:ilvl="6" w:tentative="1">
+      <w:start w:val="1"/>
+      <w:numFmt w:val="bullet"/>
+      <w:lvlText w:val=""/>
+      <w:lvlJc w:val="left"/>
+      <w:pPr>
+        <w:tabs>
+          <w:tab w:val="num" w:pos="5040"/>
+        </w:tabs>
+        <w:ind w:left="5040" w:hanging="360"/>
+      </w:pPr>
+      <w:rPr>
+        <w:rFonts w:ascii="Wingdings" w:hAnsi="Wingdings" w:hint="default"/>
+        <w:sz w:val="20"/>
+      </w:rPr>
+    </w:lvl>
+    <w:lvl w:ilvl="7" w:tentative="1">
+      <w:start w:val="1"/>
+      <w:numFmt w:val="bullet"/>
+      <w:lvlText w:val=""/>
+      <w:lvlJc w:val="left"/>
+      <w:pPr>
+        <w:tabs>
+          <w:tab w:val="num" w:pos="5760"/>
+        </w:tabs>
+        <w:ind w:left="5760" w:hanging="360"/>
+      </w:pPr>
+      <w:rPr>
+        <w:rFonts w:ascii="Wingdings" w:hAnsi="Wingdings" w:hint="default"/>
+        <w:sz w:val="20"/>
+      </w:rPr>
+    </w:lvl>
+    <w:lvl w:ilvl="8" w:tentative="1">
+      <w:start w:val="1"/>
+      <w:numFmt w:val="bullet"/>
+      <w:lvlText w:val=""/>
+      <w:lvlJc w:val="left"/>
+      <w:pPr>
+        <w:tabs>
+          <w:tab w:val="num" w:pos="6480"/>
+        </w:tabs>
+        <w:ind w:left="6480" w:hanging="360"/>
+      </w:pPr>
+      <w:rPr>
+        <w:rFonts w:ascii="Wingdings" w:hAnsi="Wingdings" w:hint="default"/>
+        <w:sz w:val="20"/>
+      </w:rPr>
+    </w:lvl>
+  </w:abstractNum>
+  <w:abstractNum w:abstractNumId="1" w15:restartNumberingAfterBreak="0">
+    <w:nsid w:val="19BA325E"/>
+    <w:multiLevelType w:val="multilevel"/>
+    <w:tmpl w:val="0B1EC58A"/>
+    <w:lvl w:ilvl="0">
+      <w:start w:val="1"/>
+      <w:numFmt w:val="bullet"/>
+      <w:lvlText w:val=""/>
+      <w:lvlJc w:val="left"/>
+      <w:pPr>
+        <w:tabs>
+          <w:tab w:val="num" w:pos="720"/>
+        </w:tabs>
+        <w:ind w:left="720" w:hanging="360"/>
+      </w:pPr>
+      <w:rPr>
+        <w:rFonts w:ascii="Symbol" w:hAnsi="Symbol" w:hint="default"/>
+        <w:sz w:val="20"/>
+      </w:rPr>
+    </w:lvl>
+    <w:lvl w:ilvl="1">
+      <w:start w:val="1"/>
+      <w:numFmt w:val="bullet"/>
+      <w:lvlText w:val="o"/>
+      <w:lvlJc w:val="left"/>
+      <w:pPr>
+        <w:tabs>
+          <w:tab w:val="num" w:pos="1440"/>
+        </w:tabs>
+        <w:ind w:left="1440" w:hanging="360"/>
+      </w:pPr>
+      <w:rPr>
+        <w:rFonts w:ascii="Courier New" w:hAnsi="Courier New" w:hint="default"/>
+        <w:sz w:val="20"/>
+      </w:rPr>
+    </w:lvl>
+    <w:lvl w:ilvl="2" w:tentative="1">
+      <w:start w:val="1"/>
+      <w:numFmt w:val="bullet"/>
+      <w:lvlText w:val=""/>
+      <w:lvlJc w:val="left"/>
+      <w:pPr>
+        <w:tabs>
+          <w:tab w:val="num" w:pos="2160"/>
+        </w:tabs>
+        <w:ind w:left="2160" w:hanging="360"/>
+      </w:pPr>
+      <w:rPr>
+        <w:rFonts w:ascii="Wingdings" w:hAnsi="Wingdings" w:hint="default"/>
+        <w:sz w:val="20"/>
+      </w:rPr>
+    </w:lvl>
+    <w:lvl w:ilvl="3" w:tentative="1">
+      <w:start w:val="1"/>
+      <w:numFmt w:val="bullet"/>
+      <w:lvlText w:val=""/>
+      <w:lvlJc w:val="left"/>
+      <w:pPr>
+        <w:tabs>
+          <w:tab w:val="num" w:pos="2880"/>
+        </w:tabs>
+        <w:ind w:left="2880" w:hanging="360"/>
+      </w:pPr>
+      <w:rPr>
+        <w:rFonts w:ascii="Wingdings" w:hAnsi="Wingdings" w:hint="default"/>
+        <w:sz w:val="20"/>
+      </w:rPr>
+    </w:lvl>
+    <w:lvl w:ilvl="4" w:tentative="1">
+      <w:start w:val="1"/>
+      <w:numFmt w:val="bullet"/>
+      <w:lvlText w:val=""/>
+      <w:lvlJc w:val="left"/>
+      <w:pPr>
+        <w:tabs>
+          <w:tab w:val="num" w:pos="3600"/>
+        </w:tabs>
+        <w:ind w:left="3600" w:hanging="360"/>
+      </w:pPr>
+      <w:rPr>
+        <w:rFonts w:ascii="Wingdings" w:hAnsi="Wingdings" w:hint="default"/>
+        <w:sz w:val="20"/>
+      </w:rPr>
+    </w:lvl>
+    <w:lvl w:ilvl="5" w:tentative="1">
+      <w:start w:val="1"/>
+      <w:numFmt w:val="bullet"/>
+      <w:lvlText w:val=""/>
+      <w:lvlJc w:val="left"/>
+      <w:pPr>
+        <w:tabs>
+          <w:tab w:val="num" w:pos="4320"/>
+        </w:tabs>
+        <w:ind w:left="4320" w:hanging="360"/>
+      </w:pPr>
+      <w:rPr>
+        <w:rFonts w:ascii="Wingdings" w:hAnsi="Wingdings" w:hint="default"/>
+        <w:sz w:val="20"/>
+      </w:rPr>
+    </w:lvl>
+    <w:lvl w:ilvl="6" w:tentative="1">
+      <w:start w:val="1"/>
+      <w:numFmt w:val="bullet"/>
+      <w:lvlText w:val=""/>
+      <w:lvlJc w:val="left"/>
+      <w:pPr>
+        <w:tabs>
+          <w:tab w:val="num" w:pos="5040"/>
+        </w:tabs>
+        <w:ind w:left="5040" w:hanging="360"/>
+      </w:pPr>
+      <w:rPr>
+        <w:rFonts w:ascii="Wingdings" w:hAnsi="Wingdings" w:hint="default"/>
+        <w:sz w:val="20"/>
+      </w:rPr>
+    </w:lvl>
+    <w:lvl w:ilvl="7" w:tentative="1">
+      <w:start w:val="1"/>
+      <w:numFmt w:val="bullet"/>
+      <w:lvlText w:val=""/>
+      <w:lvlJc w:val="left"/>
+      <w:pPr>
+        <w:tabs>
+          <w:tab w:val="num" w:pos="5760"/>
+        </w:tabs>
+        <w:ind w:left="5760" w:hanging="360"/>
+      </w:pPr>
+      <w:rPr>
+        <w:rFonts w:ascii="Wingdings" w:hAnsi="Wingdings" w:hint="default"/>
+        <w:sz w:val="20"/>
+      </w:rPr>
+    </w:lvl>
+    <w:lvl w:ilvl="8" w:tentative="1">
+      <w:start w:val="1"/>
+      <w:numFmt w:val="bullet"/>
+      <w:lvlText w:val=""/>
+      <w:lvlJc w:val="left"/>
+      <w:pPr>
+        <w:tabs>
+          <w:tab w:val="num" w:pos="6480"/>
+        </w:tabs>
+        <w:ind w:left="6480" w:hanging="360"/>
+      </w:pPr>
+      <w:rPr>
+        <w:rFonts w:ascii="Wingdings" w:hAnsi="Wingdings" w:hint="default"/>
+        <w:sz w:val="20"/>
+      </w:rPr>
+    </w:lvl>
+  </w:abstractNum>
+  <w:abstractNum w:abstractNumId="2" w15:restartNumberingAfterBreak="0">
     <w:nsid w:val="3B2956E1"/>
     <w:multiLevelType w:val="hybridMultilevel"/>
     <w:tmpl w:val="819A8538"/>
@@ -1152,7 +1979,621 @@
       </w:rPr>
     </w:lvl>
   </w:abstractNum>
+  <w:abstractNum w:abstractNumId="3" w15:restartNumberingAfterBreak="0">
+    <w:nsid w:val="42F27499"/>
+    <w:multiLevelType w:val="multilevel"/>
+    <w:tmpl w:val="E744D654"/>
+    <w:lvl w:ilvl="0">
+      <w:start w:val="1"/>
+      <w:numFmt w:val="bullet"/>
+      <w:lvlText w:val=""/>
+      <w:lvlJc w:val="left"/>
+      <w:pPr>
+        <w:tabs>
+          <w:tab w:val="num" w:pos="720"/>
+        </w:tabs>
+        <w:ind w:left="720" w:hanging="360"/>
+      </w:pPr>
+      <w:rPr>
+        <w:rFonts w:ascii="Symbol" w:hAnsi="Symbol" w:hint="default"/>
+        <w:sz w:val="20"/>
+      </w:rPr>
+    </w:lvl>
+    <w:lvl w:ilvl="1">
+      <w:start w:val="1"/>
+      <w:numFmt w:val="bullet"/>
+      <w:lvlText w:val="o"/>
+      <w:lvlJc w:val="left"/>
+      <w:pPr>
+        <w:tabs>
+          <w:tab w:val="num" w:pos="1440"/>
+        </w:tabs>
+        <w:ind w:left="1440" w:hanging="360"/>
+      </w:pPr>
+      <w:rPr>
+        <w:rFonts w:ascii="Courier New" w:hAnsi="Courier New" w:hint="default"/>
+        <w:sz w:val="20"/>
+      </w:rPr>
+    </w:lvl>
+    <w:lvl w:ilvl="2" w:tentative="1">
+      <w:start w:val="1"/>
+      <w:numFmt w:val="bullet"/>
+      <w:lvlText w:val=""/>
+      <w:lvlJc w:val="left"/>
+      <w:pPr>
+        <w:tabs>
+          <w:tab w:val="num" w:pos="2160"/>
+        </w:tabs>
+        <w:ind w:left="2160" w:hanging="360"/>
+      </w:pPr>
+      <w:rPr>
+        <w:rFonts w:ascii="Wingdings" w:hAnsi="Wingdings" w:hint="default"/>
+        <w:sz w:val="20"/>
+      </w:rPr>
+    </w:lvl>
+    <w:lvl w:ilvl="3" w:tentative="1">
+      <w:start w:val="1"/>
+      <w:numFmt w:val="bullet"/>
+      <w:lvlText w:val=""/>
+      <w:lvlJc w:val="left"/>
+      <w:pPr>
+        <w:tabs>
+          <w:tab w:val="num" w:pos="2880"/>
+        </w:tabs>
+        <w:ind w:left="2880" w:hanging="360"/>
+      </w:pPr>
+      <w:rPr>
+        <w:rFonts w:ascii="Wingdings" w:hAnsi="Wingdings" w:hint="default"/>
+        <w:sz w:val="20"/>
+      </w:rPr>
+    </w:lvl>
+    <w:lvl w:ilvl="4" w:tentative="1">
+      <w:start w:val="1"/>
+      <w:numFmt w:val="bullet"/>
+      <w:lvlText w:val=""/>
+      <w:lvlJc w:val="left"/>
+      <w:pPr>
+        <w:tabs>
+          <w:tab w:val="num" w:pos="3600"/>
+        </w:tabs>
+        <w:ind w:left="3600" w:hanging="360"/>
+      </w:pPr>
+      <w:rPr>
+        <w:rFonts w:ascii="Wingdings" w:hAnsi="Wingdings" w:hint="default"/>
+        <w:sz w:val="20"/>
+      </w:rPr>
+    </w:lvl>
+    <w:lvl w:ilvl="5" w:tentative="1">
+      <w:start w:val="1"/>
+      <w:numFmt w:val="bullet"/>
+      <w:lvlText w:val=""/>
+      <w:lvlJc w:val="left"/>
+      <w:pPr>
+        <w:tabs>
+          <w:tab w:val="num" w:pos="4320"/>
+        </w:tabs>
+        <w:ind w:left="4320" w:hanging="360"/>
+      </w:pPr>
+      <w:rPr>
+        <w:rFonts w:ascii="Wingdings" w:hAnsi="Wingdings" w:hint="default"/>
+        <w:sz w:val="20"/>
+      </w:rPr>
+    </w:lvl>
+    <w:lvl w:ilvl="6" w:tentative="1">
+      <w:start w:val="1"/>
+      <w:numFmt w:val="bullet"/>
+      <w:lvlText w:val=""/>
+      <w:lvlJc w:val="left"/>
+      <w:pPr>
+        <w:tabs>
+          <w:tab w:val="num" w:pos="5040"/>
+        </w:tabs>
+        <w:ind w:left="5040" w:hanging="360"/>
+      </w:pPr>
+      <w:rPr>
+        <w:rFonts w:ascii="Wingdings" w:hAnsi="Wingdings" w:hint="default"/>
+        <w:sz w:val="20"/>
+      </w:rPr>
+    </w:lvl>
+    <w:lvl w:ilvl="7" w:tentative="1">
+      <w:start w:val="1"/>
+      <w:numFmt w:val="bullet"/>
+      <w:lvlText w:val=""/>
+      <w:lvlJc w:val="left"/>
+      <w:pPr>
+        <w:tabs>
+          <w:tab w:val="num" w:pos="5760"/>
+        </w:tabs>
+        <w:ind w:left="5760" w:hanging="360"/>
+      </w:pPr>
+      <w:rPr>
+        <w:rFonts w:ascii="Wingdings" w:hAnsi="Wingdings" w:hint="default"/>
+        <w:sz w:val="20"/>
+      </w:rPr>
+    </w:lvl>
+    <w:lvl w:ilvl="8" w:tentative="1">
+      <w:start w:val="1"/>
+      <w:numFmt w:val="bullet"/>
+      <w:lvlText w:val=""/>
+      <w:lvlJc w:val="left"/>
+      <w:pPr>
+        <w:tabs>
+          <w:tab w:val="num" w:pos="6480"/>
+        </w:tabs>
+        <w:ind w:left="6480" w:hanging="360"/>
+      </w:pPr>
+      <w:rPr>
+        <w:rFonts w:ascii="Wingdings" w:hAnsi="Wingdings" w:hint="default"/>
+        <w:sz w:val="20"/>
+      </w:rPr>
+    </w:lvl>
+  </w:abstractNum>
+  <w:abstractNum w:abstractNumId="4" w15:restartNumberingAfterBreak="0">
+    <w:nsid w:val="57CF6980"/>
+    <w:multiLevelType w:val="multilevel"/>
+    <w:tmpl w:val="5FCEEF3C"/>
+    <w:lvl w:ilvl="0">
+      <w:start w:val="1"/>
+      <w:numFmt w:val="bullet"/>
+      <w:lvlText w:val=""/>
+      <w:lvlJc w:val="left"/>
+      <w:pPr>
+        <w:tabs>
+          <w:tab w:val="num" w:pos="720"/>
+        </w:tabs>
+        <w:ind w:left="720" w:hanging="360"/>
+      </w:pPr>
+      <w:rPr>
+        <w:rFonts w:ascii="Symbol" w:hAnsi="Symbol" w:hint="default"/>
+        <w:sz w:val="20"/>
+      </w:rPr>
+    </w:lvl>
+    <w:lvl w:ilvl="1" w:tentative="1">
+      <w:start w:val="1"/>
+      <w:numFmt w:val="bullet"/>
+      <w:lvlText w:val="o"/>
+      <w:lvlJc w:val="left"/>
+      <w:pPr>
+        <w:tabs>
+          <w:tab w:val="num" w:pos="1440"/>
+        </w:tabs>
+        <w:ind w:left="1440" w:hanging="360"/>
+      </w:pPr>
+      <w:rPr>
+        <w:rFonts w:ascii="Courier New" w:hAnsi="Courier New" w:hint="default"/>
+        <w:sz w:val="20"/>
+      </w:rPr>
+    </w:lvl>
+    <w:lvl w:ilvl="2" w:tentative="1">
+      <w:start w:val="1"/>
+      <w:numFmt w:val="bullet"/>
+      <w:lvlText w:val=""/>
+      <w:lvlJc w:val="left"/>
+      <w:pPr>
+        <w:tabs>
+          <w:tab w:val="num" w:pos="2160"/>
+        </w:tabs>
+        <w:ind w:left="2160" w:hanging="360"/>
+      </w:pPr>
+      <w:rPr>
+        <w:rFonts w:ascii="Wingdings" w:hAnsi="Wingdings" w:hint="default"/>
+        <w:sz w:val="20"/>
+      </w:rPr>
+    </w:lvl>
+    <w:lvl w:ilvl="3" w:tentative="1">
+      <w:start w:val="1"/>
+      <w:numFmt w:val="bullet"/>
+      <w:lvlText w:val=""/>
+      <w:lvlJc w:val="left"/>
+      <w:pPr>
+        <w:tabs>
+          <w:tab w:val="num" w:pos="2880"/>
+        </w:tabs>
+        <w:ind w:left="2880" w:hanging="360"/>
+      </w:pPr>
+      <w:rPr>
+        <w:rFonts w:ascii="Wingdings" w:hAnsi="Wingdings" w:hint="default"/>
+        <w:sz w:val="20"/>
+      </w:rPr>
+    </w:lvl>
+    <w:lvl w:ilvl="4" w:tentative="1">
+      <w:start w:val="1"/>
+      <w:numFmt w:val="bullet"/>
+      <w:lvlText w:val=""/>
+      <w:lvlJc w:val="left"/>
+      <w:pPr>
+        <w:tabs>
+          <w:tab w:val="num" w:pos="3600"/>
+        </w:tabs>
+        <w:ind w:left="3600" w:hanging="360"/>
+      </w:pPr>
+      <w:rPr>
+        <w:rFonts w:ascii="Wingdings" w:hAnsi="Wingdings" w:hint="default"/>
+        <w:sz w:val="20"/>
+      </w:rPr>
+    </w:lvl>
+    <w:lvl w:ilvl="5" w:tentative="1">
+      <w:start w:val="1"/>
+      <w:numFmt w:val="bullet"/>
+      <w:lvlText w:val=""/>
+      <w:lvlJc w:val="left"/>
+      <w:pPr>
+        <w:tabs>
+          <w:tab w:val="num" w:pos="4320"/>
+        </w:tabs>
+        <w:ind w:left="4320" w:hanging="360"/>
+      </w:pPr>
+      <w:rPr>
+        <w:rFonts w:ascii="Wingdings" w:hAnsi="Wingdings" w:hint="default"/>
+        <w:sz w:val="20"/>
+      </w:rPr>
+    </w:lvl>
+    <w:lvl w:ilvl="6" w:tentative="1">
+      <w:start w:val="1"/>
+      <w:numFmt w:val="bullet"/>
+      <w:lvlText w:val=""/>
+      <w:lvlJc w:val="left"/>
+      <w:pPr>
+        <w:tabs>
+          <w:tab w:val="num" w:pos="5040"/>
+        </w:tabs>
+        <w:ind w:left="5040" w:hanging="360"/>
+      </w:pPr>
+      <w:rPr>
+        <w:rFonts w:ascii="Wingdings" w:hAnsi="Wingdings" w:hint="default"/>
+        <w:sz w:val="20"/>
+      </w:rPr>
+    </w:lvl>
+    <w:lvl w:ilvl="7" w:tentative="1">
+      <w:start w:val="1"/>
+      <w:numFmt w:val="bullet"/>
+      <w:lvlText w:val=""/>
+      <w:lvlJc w:val="left"/>
+      <w:pPr>
+        <w:tabs>
+          <w:tab w:val="num" w:pos="5760"/>
+        </w:tabs>
+        <w:ind w:left="5760" w:hanging="360"/>
+      </w:pPr>
+      <w:rPr>
+        <w:rFonts w:ascii="Wingdings" w:hAnsi="Wingdings" w:hint="default"/>
+        <w:sz w:val="20"/>
+      </w:rPr>
+    </w:lvl>
+    <w:lvl w:ilvl="8" w:tentative="1">
+      <w:start w:val="1"/>
+      <w:numFmt w:val="bullet"/>
+      <w:lvlText w:val=""/>
+      <w:lvlJc w:val="left"/>
+      <w:pPr>
+        <w:tabs>
+          <w:tab w:val="num" w:pos="6480"/>
+        </w:tabs>
+        <w:ind w:left="6480" w:hanging="360"/>
+      </w:pPr>
+      <w:rPr>
+        <w:rFonts w:ascii="Wingdings" w:hAnsi="Wingdings" w:hint="default"/>
+        <w:sz w:val="20"/>
+      </w:rPr>
+    </w:lvl>
+  </w:abstractNum>
+  <w:abstractNum w:abstractNumId="5" w15:restartNumberingAfterBreak="0">
+    <w:nsid w:val="5DC47A33"/>
+    <w:multiLevelType w:val="multilevel"/>
+    <w:tmpl w:val="7736C202"/>
+    <w:lvl w:ilvl="0">
+      <w:start w:val="1"/>
+      <w:numFmt w:val="bullet"/>
+      <w:lvlText w:val=""/>
+      <w:lvlJc w:val="left"/>
+      <w:pPr>
+        <w:tabs>
+          <w:tab w:val="num" w:pos="720"/>
+        </w:tabs>
+        <w:ind w:left="720" w:hanging="360"/>
+      </w:pPr>
+      <w:rPr>
+        <w:rFonts w:ascii="Symbol" w:hAnsi="Symbol" w:hint="default"/>
+        <w:sz w:val="20"/>
+      </w:rPr>
+    </w:lvl>
+    <w:lvl w:ilvl="1" w:tentative="1">
+      <w:start w:val="1"/>
+      <w:numFmt w:val="bullet"/>
+      <w:lvlText w:val="o"/>
+      <w:lvlJc w:val="left"/>
+      <w:pPr>
+        <w:tabs>
+          <w:tab w:val="num" w:pos="1440"/>
+        </w:tabs>
+        <w:ind w:left="1440" w:hanging="360"/>
+      </w:pPr>
+      <w:rPr>
+        <w:rFonts w:ascii="Courier New" w:hAnsi="Courier New" w:hint="default"/>
+        <w:sz w:val="20"/>
+      </w:rPr>
+    </w:lvl>
+    <w:lvl w:ilvl="2" w:tentative="1">
+      <w:start w:val="1"/>
+      <w:numFmt w:val="bullet"/>
+      <w:lvlText w:val=""/>
+      <w:lvlJc w:val="left"/>
+      <w:pPr>
+        <w:tabs>
+          <w:tab w:val="num" w:pos="2160"/>
+        </w:tabs>
+        <w:ind w:left="2160" w:hanging="360"/>
+      </w:pPr>
+      <w:rPr>
+        <w:rFonts w:ascii="Wingdings" w:hAnsi="Wingdings" w:hint="default"/>
+        <w:sz w:val="20"/>
+      </w:rPr>
+    </w:lvl>
+    <w:lvl w:ilvl="3" w:tentative="1">
+      <w:start w:val="1"/>
+      <w:numFmt w:val="bullet"/>
+      <w:lvlText w:val=""/>
+      <w:lvlJc w:val="left"/>
+      <w:pPr>
+        <w:tabs>
+          <w:tab w:val="num" w:pos="2880"/>
+        </w:tabs>
+        <w:ind w:left="2880" w:hanging="360"/>
+      </w:pPr>
+      <w:rPr>
+        <w:rFonts w:ascii="Wingdings" w:hAnsi="Wingdings" w:hint="default"/>
+        <w:sz w:val="20"/>
+      </w:rPr>
+    </w:lvl>
+    <w:lvl w:ilvl="4" w:tentative="1">
+      <w:start w:val="1"/>
+      <w:numFmt w:val="bullet"/>
+      <w:lvlText w:val=""/>
+      <w:lvlJc w:val="left"/>
+      <w:pPr>
+        <w:tabs>
+          <w:tab w:val="num" w:pos="3600"/>
+        </w:tabs>
+        <w:ind w:left="3600" w:hanging="360"/>
+      </w:pPr>
+      <w:rPr>
+        <w:rFonts w:ascii="Wingdings" w:hAnsi="Wingdings" w:hint="default"/>
+        <w:sz w:val="20"/>
+      </w:rPr>
+    </w:lvl>
+    <w:lvl w:ilvl="5" w:tentative="1">
+      <w:start w:val="1"/>
+      <w:numFmt w:val="bullet"/>
+      <w:lvlText w:val=""/>
+      <w:lvlJc w:val="left"/>
+      <w:pPr>
+        <w:tabs>
+          <w:tab w:val="num" w:pos="4320"/>
+        </w:tabs>
+        <w:ind w:left="4320" w:hanging="360"/>
+      </w:pPr>
+      <w:rPr>
+        <w:rFonts w:ascii="Wingdings" w:hAnsi="Wingdings" w:hint="default"/>
+        <w:sz w:val="20"/>
+      </w:rPr>
+    </w:lvl>
+    <w:lvl w:ilvl="6" w:tentative="1">
+      <w:start w:val="1"/>
+      <w:numFmt w:val="bullet"/>
+      <w:lvlText w:val=""/>
+      <w:lvlJc w:val="left"/>
+      <w:pPr>
+        <w:tabs>
+          <w:tab w:val="num" w:pos="5040"/>
+        </w:tabs>
+        <w:ind w:left="5040" w:hanging="360"/>
+      </w:pPr>
+      <w:rPr>
+        <w:rFonts w:ascii="Wingdings" w:hAnsi="Wingdings" w:hint="default"/>
+        <w:sz w:val="20"/>
+      </w:rPr>
+    </w:lvl>
+    <w:lvl w:ilvl="7" w:tentative="1">
+      <w:start w:val="1"/>
+      <w:numFmt w:val="bullet"/>
+      <w:lvlText w:val=""/>
+      <w:lvlJc w:val="left"/>
+      <w:pPr>
+        <w:tabs>
+          <w:tab w:val="num" w:pos="5760"/>
+        </w:tabs>
+        <w:ind w:left="5760" w:hanging="360"/>
+      </w:pPr>
+      <w:rPr>
+        <w:rFonts w:ascii="Wingdings" w:hAnsi="Wingdings" w:hint="default"/>
+        <w:sz w:val="20"/>
+      </w:rPr>
+    </w:lvl>
+    <w:lvl w:ilvl="8" w:tentative="1">
+      <w:start w:val="1"/>
+      <w:numFmt w:val="bullet"/>
+      <w:lvlText w:val=""/>
+      <w:lvlJc w:val="left"/>
+      <w:pPr>
+        <w:tabs>
+          <w:tab w:val="num" w:pos="6480"/>
+        </w:tabs>
+        <w:ind w:left="6480" w:hanging="360"/>
+      </w:pPr>
+      <w:rPr>
+        <w:rFonts w:ascii="Wingdings" w:hAnsi="Wingdings" w:hint="default"/>
+        <w:sz w:val="20"/>
+      </w:rPr>
+    </w:lvl>
+  </w:abstractNum>
+  <w:abstractNum w:abstractNumId="6" w15:restartNumberingAfterBreak="0">
+    <w:nsid w:val="70345D90"/>
+    <w:multiLevelType w:val="multilevel"/>
+    <w:tmpl w:val="51F8EDEE"/>
+    <w:lvl w:ilvl="0">
+      <w:start w:val="1"/>
+      <w:numFmt w:val="bullet"/>
+      <w:lvlText w:val=""/>
+      <w:lvlJc w:val="left"/>
+      <w:pPr>
+        <w:tabs>
+          <w:tab w:val="num" w:pos="720"/>
+        </w:tabs>
+        <w:ind w:left="720" w:hanging="360"/>
+      </w:pPr>
+      <w:rPr>
+        <w:rFonts w:ascii="Symbol" w:hAnsi="Symbol" w:hint="default"/>
+        <w:sz w:val="20"/>
+      </w:rPr>
+    </w:lvl>
+    <w:lvl w:ilvl="1" w:tentative="1">
+      <w:start w:val="1"/>
+      <w:numFmt w:val="bullet"/>
+      <w:lvlText w:val="o"/>
+      <w:lvlJc w:val="left"/>
+      <w:pPr>
+        <w:tabs>
+          <w:tab w:val="num" w:pos="1440"/>
+        </w:tabs>
+        <w:ind w:left="1440" w:hanging="360"/>
+      </w:pPr>
+      <w:rPr>
+        <w:rFonts w:ascii="Courier New" w:hAnsi="Courier New" w:hint="default"/>
+        <w:sz w:val="20"/>
+      </w:rPr>
+    </w:lvl>
+    <w:lvl w:ilvl="2" w:tentative="1">
+      <w:start w:val="1"/>
+      <w:numFmt w:val="bullet"/>
+      <w:lvlText w:val=""/>
+      <w:lvlJc w:val="left"/>
+      <w:pPr>
+        <w:tabs>
+          <w:tab w:val="num" w:pos="2160"/>
+        </w:tabs>
+        <w:ind w:left="2160" w:hanging="360"/>
+      </w:pPr>
+      <w:rPr>
+        <w:rFonts w:ascii="Wingdings" w:hAnsi="Wingdings" w:hint="default"/>
+        <w:sz w:val="20"/>
+      </w:rPr>
+    </w:lvl>
+    <w:lvl w:ilvl="3" w:tentative="1">
+      <w:start w:val="1"/>
+      <w:numFmt w:val="bullet"/>
+      <w:lvlText w:val=""/>
+      <w:lvlJc w:val="left"/>
+      <w:pPr>
+        <w:tabs>
+          <w:tab w:val="num" w:pos="2880"/>
+        </w:tabs>
+        <w:ind w:left="2880" w:hanging="360"/>
+      </w:pPr>
+      <w:rPr>
+        <w:rFonts w:ascii="Wingdings" w:hAnsi="Wingdings" w:hint="default"/>
+        <w:sz w:val="20"/>
+      </w:rPr>
+    </w:lvl>
+    <w:lvl w:ilvl="4" w:tentative="1">
+      <w:start w:val="1"/>
+      <w:numFmt w:val="bullet"/>
+      <w:lvlText w:val=""/>
+      <w:lvlJc w:val="left"/>
+      <w:pPr>
+        <w:tabs>
+          <w:tab w:val="num" w:pos="3600"/>
+        </w:tabs>
+        <w:ind w:left="3600" w:hanging="360"/>
+      </w:pPr>
+      <w:rPr>
+        <w:rFonts w:ascii="Wingdings" w:hAnsi="Wingdings" w:hint="default"/>
+        <w:sz w:val="20"/>
+      </w:rPr>
+    </w:lvl>
+    <w:lvl w:ilvl="5" w:tentative="1">
+      <w:start w:val="1"/>
+      <w:numFmt w:val="bullet"/>
+      <w:lvlText w:val=""/>
+      <w:lvlJc w:val="left"/>
+      <w:pPr>
+        <w:tabs>
+          <w:tab w:val="num" w:pos="4320"/>
+        </w:tabs>
+        <w:ind w:left="4320" w:hanging="360"/>
+      </w:pPr>
+      <w:rPr>
+        <w:rFonts w:ascii="Wingdings" w:hAnsi="Wingdings" w:hint="default"/>
+        <w:sz w:val="20"/>
+      </w:rPr>
+    </w:lvl>
+    <w:lvl w:ilvl="6" w:tentative="1">
+      <w:start w:val="1"/>
+      <w:numFmt w:val="bullet"/>
+      <w:lvlText w:val=""/>
+      <w:lvlJc w:val="left"/>
+      <w:pPr>
+        <w:tabs>
+          <w:tab w:val="num" w:pos="5040"/>
+        </w:tabs>
+        <w:ind w:left="5040" w:hanging="360"/>
+      </w:pPr>
+      <w:rPr>
+        <w:rFonts w:ascii="Wingdings" w:hAnsi="Wingdings" w:hint="default"/>
+        <w:sz w:val="20"/>
+      </w:rPr>
+    </w:lvl>
+    <w:lvl w:ilvl="7" w:tentative="1">
+      <w:start w:val="1"/>
+      <w:numFmt w:val="bullet"/>
+      <w:lvlText w:val=""/>
+      <w:lvlJc w:val="left"/>
+      <w:pPr>
+        <w:tabs>
+          <w:tab w:val="num" w:pos="5760"/>
+        </w:tabs>
+        <w:ind w:left="5760" w:hanging="360"/>
+      </w:pPr>
+      <w:rPr>
+        <w:rFonts w:ascii="Wingdings" w:hAnsi="Wingdings" w:hint="default"/>
+        <w:sz w:val="20"/>
+      </w:rPr>
+    </w:lvl>
+    <w:lvl w:ilvl="8" w:tentative="1">
+      <w:start w:val="1"/>
+      <w:numFmt w:val="bullet"/>
+      <w:lvlText w:val=""/>
+      <w:lvlJc w:val="left"/>
+      <w:pPr>
+        <w:tabs>
+          <w:tab w:val="num" w:pos="6480"/>
+        </w:tabs>
+        <w:ind w:left="6480" w:hanging="360"/>
+      </w:pPr>
+      <w:rPr>
+        <w:rFonts w:ascii="Wingdings" w:hAnsi="Wingdings" w:hint="default"/>
+        <w:sz w:val="20"/>
+      </w:rPr>
+    </w:lvl>
+  </w:abstractNum>
   <w:num w:numId="1" w16cid:durableId="1856575613">
+    <w:abstractNumId w:val="2"/>
+  </w:num>
+  <w:num w:numId="2" w16cid:durableId="1101946886">
+    <w:abstractNumId w:val="4"/>
+  </w:num>
+  <w:num w:numId="3" w16cid:durableId="1884365254">
+    <w:abstractNumId w:val="1"/>
+  </w:num>
+  <w:num w:numId="4" w16cid:durableId="836192616">
+    <w:abstractNumId w:val="5"/>
+  </w:num>
+  <w:num w:numId="5" w16cid:durableId="855118049">
+    <w:abstractNumId w:val="6"/>
+  </w:num>
+  <w:num w:numId="6" w16cid:durableId="23331292">
+    <w:abstractNumId w:val="3"/>
+  </w:num>
+  <w:num w:numId="7" w16cid:durableId="497817859">
     <w:abstractNumId w:val="0"/>
   </w:num>
 </w:numbering>

--- a/software document.docx
+++ b/software document.docx
@@ -27,7 +27,21 @@
         <w:rPr>
           <w:rFonts w:hint="eastAsia"/>
         </w:rPr>
-        <w:t>his project is making self balancing robot. Here is all the design information for this project.</w:t>
+        <w:t xml:space="preserve">his project is making </w:t>
+      </w:r>
+      <w:proofErr w:type="spellStart"/>
+      <w:r>
+        <w:rPr>
+          <w:rFonts w:hint="eastAsia"/>
+        </w:rPr>
+        <w:t>self balancing</w:t>
+      </w:r>
+      <w:proofErr w:type="spellEnd"/>
+      <w:r>
+        <w:rPr>
+          <w:rFonts w:hint="eastAsia"/>
+        </w:rPr>
+        <w:t xml:space="preserve"> robot. Here is all the design information for this project.</w:t>
       </w:r>
     </w:p>
     <w:p>
@@ -331,8 +345,16 @@
               <w:rPr>
                 <w:rFonts w:hint="eastAsia"/>
               </w:rPr>
-              <w:t>eft motor pwm</w:t>
-            </w:r>
+              <w:t xml:space="preserve">eft motor </w:t>
+            </w:r>
+            <w:proofErr w:type="spellStart"/>
+            <w:r>
+              <w:rPr>
+                <w:rFonts w:hint="eastAsia"/>
+              </w:rPr>
+              <w:t>pwm</w:t>
+            </w:r>
+            <w:proofErr w:type="spellEnd"/>
           </w:p>
         </w:tc>
         <w:tc>
@@ -369,8 +391,16 @@
               <w:rPr>
                 <w:rFonts w:hint="eastAsia"/>
               </w:rPr>
-              <w:t>Right motor pwm</w:t>
-            </w:r>
+              <w:t xml:space="preserve">Right motor </w:t>
+            </w:r>
+            <w:proofErr w:type="spellStart"/>
+            <w:r>
+              <w:rPr>
+                <w:rFonts w:hint="eastAsia"/>
+              </w:rPr>
+              <w:t>pwm</w:t>
+            </w:r>
+            <w:proofErr w:type="spellEnd"/>
           </w:p>
         </w:tc>
         <w:tc>
@@ -842,15 +872,26 @@
     <w:p>
       <w:pPr>
         <w:pStyle w:val="af3"/>
+      </w:pPr>
+      <w:r>
         <w:rPr>
           <w:rFonts w:hint="eastAsia"/>
         </w:rPr>
-      </w:pPr>
+        <w:t xml:space="preserve">Encoder task: Reading the </w:t>
+      </w:r>
+      <w:proofErr w:type="spellStart"/>
       <w:r>
         <w:rPr>
           <w:rFonts w:hint="eastAsia"/>
         </w:rPr>
-        <w:t xml:space="preserve">Encoder task: Reading the gpio state of A and B phase. Calculate the </w:t>
+        <w:t>gpio</w:t>
+      </w:r>
+      <w:proofErr w:type="spellEnd"/>
+      <w:r>
+        <w:rPr>
+          <w:rFonts w:hint="eastAsia"/>
+        </w:rPr>
+        <w:t xml:space="preserve"> state of A and B phase. Calculate the </w:t>
       </w:r>
       <w:r>
         <w:t>angular</w:t>
@@ -903,7 +944,7 @@
       </w:pPr>
       <w:r>
         <w:pict w14:anchorId="37FD1F17">
-          <v:rect id="_x0000_i1100" style="width:0;height:1.5pt" o:hralign="center" o:hrstd="t" o:hr="t" fillcolor="#a0a0a0" stroked="f"/>
+          <v:rect id="_x0000_i1025" style="width:0;height:1.5pt" o:hralign="center" o:hrstd="t" o:hr="t" fillcolor="#a0a0a0" stroked="f"/>
         </w:pict>
       </w:r>
     </w:p>
@@ -989,7 +1030,7 @@
       </w:pPr>
       <w:r>
         <w:pict w14:anchorId="049E7B1E">
-          <v:rect id="_x0000_i1101" style="width:0;height:1.5pt" o:hralign="center" o:hrstd="t" o:hr="t" fillcolor="#a0a0a0" stroked="f"/>
+          <v:rect id="_x0000_i1026" style="width:0;height:1.5pt" o:hralign="center" o:hrstd="t" o:hr="t" fillcolor="#a0a0a0" stroked="f"/>
         </w:pict>
       </w:r>
     </w:p>
@@ -1153,7 +1194,7 @@
       </w:pPr>
       <w:r>
         <w:pict w14:anchorId="4EE5E57F">
-          <v:rect id="_x0000_i1102" style="width:0;height:1.5pt" o:hralign="center" o:hrstd="t" o:hr="t" fillcolor="#a0a0a0" stroked="f"/>
+          <v:rect id="_x0000_i1027" style="width:0;height:1.5pt" o:hralign="center" o:hrstd="t" o:hr="t" fillcolor="#a0a0a0" stroked="f"/>
         </w:pict>
       </w:r>
     </w:p>
@@ -1263,7 +1304,7 @@
       </w:pPr>
       <w:r>
         <w:pict w14:anchorId="64A20A6F">
-          <v:rect id="_x0000_i1103" style="width:0;height:1.5pt" o:hralign="center" o:hrstd="t" o:hr="t" fillcolor="#a0a0a0" stroked="f"/>
+          <v:rect id="_x0000_i1028" style="width:0;height:1.5pt" o:hralign="center" o:hrstd="t" o:hr="t" fillcolor="#a0a0a0" stroked="f"/>
         </w:pict>
       </w:r>
     </w:p>
@@ -1345,7 +1386,7 @@
       </w:pPr>
       <w:r>
         <w:pict w14:anchorId="3777213C">
-          <v:rect id="_x0000_i1104" style="width:0;height:1.5pt" o:hralign="center" o:hrstd="t" o:hr="t" fillcolor="#a0a0a0" stroked="f"/>
+          <v:rect id="_x0000_i1029" style="width:0;height:1.5pt" o:hralign="center" o:hrstd="t" o:hr="t" fillcolor="#a0a0a0" stroked="f"/>
         </w:pict>
       </w:r>
     </w:p>
@@ -1387,11 +1428,6 @@
       </w:pPr>
     </w:p>
     <w:p>
-      <w:pPr>
-        <w:rPr>
-          <w:rFonts w:hint="eastAsia"/>
-        </w:rPr>
-      </w:pPr>
       <w:r>
         <w:rPr>
           <w:noProof/>
@@ -1468,6 +1504,12 @@
     <w:p>
       <w:pPr>
         <w:pStyle w:val="2"/>
+        <w:rPr>
+          <w:rFonts w:asciiTheme="minorHAnsi" w:eastAsiaTheme="minorEastAsia" w:hAnsiTheme="minorHAnsi" w:cstheme="minorBidi"/>
+          <w:color w:val="auto"/>
+          <w:sz w:val="24"/>
+          <w:szCs w:val="24"/>
+        </w:rPr>
       </w:pPr>
       <w:r>
         <w:rPr>
@@ -1476,6 +1518,784 @@
         <w:t>Encoder</w:t>
       </w:r>
     </w:p>
+    <w:p>
+      <w:r>
+        <w:t xml:space="preserve">The motor used in this system is a </w:t>
+      </w:r>
+      <w:r>
+        <w:rPr>
+          <w:b/>
+          <w:bCs/>
+        </w:rPr>
+        <w:t>JGB37-520 with a 30:1 gearbox</w:t>
+      </w:r>
+      <w:r>
+        <w:t>.</w:t>
+      </w:r>
+      <w:r>
+        <w:br/>
+        <w:t xml:space="preserve">Its no-load output speed is </w:t>
+      </w:r>
+      <w:r>
+        <w:rPr>
+          <w:b/>
+          <w:bCs/>
+        </w:rPr>
+        <w:t>333 RPM</w:t>
+      </w:r>
+      <w:r>
+        <w:t>.</w:t>
+      </w:r>
+    </w:p>
+    <w:p>
+      <w:r>
+        <w:t xml:space="preserve">The encoder provides </w:t>
+      </w:r>
+      <w:r>
+        <w:rPr>
+          <w:b/>
+          <w:bCs/>
+        </w:rPr>
+        <w:t>11 pulses per motor-shaft revolution</w:t>
+      </w:r>
+      <w:r>
+        <w:t>.</w:t>
+      </w:r>
+      <w:r>
+        <w:br/>
+        <w:t xml:space="preserve">Using </w:t>
+      </w:r>
+      <w:r>
+        <w:rPr>
+          <w:b/>
+          <w:bCs/>
+        </w:rPr>
+        <w:t>quadrature decoding (x4)</w:t>
+      </w:r>
+      <w:r>
+        <w:t>, the effective resolution becomes:</w:t>
+      </w:r>
+    </w:p>
+    <w:p>
+      <w:r>
+        <w:t xml:space="preserve">11×4=4411 \times 4 = 4411×4=44 </w:t>
+      </w:r>
+    </w:p>
+    <w:p>
+      <w:r>
+        <w:t xml:space="preserve">Thus, the encoder generates </w:t>
+      </w:r>
+      <w:r>
+        <w:rPr>
+          <w:b/>
+          <w:bCs/>
+        </w:rPr>
+        <w:t>44 counts per motor-shaft revolution</w:t>
+      </w:r>
+      <w:r>
+        <w:t>.</w:t>
+      </w:r>
+    </w:p>
+    <w:p>
+      <w:r>
+        <w:t xml:space="preserve">With a </w:t>
+      </w:r>
+      <w:r>
+        <w:rPr>
+          <w:b/>
+          <w:bCs/>
+        </w:rPr>
+        <w:t>30:1 gearbox</w:t>
+      </w:r>
+      <w:r>
+        <w:t>, the output shaft resolution becomes:</w:t>
+      </w:r>
+    </w:p>
+    <w:p>
+      <w:r>
+        <w:t xml:space="preserve">44×30=132044 \times 30 = 132044×30=1320 </w:t>
+      </w:r>
+    </w:p>
+    <w:p>
+      <w:r>
+        <w:t xml:space="preserve">So the final encoder resolution is </w:t>
+      </w:r>
+      <w:r>
+        <w:rPr>
+          <w:b/>
+          <w:bCs/>
+        </w:rPr>
+        <w:t>1320 counts per output-shaft revolution</w:t>
+      </w:r>
+      <w:r>
+        <w:t>.</w:t>
+      </w:r>
+    </w:p>
+    <w:p>
+      <w:r>
+        <w:t xml:space="preserve">At the maximum output speed of </w:t>
+      </w:r>
+      <w:r>
+        <w:rPr>
+          <w:b/>
+          <w:bCs/>
+        </w:rPr>
+        <w:t>333 RPM</w:t>
+      </w:r>
+      <w:r>
+        <w:t>, the encoder event rate is:</w:t>
+      </w:r>
+    </w:p>
+    <w:p>
+      <w:r>
+        <w:t xml:space="preserve">333×1320/60=7326333 \times 1320 / 60 = 7326333×1320/60=7326 </w:t>
+      </w:r>
+    </w:p>
+    <w:p>
+      <w:r>
+        <w:t xml:space="preserve">Therefore, the maximum encoder event rate is approximately </w:t>
+      </w:r>
+      <w:r>
+        <w:rPr>
+          <w:b/>
+          <w:bCs/>
+        </w:rPr>
+        <w:t>7.3 kHz</w:t>
+      </w:r>
+      <w:r>
+        <w:t xml:space="preserve">, which corresponds to an average event interval of about </w:t>
+      </w:r>
+      <w:r>
+        <w:rPr>
+          <w:b/>
+          <w:bCs/>
+        </w:rPr>
+        <w:t>136 µs</w:t>
+      </w:r>
+      <w:r>
+        <w:t>.</w:t>
+      </w:r>
+    </w:p>
+    <w:p>
+      <w:r>
+        <w:t xml:space="preserve">There are two possible design choices for encoder processing: </w:t>
+      </w:r>
+      <w:r>
+        <w:rPr>
+          <w:b/>
+          <w:bCs/>
+        </w:rPr>
+        <w:t>polling</w:t>
+      </w:r>
+      <w:r>
+        <w:t xml:space="preserve"> and </w:t>
+      </w:r>
+      <w:r>
+        <w:rPr>
+          <w:b/>
+          <w:bCs/>
+        </w:rPr>
+        <w:t>interrupt-driven handling</w:t>
+      </w:r>
+      <w:r>
+        <w:t>.</w:t>
+      </w:r>
+    </w:p>
+    <w:p>
+      <w:r>
+        <w:lastRenderedPageBreak/>
+        <w:t>In a polling-based design, the encoder state is sampled periodically.</w:t>
+      </w:r>
+      <w:r>
+        <w:br/>
+        <w:t>This approach provides a fixed and predictable workload, since execution is time-driven rather than event-driven.</w:t>
+      </w:r>
+      <w:r>
+        <w:br/>
+        <w:t>However, the CPU must continue running the polling task even when no encoder transition occurs.</w:t>
+      </w:r>
+      <w:r>
+        <w:br/>
+        <w:t>In addition, to avoid missing transitions at high motor speed, the polling rate must be significantly higher than the encoder event rate, which increases CPU overhead.</w:t>
+      </w:r>
+    </w:p>
+    <w:p>
+      <w:r>
+        <w:t>In an interrupt-driven design, encoder transitions are handled only when events occur.</w:t>
+      </w:r>
+      <w:r>
+        <w:br/>
+        <w:t>This approach is more suitable for quadrature decoding because each transition can be captured immediately, reducing the risk of missed counts and improving measurement accuracy.</w:t>
+      </w:r>
+      <w:r>
+        <w:br/>
+        <w:t>The main drawback is that interrupts may preempt the real-time control thread and introduce jitter.</w:t>
+      </w:r>
+    </w:p>
+    <w:p>
+      <w:r>
+        <w:t>In this system, the platform provides four CPU cores.</w:t>
+      </w:r>
+      <w:r>
+        <w:br/>
+        <w:t>To reduce interference with the real-time control loop, the interrupt handling can be isolated to a different core from the RT thread.</w:t>
+      </w:r>
+      <w:r>
+        <w:br/>
+        <w:t>As a result, the impact of encoder interrupts on the control loop is minimized.</w:t>
+      </w:r>
+    </w:p>
+    <w:p>
+      <w:r>
+        <w:t xml:space="preserve">For this reason, the </w:t>
+      </w:r>
+      <w:r>
+        <w:rPr>
+          <w:b/>
+          <w:bCs/>
+        </w:rPr>
+        <w:t>interrupt-driven method</w:t>
+      </w:r>
+      <w:r>
+        <w:t xml:space="preserve"> is selected.</w:t>
+      </w:r>
+      <w:r>
+        <w:br/>
+        <w:t>It provides better event fidelity for high-rate quadrature encoder signals, while core isolation helps limit its impact on real-time control execution.</w:t>
+      </w:r>
+    </w:p>
+    <w:p/>
+    <w:p>
+      <w:r>
+        <w:t>D</w:t>
+      </w:r>
+      <w:r>
+        <w:rPr>
+          <w:rFonts w:hint="eastAsia"/>
+        </w:rPr>
+        <w:t>river de</w:t>
+      </w:r>
+      <w:r>
+        <w:rPr>
+          <w:rFonts w:hint="eastAsia"/>
+        </w:rPr>
+        <w:t>sign</w:t>
+      </w:r>
+    </w:p>
+    <w:p>
+      <w:r>
+        <w:t>The motor uses a two-phase quadrature encoder (A/B phase).</w:t>
+      </w:r>
+    </w:p>
+    <w:p>
+      <w:r>
+        <w:t>A software counter is used to accumulate encoder steps.</w:t>
+      </w:r>
+    </w:p>
+    <w:p>
+      <w:r>
+        <w:t>The decoder tracks the previous and current A/B states.</w:t>
+      </w:r>
+    </w:p>
+    <w:p>
+      <w:r>
+        <w:t>For each valid state transition, the counter is incremented or decremented depending on rotation direction.</w:t>
+      </w:r>
+    </w:p>
+    <w:p>
+      <w:r>
+        <w:lastRenderedPageBreak/>
+        <w:t>Invalid transitions are treated as errors or ignored.</w:t>
+      </w:r>
+    </w:p>
+    <w:tbl>
+      <w:tblPr>
+        <w:tblStyle w:val="af2"/>
+        <w:tblW w:w="0" w:type="auto"/>
+        <w:tblLook w:val="04A0" w:firstRow="1" w:lastRow="0" w:firstColumn="1" w:lastColumn="0" w:noHBand="0" w:noVBand="1"/>
+      </w:tblPr>
+      <w:tblGrid>
+        <w:gridCol w:w="1659"/>
+        <w:gridCol w:w="1659"/>
+        <w:gridCol w:w="1659"/>
+        <w:gridCol w:w="1659"/>
+        <w:gridCol w:w="1660"/>
+      </w:tblGrid>
+      <w:tr>
+        <w:tc>
+          <w:tcPr>
+            <w:tcW w:w="1659" w:type="dxa"/>
+          </w:tcPr>
+          <w:p>
+            <w:r>
+              <w:t>P</w:t>
+            </w:r>
+            <w:r>
+              <w:rPr>
+                <w:rFonts w:hint="eastAsia"/>
+              </w:rPr>
+              <w:t>rev</w:t>
+            </w:r>
+            <w:r>
+              <w:rPr>
+                <w:rFonts w:hint="eastAsia"/>
+              </w:rPr>
+              <w:t xml:space="preserve"> </w:t>
+            </w:r>
+            <w:r>
+              <w:rPr>
+                <w:rFonts w:hint="eastAsia"/>
+              </w:rPr>
+              <w:t xml:space="preserve">\ </w:t>
+            </w:r>
+            <w:proofErr w:type="spellStart"/>
+            <w:r>
+              <w:rPr>
+                <w:rFonts w:hint="eastAsia"/>
+              </w:rPr>
+              <w:t>curr</w:t>
+            </w:r>
+            <w:proofErr w:type="spellEnd"/>
+          </w:p>
+        </w:tc>
+        <w:tc>
+          <w:tcPr>
+            <w:tcW w:w="1659" w:type="dxa"/>
+          </w:tcPr>
+          <w:p>
+            <w:r>
+              <w:rPr>
+                <w:rFonts w:hint="eastAsia"/>
+              </w:rPr>
+              <w:t>00</w:t>
+            </w:r>
+          </w:p>
+        </w:tc>
+        <w:tc>
+          <w:tcPr>
+            <w:tcW w:w="1659" w:type="dxa"/>
+          </w:tcPr>
+          <w:p>
+            <w:r>
+              <w:rPr>
+                <w:rFonts w:hint="eastAsia"/>
+              </w:rPr>
+              <w:t xml:space="preserve">01 </w:t>
+            </w:r>
+          </w:p>
+        </w:tc>
+        <w:tc>
+          <w:tcPr>
+            <w:tcW w:w="1659" w:type="dxa"/>
+          </w:tcPr>
+          <w:p>
+            <w:r>
+              <w:rPr>
+                <w:rFonts w:hint="eastAsia"/>
+              </w:rPr>
+              <w:t>11</w:t>
+            </w:r>
+          </w:p>
+        </w:tc>
+        <w:tc>
+          <w:tcPr>
+            <w:tcW w:w="1660" w:type="dxa"/>
+          </w:tcPr>
+          <w:p>
+            <w:r>
+              <w:rPr>
+                <w:rFonts w:hint="eastAsia"/>
+              </w:rPr>
+              <w:t>10</w:t>
+            </w:r>
+          </w:p>
+        </w:tc>
+      </w:tr>
+      <w:tr>
+        <w:tc>
+          <w:tcPr>
+            <w:tcW w:w="1659" w:type="dxa"/>
+          </w:tcPr>
+          <w:p>
+            <w:r>
+              <w:rPr>
+                <w:rFonts w:hint="eastAsia"/>
+              </w:rPr>
+              <w:t>00</w:t>
+            </w:r>
+          </w:p>
+        </w:tc>
+        <w:tc>
+          <w:tcPr>
+            <w:tcW w:w="1659" w:type="dxa"/>
+          </w:tcPr>
+          <w:p>
+            <w:r>
+              <w:rPr>
+                <w:rFonts w:hint="eastAsia"/>
+              </w:rPr>
+              <w:t>0</w:t>
+            </w:r>
+          </w:p>
+        </w:tc>
+        <w:tc>
+          <w:tcPr>
+            <w:tcW w:w="1659" w:type="dxa"/>
+          </w:tcPr>
+          <w:p>
+            <w:r>
+              <w:rPr>
+                <w:rFonts w:hint="eastAsia"/>
+              </w:rPr>
+              <w:t>1</w:t>
+            </w:r>
+          </w:p>
+        </w:tc>
+        <w:tc>
+          <w:tcPr>
+            <w:tcW w:w="1659" w:type="dxa"/>
+          </w:tcPr>
+          <w:p>
+            <w:r>
+              <w:rPr>
+                <w:rFonts w:hint="eastAsia"/>
+              </w:rPr>
+              <w:t>X</w:t>
+            </w:r>
+          </w:p>
+        </w:tc>
+        <w:tc>
+          <w:tcPr>
+            <w:tcW w:w="1660" w:type="dxa"/>
+          </w:tcPr>
+          <w:p>
+            <w:r>
+              <w:rPr>
+                <w:rFonts w:hint="eastAsia"/>
+              </w:rPr>
+              <w:t>-1</w:t>
+            </w:r>
+          </w:p>
+        </w:tc>
+      </w:tr>
+      <w:tr>
+        <w:tc>
+          <w:tcPr>
+            <w:tcW w:w="1659" w:type="dxa"/>
+          </w:tcPr>
+          <w:p>
+            <w:r>
+              <w:rPr>
+                <w:rFonts w:hint="eastAsia"/>
+              </w:rPr>
+              <w:t>01</w:t>
+            </w:r>
+          </w:p>
+        </w:tc>
+        <w:tc>
+          <w:tcPr>
+            <w:tcW w:w="1659" w:type="dxa"/>
+          </w:tcPr>
+          <w:p>
+            <w:r>
+              <w:rPr>
+                <w:rFonts w:hint="eastAsia"/>
+              </w:rPr>
+              <w:t>-1</w:t>
+            </w:r>
+          </w:p>
+        </w:tc>
+        <w:tc>
+          <w:tcPr>
+            <w:tcW w:w="1659" w:type="dxa"/>
+          </w:tcPr>
+          <w:p>
+            <w:r>
+              <w:rPr>
+                <w:rFonts w:hint="eastAsia"/>
+              </w:rPr>
+              <w:t>0</w:t>
+            </w:r>
+          </w:p>
+        </w:tc>
+        <w:tc>
+          <w:tcPr>
+            <w:tcW w:w="1659" w:type="dxa"/>
+          </w:tcPr>
+          <w:p>
+            <w:r>
+              <w:rPr>
+                <w:rFonts w:hint="eastAsia"/>
+              </w:rPr>
+              <w:t>1</w:t>
+            </w:r>
+          </w:p>
+        </w:tc>
+        <w:tc>
+          <w:tcPr>
+            <w:tcW w:w="1660" w:type="dxa"/>
+          </w:tcPr>
+          <w:p>
+            <w:r>
+              <w:rPr>
+                <w:rFonts w:hint="eastAsia"/>
+              </w:rPr>
+              <w:t>X</w:t>
+            </w:r>
+          </w:p>
+        </w:tc>
+      </w:tr>
+      <w:tr>
+        <w:tc>
+          <w:tcPr>
+            <w:tcW w:w="1659" w:type="dxa"/>
+          </w:tcPr>
+          <w:p>
+            <w:r>
+              <w:rPr>
+                <w:rFonts w:hint="eastAsia"/>
+              </w:rPr>
+              <w:t>11</w:t>
+            </w:r>
+          </w:p>
+        </w:tc>
+        <w:tc>
+          <w:tcPr>
+            <w:tcW w:w="1659" w:type="dxa"/>
+          </w:tcPr>
+          <w:p>
+            <w:r>
+              <w:t>X</w:t>
+            </w:r>
+          </w:p>
+        </w:tc>
+        <w:tc>
+          <w:tcPr>
+            <w:tcW w:w="1659" w:type="dxa"/>
+          </w:tcPr>
+          <w:p>
+            <w:r>
+              <w:rPr>
+                <w:rFonts w:hint="eastAsia"/>
+              </w:rPr>
+              <w:t>-1</w:t>
+            </w:r>
+          </w:p>
+        </w:tc>
+        <w:tc>
+          <w:tcPr>
+            <w:tcW w:w="1659" w:type="dxa"/>
+          </w:tcPr>
+          <w:p>
+            <w:r>
+              <w:rPr>
+                <w:rFonts w:hint="eastAsia"/>
+              </w:rPr>
+              <w:t>0</w:t>
+            </w:r>
+          </w:p>
+        </w:tc>
+        <w:tc>
+          <w:tcPr>
+            <w:tcW w:w="1660" w:type="dxa"/>
+          </w:tcPr>
+          <w:p>
+            <w:r>
+              <w:rPr>
+                <w:rFonts w:hint="eastAsia"/>
+              </w:rPr>
+              <w:t>1</w:t>
+            </w:r>
+          </w:p>
+        </w:tc>
+      </w:tr>
+      <w:tr>
+        <w:tc>
+          <w:tcPr>
+            <w:tcW w:w="1659" w:type="dxa"/>
+          </w:tcPr>
+          <w:p>
+            <w:r>
+              <w:rPr>
+                <w:rFonts w:hint="eastAsia"/>
+              </w:rPr>
+              <w:t>11</w:t>
+            </w:r>
+          </w:p>
+        </w:tc>
+        <w:tc>
+          <w:tcPr>
+            <w:tcW w:w="1659" w:type="dxa"/>
+          </w:tcPr>
+          <w:p>
+            <w:r>
+              <w:rPr>
+                <w:rFonts w:hint="eastAsia"/>
+              </w:rPr>
+              <w:t>1</w:t>
+            </w:r>
+          </w:p>
+        </w:tc>
+        <w:tc>
+          <w:tcPr>
+            <w:tcW w:w="1659" w:type="dxa"/>
+          </w:tcPr>
+          <w:p>
+            <w:r>
+              <w:t>X</w:t>
+            </w:r>
+          </w:p>
+        </w:tc>
+        <w:tc>
+          <w:tcPr>
+            <w:tcW w:w="1659" w:type="dxa"/>
+          </w:tcPr>
+          <w:p>
+            <w:r>
+              <w:rPr>
+                <w:rFonts w:hint="eastAsia"/>
+              </w:rPr>
+              <w:t>-1</w:t>
+            </w:r>
+          </w:p>
+        </w:tc>
+        <w:tc>
+          <w:tcPr>
+            <w:tcW w:w="1660" w:type="dxa"/>
+          </w:tcPr>
+          <w:p>
+            <w:r>
+              <w:rPr>
+                <w:rFonts w:hint="eastAsia"/>
+              </w:rPr>
+              <w:t>0</w:t>
+            </w:r>
+          </w:p>
+        </w:tc>
+      </w:tr>
+    </w:tbl>
+    <w:p>
+      <w:r>
+        <w:t>D</w:t>
+      </w:r>
+      <w:r>
+        <w:rPr>
+          <w:rFonts w:hint="eastAsia"/>
+        </w:rPr>
+        <w:t>ata flow</w:t>
+      </w:r>
+    </w:p>
+    <w:p>
+      <w:r>
+        <w:rPr>
+          <w:rFonts w:hint="eastAsia"/>
+          <w:noProof/>
+        </w:rPr>
+        <w:drawing>
+          <wp:inline distT="0" distB="0" distL="0" distR="0" wp14:anchorId="3C7C1BAF" wp14:editId="3DB556F5">
+            <wp:extent cx="5248275" cy="4400550"/>
+            <wp:effectExtent l="0" t="0" r="9525" b="0"/>
+            <wp:docPr id="1513545713" name="圖片 3" descr="一張含有 文字, 圖表, 螢幕擷取畫面, Rectangle 的圖片&#10;&#10;自動產生的描述"/>
+            <wp:cNvGraphicFramePr>
+              <a:graphicFrameLocks xmlns:a="http://schemas.openxmlformats.org/drawingml/2006/main" noChangeAspect="1"/>
+            </wp:cNvGraphicFramePr>
+            <a:graphic xmlns:a="http://schemas.openxmlformats.org/drawingml/2006/main">
+              <a:graphicData uri="http://schemas.openxmlformats.org/drawingml/2006/picture">
+                <pic:pic xmlns:pic="http://schemas.openxmlformats.org/drawingml/2006/picture">
+                  <pic:nvPicPr>
+                    <pic:cNvPr id="1513545713" name="圖片 3" descr="一張含有 文字, 圖表, 螢幕擷取畫面, Rectangle 的圖片&#10;&#10;自動產生的描述"/>
+                    <pic:cNvPicPr/>
+                  </pic:nvPicPr>
+                  <pic:blipFill>
+                    <a:blip r:embed="rId9">
+                      <a:extLst>
+                        <a:ext uri="{28A0092B-C50C-407E-A947-70E740481C1C}">
+                          <a14:useLocalDpi xmlns:a14="http://schemas.microsoft.com/office/drawing/2010/main" val="0"/>
+                        </a:ext>
+                      </a:extLst>
+                    </a:blip>
+                    <a:stretch>
+                      <a:fillRect/>
+                    </a:stretch>
+                  </pic:blipFill>
+                  <pic:spPr>
+                    <a:xfrm>
+                      <a:off x="0" y="0"/>
+                      <a:ext cx="5248275" cy="4400550"/>
+                    </a:xfrm>
+                    <a:prstGeom prst="rect">
+                      <a:avLst/>
+                    </a:prstGeom>
+                  </pic:spPr>
+                </pic:pic>
+              </a:graphicData>
+            </a:graphic>
+          </wp:inline>
+        </w:drawing>
+      </w:r>
+    </w:p>
+    <w:p>
+      <w:r>
+        <w:t>F</w:t>
+      </w:r>
+      <w:r>
+        <w:rPr>
+          <w:rFonts w:hint="eastAsia"/>
+        </w:rPr>
+        <w:t>low chart</w:t>
+      </w:r>
+    </w:p>
+    <w:p>
+      <w:r>
+        <w:rPr>
+          <w:rFonts w:hint="eastAsia"/>
+          <w:noProof/>
+        </w:rPr>
+        <w:lastRenderedPageBreak/>
+        <w:drawing>
+          <wp:inline distT="0" distB="0" distL="0" distR="0" wp14:anchorId="6D67D91E" wp14:editId="58E47A9B">
+            <wp:extent cx="1609725" cy="2867025"/>
+            <wp:effectExtent l="0" t="0" r="9525" b="9525"/>
+            <wp:docPr id="801356708" name="圖片 5" descr="一張含有 文字, 螢幕擷取畫面, 字型, 設計 的圖片&#10;&#10;自動產生的描述"/>
+            <wp:cNvGraphicFramePr>
+              <a:graphicFrameLocks xmlns:a="http://schemas.openxmlformats.org/drawingml/2006/main" noChangeAspect="1"/>
+            </wp:cNvGraphicFramePr>
+            <a:graphic xmlns:a="http://schemas.openxmlformats.org/drawingml/2006/main">
+              <a:graphicData uri="http://schemas.openxmlformats.org/drawingml/2006/picture">
+                <pic:pic xmlns:pic="http://schemas.openxmlformats.org/drawingml/2006/picture">
+                  <pic:nvPicPr>
+                    <pic:cNvPr id="801356708" name="圖片 5" descr="一張含有 文字, 螢幕擷取畫面, 字型, 設計 的圖片&#10;&#10;自動產生的描述"/>
+                    <pic:cNvPicPr/>
+                  </pic:nvPicPr>
+                  <pic:blipFill>
+                    <a:blip r:embed="rId10">
+                      <a:extLst>
+                        <a:ext uri="{28A0092B-C50C-407E-A947-70E740481C1C}">
+                          <a14:useLocalDpi xmlns:a14="http://schemas.microsoft.com/office/drawing/2010/main" val="0"/>
+                        </a:ext>
+                      </a:extLst>
+                    </a:blip>
+                    <a:stretch>
+                      <a:fillRect/>
+                    </a:stretch>
+                  </pic:blipFill>
+                  <pic:spPr>
+                    <a:xfrm>
+                      <a:off x="0" y="0"/>
+                      <a:ext cx="1609725" cy="2867025"/>
+                    </a:xfrm>
+                    <a:prstGeom prst="rect">
+                      <a:avLst/>
+                    </a:prstGeom>
+                  </pic:spPr>
+                </pic:pic>
+              </a:graphicData>
+            </a:graphic>
+          </wp:inline>
+        </w:drawing>
+      </w:r>
+    </w:p>
+    <w:p/>
     <w:p>
       <w:pPr>
         <w:pStyle w:val="2"/>
@@ -3203,6 +4023,7 @@
   <w:style w:type="character" w:default="1" w:styleId="a0">
     <w:name w:val="Default Paragraph Font"/>
     <w:uiPriority w:val="1"/>
+    <w:semiHidden/>
     <w:unhideWhenUsed/>
   </w:style>
   <w:style w:type="table" w:default="1" w:styleId="a1">

--- a/software document.docx
+++ b/software document.docx
@@ -1,6 +1,6 @@
 
 <file path=word/document.xml><?xml version="1.0" encoding="utf-8"?>
-<w:document xmlns:wpc="http://schemas.microsoft.com/office/word/2010/wordprocessingCanvas" xmlns:cx="http://schemas.microsoft.com/office/drawing/2014/chartex" xmlns:cx1="http://schemas.microsoft.com/office/drawing/2015/9/8/chartex" xmlns:cx2="http://schemas.microsoft.com/office/drawing/2015/10/21/chartex" xmlns:cx3="http://schemas.microsoft.com/office/drawing/2016/5/9/chartex" xmlns:cx4="http://schemas.microsoft.com/office/drawing/2016/5/10/chartex" xmlns:cx5="http://schemas.microsoft.com/office/drawing/2016/5/11/chartex" xmlns:cx6="http://schemas.microsoft.com/office/drawing/2016/5/12/chartex" xmlns:cx7="http://schemas.microsoft.com/office/drawing/2016/5/13/chartex" xmlns:cx8="http://schemas.microsoft.com/office/drawing/2016/5/14/chartex" xmlns:mc="http://schemas.openxmlformats.org/markup-compatibility/2006" xmlns:aink="http://schemas.microsoft.com/office/drawing/2016/ink" xmlns:am3d="http://schemas.microsoft.com/office/drawing/2017/model3d" xmlns:o="urn:schemas-microsoft-com:office:office" xmlns:oel="http://schemas.microsoft.com/office/2019/extlst" xmlns:r="http://schemas.openxmlformats.org/officeDocument/2006/relationships" xmlns:m="http://schemas.openxmlformats.org/officeDocument/2006/math" xmlns:v="urn:schemas-microsoft-com:vml" xmlns:wp14="http://schemas.microsoft.com/office/word/2010/wordprocessingDrawing" xmlns:wp="http://schemas.openxmlformats.org/drawingml/2006/wordprocessingDrawing" xmlns:w10="urn:schemas-microsoft-com:office:word" xmlns:w="http://schemas.openxmlformats.org/wordprocessingml/2006/main" xmlns:w14="http://schemas.microsoft.com/office/word/2010/wordml" xmlns:w15="http://schemas.microsoft.com/office/word/2012/wordml" xmlns:w16cex="http://schemas.microsoft.com/office/word/2018/wordml/cex" xmlns:w16cid="http://schemas.microsoft.com/office/word/2016/wordml/cid" xmlns:w16="http://schemas.microsoft.com/office/word/2018/wordml" xmlns:w16du="http://schemas.microsoft.com/office/word/2023/wordml/word16du" xmlns:w16sdtdh="http://schemas.microsoft.com/office/word/2020/wordml/sdtdatahash" xmlns:w16se="http://schemas.microsoft.com/office/word/2015/wordml/symex" xmlns:wpg="http://schemas.microsoft.com/office/word/2010/wordprocessingGroup" xmlns:wpi="http://schemas.microsoft.com/office/word/2010/wordprocessingInk" xmlns:wne="http://schemas.microsoft.com/office/word/2006/wordml" xmlns:wps="http://schemas.microsoft.com/office/word/2010/wordprocessingShape" mc:Ignorable="w14 w15 w16se w16cid w16 w16cex w16sdtdh w16du wp14">
+<w:document xmlns:wpc="http://schemas.microsoft.com/office/word/2010/wordprocessingCanvas" xmlns:cx="http://schemas.microsoft.com/office/drawing/2014/chartex" xmlns:cx1="http://schemas.microsoft.com/office/drawing/2015/9/8/chartex" xmlns:cx2="http://schemas.microsoft.com/office/drawing/2015/10/21/chartex" xmlns:cx3="http://schemas.microsoft.com/office/drawing/2016/5/9/chartex" xmlns:cx4="http://schemas.microsoft.com/office/drawing/2016/5/10/chartex" xmlns:cx5="http://schemas.microsoft.com/office/drawing/2016/5/11/chartex" xmlns:cx6="http://schemas.microsoft.com/office/drawing/2016/5/12/chartex" xmlns:cx7="http://schemas.microsoft.com/office/drawing/2016/5/13/chartex" xmlns:cx8="http://schemas.microsoft.com/office/drawing/2016/5/14/chartex" xmlns:mc="http://schemas.openxmlformats.org/markup-compatibility/2006" xmlns:aink="http://schemas.microsoft.com/office/drawing/2016/ink" xmlns:am3d="http://schemas.microsoft.com/office/drawing/2017/model3d" xmlns:o="urn:schemas-microsoft-com:office:office" xmlns:oel="http://schemas.microsoft.com/office/2019/extlst" xmlns:r="http://schemas.openxmlformats.org/officeDocument/2006/relationships" xmlns:m="http://schemas.openxmlformats.org/officeDocument/2006/math" xmlns:v="urn:schemas-microsoft-com:vml" xmlns:wp14="http://schemas.microsoft.com/office/word/2010/wordprocessingDrawing" xmlns:wp="http://schemas.openxmlformats.org/drawingml/2006/wordprocessingDrawing" xmlns:w10="urn:schemas-microsoft-com:office:word" xmlns:w="http://schemas.openxmlformats.org/wordprocessingml/2006/main" xmlns:w14="http://schemas.microsoft.com/office/word/2010/wordml" xmlns:w15="http://schemas.microsoft.com/office/word/2012/wordml" xmlns:w16cex="http://schemas.microsoft.com/office/word/2018/wordml/cex" xmlns:w16cid="http://schemas.microsoft.com/office/word/2016/wordml/cid" xmlns:w16="http://schemas.microsoft.com/office/word/2018/wordml" xmlns:w16du="http://schemas.microsoft.com/office/word/2023/wordml/word16du" xmlns:w16sdtdh="http://schemas.microsoft.com/office/word/2020/wordml/sdtdatahash" xmlns:w16sdtfl="http://schemas.microsoft.com/office/word/2024/wordml/sdtformatlock" xmlns:w16se="http://schemas.microsoft.com/office/word/2015/wordml/symex" xmlns:wpg="http://schemas.microsoft.com/office/word/2010/wordprocessingGroup" xmlns:wpi="http://schemas.microsoft.com/office/word/2010/wordprocessingInk" xmlns:wne="http://schemas.microsoft.com/office/word/2006/wordml" xmlns:wps="http://schemas.microsoft.com/office/word/2010/wordprocessingShape" mc:Ignorable="w14 w15 w16se w16cid w16 w16cex w16sdtdh w16sdtfl w16du wp14">
   <w:body>
     <w:p>
       <w:pPr>
@@ -30,6 +30,7 @@
         <w:t xml:space="preserve">his project is making </w:t>
       </w:r>
       <w:proofErr w:type="spellStart"/>
+      <w:proofErr w:type="gramStart"/>
       <w:r>
         <w:rPr>
           <w:rFonts w:hint="eastAsia"/>
@@ -37,11 +38,26 @@
         <w:t>self balancing</w:t>
       </w:r>
       <w:proofErr w:type="spellEnd"/>
+      <w:proofErr w:type="gramEnd"/>
       <w:r>
         <w:rPr>
           <w:rFonts w:hint="eastAsia"/>
         </w:rPr>
-        <w:t xml:space="preserve"> robot. Here is all the design information for this project.</w:t>
+        <w:t xml:space="preserve"> </w:t>
+      </w:r>
+      <w:proofErr w:type="gramStart"/>
+      <w:r>
+        <w:rPr>
+          <w:rFonts w:hint="eastAsia"/>
+        </w:rPr>
+        <w:t>robot</w:t>
+      </w:r>
+      <w:proofErr w:type="gramEnd"/>
+      <w:r>
+        <w:rPr>
+          <w:rFonts w:hint="eastAsia"/>
+        </w:rPr>
+        <w:t>. Here is all the design information for this project.</w:t>
       </w:r>
     </w:p>
     <w:p>
@@ -853,9 +869,11 @@
         </w:rPr>
         <w:t xml:space="preserve">IMU task: Reading the </w:t>
       </w:r>
+      <w:proofErr w:type="gramStart"/>
       <w:r>
         <w:t>accelerate</w:t>
       </w:r>
+      <w:proofErr w:type="gramEnd"/>
       <w:r>
         <w:rPr>
           <w:rFonts w:hint="eastAsia"/>
@@ -900,7 +918,21 @@
         <w:rPr>
           <w:rFonts w:hint="eastAsia"/>
         </w:rPr>
-        <w:t xml:space="preserve"> speed of motor.</w:t>
+        <w:t xml:space="preserve"> speed of </w:t>
+      </w:r>
+      <w:proofErr w:type="gramStart"/>
+      <w:r>
+        <w:rPr>
+          <w:rFonts w:hint="eastAsia"/>
+        </w:rPr>
+        <w:t>motor</w:t>
+      </w:r>
+      <w:proofErr w:type="gramEnd"/>
+      <w:r>
+        <w:rPr>
+          <w:rFonts w:hint="eastAsia"/>
+        </w:rPr>
+        <w:t>.</w:t>
       </w:r>
     </w:p>
     <w:p>
@@ -1185,7 +1217,15 @@
         </w:numPr>
       </w:pPr>
       <w:r>
-        <w:t xml:space="preserve">Isolated to reduce timing interference caused by interrupts </w:t>
+        <w:t xml:space="preserve">Isolated to reduce timing interference caused by </w:t>
+      </w:r>
+      <w:proofErr w:type="gramStart"/>
+      <w:r>
+        <w:t>interrupts</w:t>
+      </w:r>
+      <w:proofErr w:type="gramEnd"/>
+      <w:r>
+        <w:t xml:space="preserve"> </w:t>
       </w:r>
     </w:p>
     <w:p>
@@ -1267,11 +1307,27 @@
         <w:pStyle w:val="af3"/>
       </w:pPr>
       <w:r>
-        <w:t>The control loop runs on a dedicated CPU core, minimizing interference from sensor tasks or interrupts.</w:t>
+        <w:t xml:space="preserve">The control loop runs on a dedicated CPU core, minimizing interference from sensor tasks or </w:t>
+      </w:r>
+      <w:proofErr w:type="gramStart"/>
+      <w:r>
+        <w:t>interrupts</w:t>
+      </w:r>
+      <w:proofErr w:type="gramEnd"/>
+      <w:r>
+        <w:t>.</w:t>
       </w:r>
       <w:r>
         <w:br/>
-        <w:t>If a sensor behaves abnormally, the control loop can still continue running and respond immediately.</w:t>
+        <w:t xml:space="preserve">If a sensor behaves abnormally, the control loop can </w:t>
+      </w:r>
+      <w:proofErr w:type="gramStart"/>
+      <w:r>
+        <w:t>still continue</w:t>
+      </w:r>
+      <w:proofErr w:type="gramEnd"/>
+      <w:r>
+        <w:t xml:space="preserve"> running and respond immediately.</w:t>
       </w:r>
     </w:p>
     <w:p>
@@ -1419,7 +1475,15 @@
         <w:pStyle w:val="af3"/>
       </w:pPr>
       <w:r>
-        <w:t>By separating sensor tasks and control logic across CPU cores, the system achieves improved timing stability, better fault tolerance, and more robust control behavior.</w:t>
+        <w:t xml:space="preserve">By separating sensor tasks and </w:t>
+      </w:r>
+      <w:proofErr w:type="gramStart"/>
+      <w:r>
+        <w:t>control</w:t>
+      </w:r>
+      <w:proofErr w:type="gramEnd"/>
+      <w:r>
+        <w:t xml:space="preserve"> logic across CPU cores, the system achieves improved timing stability, better fault tolerance, and more robust control behavior.</w:t>
       </w:r>
     </w:p>
     <w:p>
@@ -1577,8 +1641,21 @@
       </w:r>
     </w:p>
     <w:p>
-      <w:r>
-        <w:t xml:space="preserve">11×4=4411 \times 4 = 4411×4=44 </w:t>
+      <w:proofErr w:type="gramStart"/>
+      <w:r>
+        <w:t>11×4</w:t>
+      </w:r>
+      <w:proofErr w:type="gramEnd"/>
+      <w:r>
+        <w:t xml:space="preserve">=4411 \times 4 = </w:t>
+      </w:r>
+      <w:proofErr w:type="gramStart"/>
+      <w:r>
+        <w:t>4411×4</w:t>
+      </w:r>
+      <w:proofErr w:type="gramEnd"/>
+      <w:r>
+        <w:t xml:space="preserve">=44 </w:t>
       </w:r>
     </w:p>
     <w:p>
@@ -1612,13 +1689,31 @@
       </w:r>
     </w:p>
     <w:p>
-      <w:r>
-        <w:t xml:space="preserve">44×30=132044 \times 30 = 132044×30=1320 </w:t>
-      </w:r>
-    </w:p>
-    <w:p>
-      <w:r>
-        <w:t xml:space="preserve">So the final encoder resolution is </w:t>
+      <w:proofErr w:type="gramStart"/>
+      <w:r>
+        <w:t>44×30</w:t>
+      </w:r>
+      <w:proofErr w:type="gramEnd"/>
+      <w:r>
+        <w:t xml:space="preserve">=132044 \times 30 = </w:t>
+      </w:r>
+      <w:proofErr w:type="gramStart"/>
+      <w:r>
+        <w:t>132044×30</w:t>
+      </w:r>
+      <w:proofErr w:type="gramEnd"/>
+      <w:r>
+        <w:t xml:space="preserve">=1320 </w:t>
+      </w:r>
+    </w:p>
+    <w:p>
+      <w:proofErr w:type="gramStart"/>
+      <w:r>
+        <w:t>So</w:t>
+      </w:r>
+      <w:proofErr w:type="gramEnd"/>
+      <w:r>
+        <w:t xml:space="preserve"> the final encoder resolution is </w:t>
       </w:r>
       <w:r>
         <w:rPr>
@@ -1729,7 +1824,15 @@
       </w:r>
       <w:r>
         <w:br/>
-        <w:t>The main drawback is that interrupts may preempt the real-time control thread and introduce jitter.</w:t>
+        <w:t xml:space="preserve">The main drawback is that </w:t>
+      </w:r>
+      <w:proofErr w:type="gramStart"/>
+      <w:r>
+        <w:t>interrupts</w:t>
+      </w:r>
+      <w:proofErr w:type="gramEnd"/>
+      <w:r>
+        <w:t xml:space="preserve"> may preempt the real-time control thread and introduce jitter.</w:t>
       </w:r>
     </w:p>
     <w:p>
@@ -1738,11 +1841,27 @@
       </w:r>
       <w:r>
         <w:br/>
-        <w:t>To reduce interference with the real-time control loop, the interrupt handling can be isolated to a different core from the RT thread.</w:t>
+        <w:t xml:space="preserve">To reduce interference with the real-time control loop, the </w:t>
+      </w:r>
+      <w:proofErr w:type="gramStart"/>
+      <w:r>
+        <w:t>interrupt handling</w:t>
+      </w:r>
+      <w:proofErr w:type="gramEnd"/>
+      <w:r>
+        <w:t xml:space="preserve"> can be isolated to a different core from the RT thread.</w:t>
       </w:r>
       <w:r>
         <w:br/>
-        <w:t>As a result, the impact of encoder interrupts on the control loop is minimized.</w:t>
+        <w:t xml:space="preserve">As a result, the impact of encoder </w:t>
+      </w:r>
+      <w:proofErr w:type="gramStart"/>
+      <w:r>
+        <w:t>interrupts</w:t>
+      </w:r>
+      <w:proofErr w:type="gramEnd"/>
+      <w:r>
+        <w:t xml:space="preserve"> on the control loop is minimized.</w:t>
       </w:r>
     </w:p>
     <w:p>
@@ -2308,6 +2427,191 @@
       </w:r>
     </w:p>
     <w:p>
+      <w:r>
+        <w:t xml:space="preserve">Initially, I considered performing the read operation in a threaded IRQ handler </w:t>
+      </w:r>
+      <w:proofErr w:type="gramStart"/>
+      <w:r>
+        <w:t>in order to</w:t>
+      </w:r>
+      <w:proofErr w:type="gramEnd"/>
+      <w:r>
+        <w:t xml:space="preserve"> reduce response time. However, each sample consists of 14 bytes, and the I2C transfer takes approximately 2 </w:t>
+      </w:r>
+      <w:proofErr w:type="spellStart"/>
+      <w:r>
+        <w:t>ms</w:t>
+      </w:r>
+      <w:proofErr w:type="spellEnd"/>
+      <w:r>
+        <w:t xml:space="preserve">, while the </w:t>
+      </w:r>
+      <w:proofErr w:type="gramStart"/>
+      <w:r>
+        <w:t>interrupt</w:t>
+      </w:r>
+      <w:proofErr w:type="gramEnd"/>
+      <w:r>
+        <w:t xml:space="preserve"> period is only 1 </w:t>
+      </w:r>
+      <w:proofErr w:type="spellStart"/>
+      <w:r>
+        <w:t>ms.</w:t>
+      </w:r>
+      <w:proofErr w:type="spellEnd"/>
+      <w:r>
+        <w:t xml:space="preserve"> This means the read operation cannot </w:t>
+      </w:r>
+      <w:proofErr w:type="gramStart"/>
+      <w:r>
+        <w:t>complete</w:t>
+      </w:r>
+      <w:proofErr w:type="gramEnd"/>
+      <w:r>
+        <w:t xml:space="preserve"> before the next </w:t>
+      </w:r>
+      <w:proofErr w:type="gramStart"/>
+      <w:r>
+        <w:t>interrupt</w:t>
+      </w:r>
+      <w:proofErr w:type="gramEnd"/>
+      <w:r>
+        <w:t xml:space="preserve"> occurs, so some </w:t>
+      </w:r>
+      <w:proofErr w:type="gramStart"/>
+      <w:r>
+        <w:t>interrupts</w:t>
+      </w:r>
+      <w:proofErr w:type="gramEnd"/>
+      <w:r>
+        <w:t xml:space="preserve"> would effectively be lost. Under these conditions, using a threaded IRQ to fetch every sample does not provide much value.</w:t>
+      </w:r>
+    </w:p>
+    <w:p>
+      <w:r>
+        <w:t>Therefore, the current implementation reads the IMU data continuously instead. This approach is simpler and results in lower effective latency. The design may be revisited later if the system architecture changes.</w:t>
+      </w:r>
+    </w:p>
+    <w:p/>
+    <w:p>
+      <w:r>
+        <w:rPr>
+          <w:rFonts w:hint="eastAsia"/>
+        </w:rPr>
+        <w:t>Driver design</w:t>
+      </w:r>
+    </w:p>
+    <w:p>
+      <w:r>
+        <w:rPr>
+          <w:rFonts w:hint="eastAsia"/>
+          <w:noProof/>
+        </w:rPr>
+        <w:lastRenderedPageBreak/>
+        <w:drawing>
+          <wp:inline distT="0" distB="0" distL="0" distR="0" wp14:anchorId="004675CE" wp14:editId="7BD44021">
+            <wp:extent cx="3819525" cy="2867025"/>
+            <wp:effectExtent l="0" t="0" r="9525" b="9525"/>
+            <wp:docPr id="1637786293" name="圖片 1"/>
+            <wp:cNvGraphicFramePr>
+              <a:graphicFrameLocks xmlns:a="http://schemas.openxmlformats.org/drawingml/2006/main" noChangeAspect="1"/>
+            </wp:cNvGraphicFramePr>
+            <a:graphic xmlns:a="http://schemas.openxmlformats.org/drawingml/2006/main">
+              <a:graphicData uri="http://schemas.openxmlformats.org/drawingml/2006/picture">
+                <pic:pic xmlns:pic="http://schemas.openxmlformats.org/drawingml/2006/picture">
+                  <pic:nvPicPr>
+                    <pic:cNvPr id="1637786293" name="圖片 1637786293"/>
+                    <pic:cNvPicPr/>
+                  </pic:nvPicPr>
+                  <pic:blipFill>
+                    <a:blip r:embed="rId11">
+                      <a:extLst>
+                        <a:ext uri="{28A0092B-C50C-407E-A947-70E740481C1C}">
+                          <a14:useLocalDpi xmlns:a14="http://schemas.microsoft.com/office/drawing/2010/main" val="0"/>
+                        </a:ext>
+                      </a:extLst>
+                    </a:blip>
+                    <a:stretch>
+                      <a:fillRect/>
+                    </a:stretch>
+                  </pic:blipFill>
+                  <pic:spPr>
+                    <a:xfrm>
+                      <a:off x="0" y="0"/>
+                      <a:ext cx="3819525" cy="2867025"/>
+                    </a:xfrm>
+                    <a:prstGeom prst="rect">
+                      <a:avLst/>
+                    </a:prstGeom>
+                  </pic:spPr>
+                </pic:pic>
+              </a:graphicData>
+            </a:graphic>
+          </wp:inline>
+        </w:drawing>
+      </w:r>
+    </w:p>
+    <w:p>
+      <w:r>
+        <w:t>I</w:t>
+      </w:r>
+      <w:r>
+        <w:rPr>
+          <w:rFonts w:hint="eastAsia"/>
+        </w:rPr>
+        <w:t>mu task flow chart</w:t>
+      </w:r>
+    </w:p>
+    <w:p>
+      <w:r>
+        <w:rPr>
+          <w:rFonts w:hint="eastAsia"/>
+          <w:noProof/>
+        </w:rPr>
+        <w:drawing>
+          <wp:inline distT="0" distB="0" distL="0" distR="0" wp14:anchorId="166495F3" wp14:editId="4ACC51A4">
+            <wp:extent cx="1704975" cy="2581275"/>
+            <wp:effectExtent l="0" t="0" r="9525" b="9525"/>
+            <wp:docPr id="1388885558" name="圖片 2"/>
+            <wp:cNvGraphicFramePr>
+              <a:graphicFrameLocks xmlns:a="http://schemas.openxmlformats.org/drawingml/2006/main" noChangeAspect="1"/>
+            </wp:cNvGraphicFramePr>
+            <a:graphic xmlns:a="http://schemas.openxmlformats.org/drawingml/2006/main">
+              <a:graphicData uri="http://schemas.openxmlformats.org/drawingml/2006/picture">
+                <pic:pic xmlns:pic="http://schemas.openxmlformats.org/drawingml/2006/picture">
+                  <pic:nvPicPr>
+                    <pic:cNvPr id="1388885558" name="圖片 1388885558"/>
+                    <pic:cNvPicPr/>
+                  </pic:nvPicPr>
+                  <pic:blipFill>
+                    <a:blip r:embed="rId12">
+                      <a:extLst>
+                        <a:ext uri="{28A0092B-C50C-407E-A947-70E740481C1C}">
+                          <a14:useLocalDpi xmlns:a14="http://schemas.microsoft.com/office/drawing/2010/main" val="0"/>
+                        </a:ext>
+                      </a:extLst>
+                    </a:blip>
+                    <a:stretch>
+                      <a:fillRect/>
+                    </a:stretch>
+                  </pic:blipFill>
+                  <pic:spPr>
+                    <a:xfrm>
+                      <a:off x="0" y="0"/>
+                      <a:ext cx="1704975" cy="2581275"/>
+                    </a:xfrm>
+                    <a:prstGeom prst="rect">
+                      <a:avLst/>
+                    </a:prstGeom>
+                  </pic:spPr>
+                </pic:pic>
+              </a:graphicData>
+            </a:graphic>
+          </wp:inline>
+        </w:drawing>
+      </w:r>
+    </w:p>
+    <w:p>
       <w:pPr>
         <w:pStyle w:val="1"/>
       </w:pPr>
@@ -2337,7 +2641,7 @@
 </file>
 
 <file path=word/endnotes.xml><?xml version="1.0" encoding="utf-8"?>
-<w:endnotes xmlns:wpc="http://schemas.microsoft.com/office/word/2010/wordprocessingCanvas" xmlns:cx="http://schemas.microsoft.com/office/drawing/2014/chartex" xmlns:cx1="http://schemas.microsoft.com/office/drawing/2015/9/8/chartex" xmlns:cx2="http://schemas.microsoft.com/office/drawing/2015/10/21/chartex" xmlns:cx3="http://schemas.microsoft.com/office/drawing/2016/5/9/chartex" xmlns:cx4="http://schemas.microsoft.com/office/drawing/2016/5/10/chartex" xmlns:cx5="http://schemas.microsoft.com/office/drawing/2016/5/11/chartex" xmlns:cx6="http://schemas.microsoft.com/office/drawing/2016/5/12/chartex" xmlns:cx7="http://schemas.microsoft.com/office/drawing/2016/5/13/chartex" xmlns:cx8="http://schemas.microsoft.com/office/drawing/2016/5/14/chartex" xmlns:mc="http://schemas.openxmlformats.org/markup-compatibility/2006" xmlns:aink="http://schemas.microsoft.com/office/drawing/2016/ink" xmlns:am3d="http://schemas.microsoft.com/office/drawing/2017/model3d" xmlns:o="urn:schemas-microsoft-com:office:office" xmlns:oel="http://schemas.microsoft.com/office/2019/extlst" xmlns:r="http://schemas.openxmlformats.org/officeDocument/2006/relationships" xmlns:m="http://schemas.openxmlformats.org/officeDocument/2006/math" xmlns:v="urn:schemas-microsoft-com:vml" xmlns:wp14="http://schemas.microsoft.com/office/word/2010/wordprocessingDrawing" xmlns:wp="http://schemas.openxmlformats.org/drawingml/2006/wordprocessingDrawing" xmlns:w10="urn:schemas-microsoft-com:office:word" xmlns:w="http://schemas.openxmlformats.org/wordprocessingml/2006/main" xmlns:w14="http://schemas.microsoft.com/office/word/2010/wordml" xmlns:w15="http://schemas.microsoft.com/office/word/2012/wordml" xmlns:w16cex="http://schemas.microsoft.com/office/word/2018/wordml/cex" xmlns:w16cid="http://schemas.microsoft.com/office/word/2016/wordml/cid" xmlns:w16="http://schemas.microsoft.com/office/word/2018/wordml" xmlns:w16du="http://schemas.microsoft.com/office/word/2023/wordml/word16du" xmlns:w16sdtdh="http://schemas.microsoft.com/office/word/2020/wordml/sdtdatahash" xmlns:w16se="http://schemas.microsoft.com/office/word/2015/wordml/symex" xmlns:wpg="http://schemas.microsoft.com/office/word/2010/wordprocessingGroup" xmlns:wpi="http://schemas.microsoft.com/office/word/2010/wordprocessingInk" xmlns:wne="http://schemas.microsoft.com/office/word/2006/wordml" xmlns:wps="http://schemas.microsoft.com/office/word/2010/wordprocessingShape" mc:Ignorable="w14 w15 w16se w16cid w16 w16cex w16sdtdh w16du wp14">
+<w:endnotes xmlns:wpc="http://schemas.microsoft.com/office/word/2010/wordprocessingCanvas" xmlns:cx="http://schemas.microsoft.com/office/drawing/2014/chartex" xmlns:cx1="http://schemas.microsoft.com/office/drawing/2015/9/8/chartex" xmlns:cx2="http://schemas.microsoft.com/office/drawing/2015/10/21/chartex" xmlns:cx3="http://schemas.microsoft.com/office/drawing/2016/5/9/chartex" xmlns:cx4="http://schemas.microsoft.com/office/drawing/2016/5/10/chartex" xmlns:cx5="http://schemas.microsoft.com/office/drawing/2016/5/11/chartex" xmlns:cx6="http://schemas.microsoft.com/office/drawing/2016/5/12/chartex" xmlns:cx7="http://schemas.microsoft.com/office/drawing/2016/5/13/chartex" xmlns:cx8="http://schemas.microsoft.com/office/drawing/2016/5/14/chartex" xmlns:mc="http://schemas.openxmlformats.org/markup-compatibility/2006" xmlns:aink="http://schemas.microsoft.com/office/drawing/2016/ink" xmlns:am3d="http://schemas.microsoft.com/office/drawing/2017/model3d" xmlns:o="urn:schemas-microsoft-com:office:office" xmlns:oel="http://schemas.microsoft.com/office/2019/extlst" xmlns:r="http://schemas.openxmlformats.org/officeDocument/2006/relationships" xmlns:m="http://schemas.openxmlformats.org/officeDocument/2006/math" xmlns:v="urn:schemas-microsoft-com:vml" xmlns:wp14="http://schemas.microsoft.com/office/word/2010/wordprocessingDrawing" xmlns:wp="http://schemas.openxmlformats.org/drawingml/2006/wordprocessingDrawing" xmlns:w10="urn:schemas-microsoft-com:office:word" xmlns:w="http://schemas.openxmlformats.org/wordprocessingml/2006/main" xmlns:w14="http://schemas.microsoft.com/office/word/2010/wordml" xmlns:w15="http://schemas.microsoft.com/office/word/2012/wordml" xmlns:w16cex="http://schemas.microsoft.com/office/word/2018/wordml/cex" xmlns:w16cid="http://schemas.microsoft.com/office/word/2016/wordml/cid" xmlns:w16="http://schemas.microsoft.com/office/word/2018/wordml" xmlns:w16du="http://schemas.microsoft.com/office/word/2023/wordml/word16du" xmlns:w16sdtdh="http://schemas.microsoft.com/office/word/2020/wordml/sdtdatahash" xmlns:w16sdtfl="http://schemas.microsoft.com/office/word/2024/wordml/sdtformatlock" xmlns:w16se="http://schemas.microsoft.com/office/word/2015/wordml/symex" xmlns:wpg="http://schemas.microsoft.com/office/word/2010/wordprocessingGroup" xmlns:wpi="http://schemas.microsoft.com/office/word/2010/wordprocessingInk" xmlns:wne="http://schemas.microsoft.com/office/word/2006/wordml" xmlns:wps="http://schemas.microsoft.com/office/word/2010/wordprocessingShape" mc:Ignorable="w14 w15 w16se w16cid w16 w16cex w16sdtdh w16sdtfl w16du wp14">
   <w:endnote w:type="separator" w:id="-1">
     <w:p>
       <w:pPr>
@@ -2362,7 +2666,7 @@
 </file>
 
 <file path=word/footnotes.xml><?xml version="1.0" encoding="utf-8"?>
-<w:footnotes xmlns:wpc="http://schemas.microsoft.com/office/word/2010/wordprocessingCanvas" xmlns:cx="http://schemas.microsoft.com/office/drawing/2014/chartex" xmlns:cx1="http://schemas.microsoft.com/office/drawing/2015/9/8/chartex" xmlns:cx2="http://schemas.microsoft.com/office/drawing/2015/10/21/chartex" xmlns:cx3="http://schemas.microsoft.com/office/drawing/2016/5/9/chartex" xmlns:cx4="http://schemas.microsoft.com/office/drawing/2016/5/10/chartex" xmlns:cx5="http://schemas.microsoft.com/office/drawing/2016/5/11/chartex" xmlns:cx6="http://schemas.microsoft.com/office/drawing/2016/5/12/chartex" xmlns:cx7="http://schemas.microsoft.com/office/drawing/2016/5/13/chartex" xmlns:cx8="http://schemas.microsoft.com/office/drawing/2016/5/14/chartex" xmlns:mc="http://schemas.openxmlformats.org/markup-compatibility/2006" xmlns:aink="http://schemas.microsoft.com/office/drawing/2016/ink" xmlns:am3d="http://schemas.microsoft.com/office/drawing/2017/model3d" xmlns:o="urn:schemas-microsoft-com:office:office" xmlns:oel="http://schemas.microsoft.com/office/2019/extlst" xmlns:r="http://schemas.openxmlformats.org/officeDocument/2006/relationships" xmlns:m="http://schemas.openxmlformats.org/officeDocument/2006/math" xmlns:v="urn:schemas-microsoft-com:vml" xmlns:wp14="http://schemas.microsoft.com/office/word/2010/wordprocessingDrawing" xmlns:wp="http://schemas.openxmlformats.org/drawingml/2006/wordprocessingDrawing" xmlns:w10="urn:schemas-microsoft-com:office:word" xmlns:w="http://schemas.openxmlformats.org/wordprocessingml/2006/main" xmlns:w14="http://schemas.microsoft.com/office/word/2010/wordml" xmlns:w15="http://schemas.microsoft.com/office/word/2012/wordml" xmlns:w16cex="http://schemas.microsoft.com/office/word/2018/wordml/cex" xmlns:w16cid="http://schemas.microsoft.com/office/word/2016/wordml/cid" xmlns:w16="http://schemas.microsoft.com/office/word/2018/wordml" xmlns:w16du="http://schemas.microsoft.com/office/word/2023/wordml/word16du" xmlns:w16sdtdh="http://schemas.microsoft.com/office/word/2020/wordml/sdtdatahash" xmlns:w16se="http://schemas.microsoft.com/office/word/2015/wordml/symex" xmlns:wpg="http://schemas.microsoft.com/office/word/2010/wordprocessingGroup" xmlns:wpi="http://schemas.microsoft.com/office/word/2010/wordprocessingInk" xmlns:wne="http://schemas.microsoft.com/office/word/2006/wordml" xmlns:wps="http://schemas.microsoft.com/office/word/2010/wordprocessingShape" mc:Ignorable="w14 w15 w16se w16cid w16 w16cex w16sdtdh w16du wp14">
+<w:footnotes xmlns:wpc="http://schemas.microsoft.com/office/word/2010/wordprocessingCanvas" xmlns:cx="http://schemas.microsoft.com/office/drawing/2014/chartex" xmlns:cx1="http://schemas.microsoft.com/office/drawing/2015/9/8/chartex" xmlns:cx2="http://schemas.microsoft.com/office/drawing/2015/10/21/chartex" xmlns:cx3="http://schemas.microsoft.com/office/drawing/2016/5/9/chartex" xmlns:cx4="http://schemas.microsoft.com/office/drawing/2016/5/10/chartex" xmlns:cx5="http://schemas.microsoft.com/office/drawing/2016/5/11/chartex" xmlns:cx6="http://schemas.microsoft.com/office/drawing/2016/5/12/chartex" xmlns:cx7="http://schemas.microsoft.com/office/drawing/2016/5/13/chartex" xmlns:cx8="http://schemas.microsoft.com/office/drawing/2016/5/14/chartex" xmlns:mc="http://schemas.openxmlformats.org/markup-compatibility/2006" xmlns:aink="http://schemas.microsoft.com/office/drawing/2016/ink" xmlns:am3d="http://schemas.microsoft.com/office/drawing/2017/model3d" xmlns:o="urn:schemas-microsoft-com:office:office" xmlns:oel="http://schemas.microsoft.com/office/2019/extlst" xmlns:r="http://schemas.openxmlformats.org/officeDocument/2006/relationships" xmlns:m="http://schemas.openxmlformats.org/officeDocument/2006/math" xmlns:v="urn:schemas-microsoft-com:vml" xmlns:wp14="http://schemas.microsoft.com/office/word/2010/wordprocessingDrawing" xmlns:wp="http://schemas.openxmlformats.org/drawingml/2006/wordprocessingDrawing" xmlns:w10="urn:schemas-microsoft-com:office:word" xmlns:w="http://schemas.openxmlformats.org/wordprocessingml/2006/main" xmlns:w14="http://schemas.microsoft.com/office/word/2010/wordml" xmlns:w15="http://schemas.microsoft.com/office/word/2012/wordml" xmlns:w16cex="http://schemas.microsoft.com/office/word/2018/wordml/cex" xmlns:w16cid="http://schemas.microsoft.com/office/word/2016/wordml/cid" xmlns:w16="http://schemas.microsoft.com/office/word/2018/wordml" xmlns:w16du="http://schemas.microsoft.com/office/word/2023/wordml/word16du" xmlns:w16sdtdh="http://schemas.microsoft.com/office/word/2020/wordml/sdtdatahash" xmlns:w16sdtfl="http://schemas.microsoft.com/office/word/2024/wordml/sdtformatlock" xmlns:w16se="http://schemas.microsoft.com/office/word/2015/wordml/symex" xmlns:wpg="http://schemas.microsoft.com/office/word/2010/wordprocessingGroup" xmlns:wpi="http://schemas.microsoft.com/office/word/2010/wordprocessingInk" xmlns:wne="http://schemas.microsoft.com/office/word/2006/wordml" xmlns:wps="http://schemas.microsoft.com/office/word/2010/wordprocessingShape" mc:Ignorable="w14 w15 w16se w16cid w16 w16cex w16sdtdh w16sdtfl w16du wp14">
   <w:footnote w:type="separator" w:id="-1">
     <w:p>
       <w:pPr>
@@ -2387,7 +2691,7 @@
 </file>
 
 <file path=word/numbering.xml><?xml version="1.0" encoding="utf-8"?>
-<w:numbering xmlns:wpc="http://schemas.microsoft.com/office/word/2010/wordprocessingCanvas" xmlns:cx="http://schemas.microsoft.com/office/drawing/2014/chartex" xmlns:cx1="http://schemas.microsoft.com/office/drawing/2015/9/8/chartex" xmlns:cx2="http://schemas.microsoft.com/office/drawing/2015/10/21/chartex" xmlns:cx3="http://schemas.microsoft.com/office/drawing/2016/5/9/chartex" xmlns:cx4="http://schemas.microsoft.com/office/drawing/2016/5/10/chartex" xmlns:cx5="http://schemas.microsoft.com/office/drawing/2016/5/11/chartex" xmlns:cx6="http://schemas.microsoft.com/office/drawing/2016/5/12/chartex" xmlns:cx7="http://schemas.microsoft.com/office/drawing/2016/5/13/chartex" xmlns:cx8="http://schemas.microsoft.com/office/drawing/2016/5/14/chartex" xmlns:mc="http://schemas.openxmlformats.org/markup-compatibility/2006" xmlns:aink="http://schemas.microsoft.com/office/drawing/2016/ink" xmlns:am3d="http://schemas.microsoft.com/office/drawing/2017/model3d" xmlns:o="urn:schemas-microsoft-com:office:office" xmlns:oel="http://schemas.microsoft.com/office/2019/extlst" xmlns:r="http://schemas.openxmlformats.org/officeDocument/2006/relationships" xmlns:m="http://schemas.openxmlformats.org/officeDocument/2006/math" xmlns:v="urn:schemas-microsoft-com:vml" xmlns:wp14="http://schemas.microsoft.com/office/word/2010/wordprocessingDrawing" xmlns:wp="http://schemas.openxmlformats.org/drawingml/2006/wordprocessingDrawing" xmlns:w10="urn:schemas-microsoft-com:office:word" xmlns:w="http://schemas.openxmlformats.org/wordprocessingml/2006/main" xmlns:w14="http://schemas.microsoft.com/office/word/2010/wordml" xmlns:w15="http://schemas.microsoft.com/office/word/2012/wordml" xmlns:w16cex="http://schemas.microsoft.com/office/word/2018/wordml/cex" xmlns:w16cid="http://schemas.microsoft.com/office/word/2016/wordml/cid" xmlns:w16="http://schemas.microsoft.com/office/word/2018/wordml" xmlns:w16du="http://schemas.microsoft.com/office/word/2023/wordml/word16du" xmlns:w16sdtdh="http://schemas.microsoft.com/office/word/2020/wordml/sdtdatahash" xmlns:w16se="http://schemas.microsoft.com/office/word/2015/wordml/symex" xmlns:wpg="http://schemas.microsoft.com/office/word/2010/wordprocessingGroup" xmlns:wpi="http://schemas.microsoft.com/office/word/2010/wordprocessingInk" xmlns:wne="http://schemas.microsoft.com/office/word/2006/wordml" xmlns:wps="http://schemas.microsoft.com/office/word/2010/wordprocessingShape" mc:Ignorable="w14 w15 w16se w16cid w16 w16cex w16sdtdh w16du wp14">
+<w:numbering xmlns:wpc="http://schemas.microsoft.com/office/word/2010/wordprocessingCanvas" xmlns:cx="http://schemas.microsoft.com/office/drawing/2014/chartex" xmlns:cx1="http://schemas.microsoft.com/office/drawing/2015/9/8/chartex" xmlns:cx2="http://schemas.microsoft.com/office/drawing/2015/10/21/chartex" xmlns:cx3="http://schemas.microsoft.com/office/drawing/2016/5/9/chartex" xmlns:cx4="http://schemas.microsoft.com/office/drawing/2016/5/10/chartex" xmlns:cx5="http://schemas.microsoft.com/office/drawing/2016/5/11/chartex" xmlns:cx6="http://schemas.microsoft.com/office/drawing/2016/5/12/chartex" xmlns:cx7="http://schemas.microsoft.com/office/drawing/2016/5/13/chartex" xmlns:cx8="http://schemas.microsoft.com/office/drawing/2016/5/14/chartex" xmlns:mc="http://schemas.openxmlformats.org/markup-compatibility/2006" xmlns:aink="http://schemas.microsoft.com/office/drawing/2016/ink" xmlns:am3d="http://schemas.microsoft.com/office/drawing/2017/model3d" xmlns:o="urn:schemas-microsoft-com:office:office" xmlns:oel="http://schemas.microsoft.com/office/2019/extlst" xmlns:r="http://schemas.openxmlformats.org/officeDocument/2006/relationships" xmlns:m="http://schemas.openxmlformats.org/officeDocument/2006/math" xmlns:v="urn:schemas-microsoft-com:vml" xmlns:wp14="http://schemas.microsoft.com/office/word/2010/wordprocessingDrawing" xmlns:wp="http://schemas.openxmlformats.org/drawingml/2006/wordprocessingDrawing" xmlns:w10="urn:schemas-microsoft-com:office:word" xmlns:w="http://schemas.openxmlformats.org/wordprocessingml/2006/main" xmlns:w14="http://schemas.microsoft.com/office/word/2010/wordml" xmlns:w15="http://schemas.microsoft.com/office/word/2012/wordml" xmlns:w16cex="http://schemas.microsoft.com/office/word/2018/wordml/cex" xmlns:w16cid="http://schemas.microsoft.com/office/word/2016/wordml/cid" xmlns:w16="http://schemas.microsoft.com/office/word/2018/wordml" xmlns:w16du="http://schemas.microsoft.com/office/word/2023/wordml/word16du" xmlns:w16sdtdh="http://schemas.microsoft.com/office/word/2020/wordml/sdtdatahash" xmlns:w16sdtfl="http://schemas.microsoft.com/office/word/2024/wordml/sdtformatlock" xmlns:w16se="http://schemas.microsoft.com/office/word/2015/wordml/symex" xmlns:wpg="http://schemas.microsoft.com/office/word/2010/wordprocessingGroup" xmlns:wpi="http://schemas.microsoft.com/office/word/2010/wordprocessingInk" xmlns:wne="http://schemas.microsoft.com/office/word/2006/wordml" xmlns:wps="http://schemas.microsoft.com/office/word/2010/wordprocessingShape" mc:Ignorable="w14 w15 w16se w16cid w16 w16cex w16sdtdh w16sdtfl w16du wp14">
   <w:abstractNum w:abstractNumId="0" w15:restartNumberingAfterBreak="0">
     <w:nsid w:val="021A5C88"/>
     <w:multiLevelType w:val="multilevel"/>
@@ -3420,7 +3724,7 @@
 </file>
 
 <file path=word/styles.xml><?xml version="1.0" encoding="utf-8"?>
-<w:styles xmlns:mc="http://schemas.openxmlformats.org/markup-compatibility/2006" xmlns:r="http://schemas.openxmlformats.org/officeDocument/2006/relationships" xmlns:w="http://schemas.openxmlformats.org/wordprocessingml/2006/main" xmlns:w14="http://schemas.microsoft.com/office/word/2010/wordml" xmlns:w15="http://schemas.microsoft.com/office/word/2012/wordml" xmlns:w16cex="http://schemas.microsoft.com/office/word/2018/wordml/cex" xmlns:w16cid="http://schemas.microsoft.com/office/word/2016/wordml/cid" xmlns:w16="http://schemas.microsoft.com/office/word/2018/wordml" xmlns:w16du="http://schemas.microsoft.com/office/word/2023/wordml/word16du" xmlns:w16sdtdh="http://schemas.microsoft.com/office/word/2020/wordml/sdtdatahash" xmlns:w16se="http://schemas.microsoft.com/office/word/2015/wordml/symex" mc:Ignorable="w14 w15 w16se w16cid w16 w16cex w16sdtdh w16du">
+<w:styles xmlns:mc="http://schemas.openxmlformats.org/markup-compatibility/2006" xmlns:r="http://schemas.openxmlformats.org/officeDocument/2006/relationships" xmlns:w="http://schemas.openxmlformats.org/wordprocessingml/2006/main" xmlns:w14="http://schemas.microsoft.com/office/word/2010/wordml" xmlns:w15="http://schemas.microsoft.com/office/word/2012/wordml" xmlns:w16cex="http://schemas.microsoft.com/office/word/2018/wordml/cex" xmlns:w16cid="http://schemas.microsoft.com/office/word/2016/wordml/cid" xmlns:w16="http://schemas.microsoft.com/office/word/2018/wordml" xmlns:w16du="http://schemas.microsoft.com/office/word/2023/wordml/word16du" xmlns:w16sdtdh="http://schemas.microsoft.com/office/word/2020/wordml/sdtdatahash" xmlns:w16sdtfl="http://schemas.microsoft.com/office/word/2024/wordml/sdtformatlock" xmlns:w16se="http://schemas.microsoft.com/office/word/2015/wordml/symex" mc:Ignorable="w14 w15 w16se w16cid w16 w16cex w16sdtdh w16sdtfl w16du">
   <w:docDefaults>
     <w:rPrDefault>
       <w:rPr>

--- a/software document.docx
+++ b/software document.docx
@@ -1,6 +1,6 @@
 
 <file path=word/document.xml><?xml version="1.0" encoding="utf-8"?>
-<w:document xmlns:wpc="http://schemas.microsoft.com/office/word/2010/wordprocessingCanvas" xmlns:cx="http://schemas.microsoft.com/office/drawing/2014/chartex" xmlns:cx1="http://schemas.microsoft.com/office/drawing/2015/9/8/chartex" xmlns:cx2="http://schemas.microsoft.com/office/drawing/2015/10/21/chartex" xmlns:cx3="http://schemas.microsoft.com/office/drawing/2016/5/9/chartex" xmlns:cx4="http://schemas.microsoft.com/office/drawing/2016/5/10/chartex" xmlns:cx5="http://schemas.microsoft.com/office/drawing/2016/5/11/chartex" xmlns:cx6="http://schemas.microsoft.com/office/drawing/2016/5/12/chartex" xmlns:cx7="http://schemas.microsoft.com/office/drawing/2016/5/13/chartex" xmlns:cx8="http://schemas.microsoft.com/office/drawing/2016/5/14/chartex" xmlns:mc="http://schemas.openxmlformats.org/markup-compatibility/2006" xmlns:aink="http://schemas.microsoft.com/office/drawing/2016/ink" xmlns:am3d="http://schemas.microsoft.com/office/drawing/2017/model3d" xmlns:o="urn:schemas-microsoft-com:office:office" xmlns:oel="http://schemas.microsoft.com/office/2019/extlst" xmlns:r="http://schemas.openxmlformats.org/officeDocument/2006/relationships" xmlns:m="http://schemas.openxmlformats.org/officeDocument/2006/math" xmlns:v="urn:schemas-microsoft-com:vml" xmlns:wp14="http://schemas.microsoft.com/office/word/2010/wordprocessingDrawing" xmlns:wp="http://schemas.openxmlformats.org/drawingml/2006/wordprocessingDrawing" xmlns:w10="urn:schemas-microsoft-com:office:word" xmlns:w="http://schemas.openxmlformats.org/wordprocessingml/2006/main" xmlns:w14="http://schemas.microsoft.com/office/word/2010/wordml" xmlns:w15="http://schemas.microsoft.com/office/word/2012/wordml" xmlns:w16cex="http://schemas.microsoft.com/office/word/2018/wordml/cex" xmlns:w16cid="http://schemas.microsoft.com/office/word/2016/wordml/cid" xmlns:w16="http://schemas.microsoft.com/office/word/2018/wordml" xmlns:w16du="http://schemas.microsoft.com/office/word/2023/wordml/word16du" xmlns:w16sdtdh="http://schemas.microsoft.com/office/word/2020/wordml/sdtdatahash" xmlns:w16sdtfl="http://schemas.microsoft.com/office/word/2024/wordml/sdtformatlock" xmlns:w16se="http://schemas.microsoft.com/office/word/2015/wordml/symex" xmlns:wpg="http://schemas.microsoft.com/office/word/2010/wordprocessingGroup" xmlns:wpi="http://schemas.microsoft.com/office/word/2010/wordprocessingInk" xmlns:wne="http://schemas.microsoft.com/office/word/2006/wordml" xmlns:wps="http://schemas.microsoft.com/office/word/2010/wordprocessingShape" mc:Ignorable="w14 w15 w16se w16cid w16 w16cex w16sdtdh w16sdtfl w16du wp14">
+<w:document xmlns:wpc="http://schemas.microsoft.com/office/word/2010/wordprocessingCanvas" xmlns:cx="http://schemas.microsoft.com/office/drawing/2014/chartex" xmlns:cx1="http://schemas.microsoft.com/office/drawing/2015/9/8/chartex" xmlns:cx2="http://schemas.microsoft.com/office/drawing/2015/10/21/chartex" xmlns:cx3="http://schemas.microsoft.com/office/drawing/2016/5/9/chartex" xmlns:cx4="http://schemas.microsoft.com/office/drawing/2016/5/10/chartex" xmlns:cx5="http://schemas.microsoft.com/office/drawing/2016/5/11/chartex" xmlns:cx6="http://schemas.microsoft.com/office/drawing/2016/5/12/chartex" xmlns:cx7="http://schemas.microsoft.com/office/drawing/2016/5/13/chartex" xmlns:cx8="http://schemas.microsoft.com/office/drawing/2016/5/14/chartex" xmlns:mc="http://schemas.openxmlformats.org/markup-compatibility/2006" xmlns:aink="http://schemas.microsoft.com/office/drawing/2016/ink" xmlns:am3d="http://schemas.microsoft.com/office/drawing/2017/model3d" xmlns:o="urn:schemas-microsoft-com:office:office" xmlns:oel="http://schemas.microsoft.com/office/2019/extlst" xmlns:r="http://schemas.openxmlformats.org/officeDocument/2006/relationships" xmlns:m="http://schemas.openxmlformats.org/officeDocument/2006/math" xmlns:v="urn:schemas-microsoft-com:vml" xmlns:wp14="http://schemas.microsoft.com/office/word/2010/wordprocessingDrawing" xmlns:wp="http://schemas.openxmlformats.org/drawingml/2006/wordprocessingDrawing" xmlns:w10="urn:schemas-microsoft-com:office:word" xmlns:w="http://schemas.openxmlformats.org/wordprocessingml/2006/main" xmlns:w14="http://schemas.microsoft.com/office/word/2010/wordml" xmlns:w15="http://schemas.microsoft.com/office/word/2012/wordml" xmlns:w16cex="http://schemas.microsoft.com/office/word/2018/wordml/cex" xmlns:w16cid="http://schemas.microsoft.com/office/word/2016/wordml/cid" xmlns:w16="http://schemas.microsoft.com/office/word/2018/wordml" xmlns:w16du="http://schemas.microsoft.com/office/word/2023/wordml/word16du" xmlns:w16sdtdh="http://schemas.microsoft.com/office/word/2020/wordml/sdtdatahash" xmlns:w16se="http://schemas.microsoft.com/office/word/2015/wordml/symex" xmlns:wpg="http://schemas.microsoft.com/office/word/2010/wordprocessingGroup" xmlns:wpi="http://schemas.microsoft.com/office/word/2010/wordprocessingInk" xmlns:wne="http://schemas.microsoft.com/office/word/2006/wordml" xmlns:wps="http://schemas.microsoft.com/office/word/2010/wordprocessingShape" mc:Ignorable="w14 w15 w16se w16cid w16 w16cex w16sdtdh w16du wp14">
   <w:body>
     <w:p>
       <w:pPr>
@@ -30,7 +30,6 @@
         <w:t xml:space="preserve">his project is making </w:t>
       </w:r>
       <w:proofErr w:type="spellStart"/>
-      <w:proofErr w:type="gramStart"/>
       <w:r>
         <w:rPr>
           <w:rFonts w:hint="eastAsia"/>
@@ -38,26 +37,11 @@
         <w:t>self balancing</w:t>
       </w:r>
       <w:proofErr w:type="spellEnd"/>
-      <w:proofErr w:type="gramEnd"/>
       <w:r>
         <w:rPr>
           <w:rFonts w:hint="eastAsia"/>
         </w:rPr>
-        <w:t xml:space="preserve"> </w:t>
-      </w:r>
-      <w:proofErr w:type="gramStart"/>
-      <w:r>
-        <w:rPr>
-          <w:rFonts w:hint="eastAsia"/>
-        </w:rPr>
-        <w:t>robot</w:t>
-      </w:r>
-      <w:proofErr w:type="gramEnd"/>
-      <w:r>
-        <w:rPr>
-          <w:rFonts w:hint="eastAsia"/>
-        </w:rPr>
-        <w:t>. Here is all the design information for this project.</w:t>
+        <w:t xml:space="preserve"> robot. Here is all the design information for this project.</w:t>
       </w:r>
     </w:p>
     <w:p>
@@ -869,11 +853,9 @@
         </w:rPr>
         <w:t xml:space="preserve">IMU task: Reading the </w:t>
       </w:r>
-      <w:proofErr w:type="gramStart"/>
       <w:r>
         <w:t>accelerate</w:t>
       </w:r>
-      <w:proofErr w:type="gramEnd"/>
       <w:r>
         <w:rPr>
           <w:rFonts w:hint="eastAsia"/>
@@ -918,21 +900,7 @@
         <w:rPr>
           <w:rFonts w:hint="eastAsia"/>
         </w:rPr>
-        <w:t xml:space="preserve"> speed of </w:t>
-      </w:r>
-      <w:proofErr w:type="gramStart"/>
-      <w:r>
-        <w:rPr>
-          <w:rFonts w:hint="eastAsia"/>
-        </w:rPr>
-        <w:t>motor</w:t>
-      </w:r>
-      <w:proofErr w:type="gramEnd"/>
-      <w:r>
-        <w:rPr>
-          <w:rFonts w:hint="eastAsia"/>
-        </w:rPr>
-        <w:t>.</w:t>
+        <w:t xml:space="preserve"> speed of motor.</w:t>
       </w:r>
     </w:p>
     <w:p>
@@ -1217,15 +1185,7 @@
         </w:numPr>
       </w:pPr>
       <w:r>
-        <w:t xml:space="preserve">Isolated to reduce timing interference caused by </w:t>
-      </w:r>
-      <w:proofErr w:type="gramStart"/>
-      <w:r>
-        <w:t>interrupts</w:t>
-      </w:r>
-      <w:proofErr w:type="gramEnd"/>
-      <w:r>
-        <w:t xml:space="preserve"> </w:t>
+        <w:t xml:space="preserve">Isolated to reduce timing interference caused by interrupts </w:t>
       </w:r>
     </w:p>
     <w:p>
@@ -1307,15 +1267,7 @@
         <w:pStyle w:val="af3"/>
       </w:pPr>
       <w:r>
-        <w:t xml:space="preserve">The control loop runs on a dedicated CPU core, minimizing interference from sensor tasks or </w:t>
-      </w:r>
-      <w:proofErr w:type="gramStart"/>
-      <w:r>
-        <w:t>interrupts</w:t>
-      </w:r>
-      <w:proofErr w:type="gramEnd"/>
-      <w:r>
-        <w:t>.</w:t>
+        <w:t>The control loop runs on a dedicated CPU core, minimizing interference from sensor tasks or interrupts.</w:t>
       </w:r>
       <w:r>
         <w:br/>
@@ -1475,15 +1427,7 @@
         <w:pStyle w:val="af3"/>
       </w:pPr>
       <w:r>
-        <w:t xml:space="preserve">By separating sensor tasks and </w:t>
-      </w:r>
-      <w:proofErr w:type="gramStart"/>
-      <w:r>
-        <w:t>control</w:t>
-      </w:r>
-      <w:proofErr w:type="gramEnd"/>
-      <w:r>
-        <w:t xml:space="preserve"> logic across CPU cores, the system achieves improved timing stability, better fault tolerance, and more robust control behavior.</w:t>
+        <w:t>By separating sensor tasks and control logic across CPU cores, the system achieves improved timing stability, better fault tolerance, and more robust control behavior.</w:t>
       </w:r>
     </w:p>
     <w:p>
@@ -1567,6 +1511,860 @@
     </w:p>
     <w:p>
       <w:pPr>
+        <w:pStyle w:val="af3"/>
+        <w:rPr>
+          <w:b/>
+          <w:bCs/>
+        </w:rPr>
+      </w:pPr>
+      <w:r>
+        <w:rPr>
+          <w:b/>
+          <w:bCs/>
+        </w:rPr>
+        <w:t>RT Control Thread Data Access Design</w:t>
+      </w:r>
+    </w:p>
+    <w:p>
+      <w:pPr>
+        <w:pStyle w:val="af3"/>
+      </w:pPr>
+      <w:r>
+        <w:t>The RT control thread reads sensor data (IMU and encoder) from shared memory.</w:t>
+      </w:r>
+      <w:r>
+        <w:br/>
+        <w:t>To ensure data consistency while minimizing latency, we evaluate several synchronization mechanisms.</w:t>
+      </w:r>
+    </w:p>
+    <w:p>
+      <w:pPr>
+        <w:pStyle w:val="af3"/>
+      </w:pPr>
+      <w:r>
+        <w:pict w14:anchorId="508CA288">
+          <v:rect id="_x0000_i1066" style="width:0;height:1.5pt" o:hralign="center" o:hrstd="t" o:hr="t" fillcolor="#a0a0a0" stroked="f"/>
+        </w:pict>
+      </w:r>
+    </w:p>
+    <w:p>
+      <w:pPr>
+        <w:pStyle w:val="af3"/>
+        <w:rPr>
+          <w:b/>
+          <w:bCs/>
+        </w:rPr>
+      </w:pPr>
+      <w:r>
+        <w:rPr>
+          <w:b/>
+          <w:bCs/>
+        </w:rPr>
+        <w:t>1. Mutex (Not Used)</w:t>
+      </w:r>
+    </w:p>
+    <w:p>
+      <w:pPr>
+        <w:pStyle w:val="af3"/>
+      </w:pPr>
+      <w:r>
+        <w:t xml:space="preserve">We avoid using a mutex because it may cause the RT thread to be blocked and </w:t>
+      </w:r>
+      <w:proofErr w:type="spellStart"/>
+      <w:r>
+        <w:t>descheduled</w:t>
+      </w:r>
+      <w:proofErr w:type="spellEnd"/>
+      <w:r>
+        <w:t>.</w:t>
+      </w:r>
+      <w:r>
+        <w:br/>
+        <w:t>When the RT thread resumes execution, it can introduce significant latency and jitter, which violates real-time constraints.</w:t>
+      </w:r>
+    </w:p>
+    <w:p>
+      <w:pPr>
+        <w:pStyle w:val="af3"/>
+      </w:pPr>
+      <w:r>
+        <w:pict w14:anchorId="3E442A3A">
+          <v:rect id="_x0000_i1067" style="width:0;height:1.5pt" o:hralign="center" o:hrstd="t" o:hr="t" fillcolor="#a0a0a0" stroked="f"/>
+        </w:pict>
+      </w:r>
+    </w:p>
+    <w:p>
+      <w:pPr>
+        <w:pStyle w:val="af3"/>
+        <w:rPr>
+          <w:b/>
+          <w:bCs/>
+        </w:rPr>
+      </w:pPr>
+      <w:r>
+        <w:rPr>
+          <w:b/>
+          <w:bCs/>
+        </w:rPr>
+        <w:t>2. Spinlock (Not Used)</w:t>
+      </w:r>
+    </w:p>
+    <w:p>
+      <w:pPr>
+        <w:pStyle w:val="af3"/>
+      </w:pPr>
+      <w:r>
+        <w:t>Spinlocks are also not suitable in this design.</w:t>
+      </w:r>
+    </w:p>
+    <w:p>
+      <w:pPr>
+        <w:pStyle w:val="af3"/>
+        <w:numPr>
+          <w:ilvl w:val="0"/>
+          <w:numId w:val="8"/>
+        </w:numPr>
+      </w:pPr>
+      <w:r>
+        <w:t xml:space="preserve">If the RT thread acquires the lock, the IMU thread cannot update sensor data. </w:t>
+      </w:r>
+    </w:p>
+    <w:p>
+      <w:pPr>
+        <w:pStyle w:val="af3"/>
+        <w:numPr>
+          <w:ilvl w:val="0"/>
+          <w:numId w:val="8"/>
+        </w:numPr>
+      </w:pPr>
+      <w:r>
+        <w:t xml:space="preserve">If the IMU thread holds the lock, the RT thread will spin-wait. </w:t>
+      </w:r>
+    </w:p>
+    <w:p>
+      <w:pPr>
+        <w:pStyle w:val="af3"/>
+        <w:numPr>
+          <w:ilvl w:val="0"/>
+          <w:numId w:val="8"/>
+        </w:numPr>
+      </w:pPr>
+      <w:r>
+        <w:t xml:space="preserve">Since threads run on different cores, this leads to CPU waste and potential interference. </w:t>
+      </w:r>
+    </w:p>
+    <w:p>
+      <w:pPr>
+        <w:pStyle w:val="af3"/>
+      </w:pPr>
+      <w:r>
+        <w:t xml:space="preserve">Although deadlock will not occur, </w:t>
+      </w:r>
+      <w:r>
+        <w:rPr>
+          <w:b/>
+          <w:bCs/>
+        </w:rPr>
+        <w:t>blocking still happens</w:t>
+      </w:r>
+      <w:r>
+        <w:t>, which is undesirable for both RT and sensor update paths.</w:t>
+      </w:r>
+    </w:p>
+    <w:p>
+      <w:pPr>
+        <w:pStyle w:val="af3"/>
+      </w:pPr>
+      <w:r>
+        <w:pict w14:anchorId="5814BF59">
+          <v:rect id="_x0000_i1068" style="width:0;height:1.5pt" o:hralign="center" o:hrstd="t" o:hr="t" fillcolor="#a0a0a0" stroked="f"/>
+        </w:pict>
+      </w:r>
+    </w:p>
+    <w:p>
+      <w:pPr>
+        <w:pStyle w:val="af3"/>
+        <w:rPr>
+          <w:b/>
+          <w:bCs/>
+        </w:rPr>
+      </w:pPr>
+      <w:r>
+        <w:rPr>
+          <w:b/>
+          <w:bCs/>
+        </w:rPr>
+        <w:t>3. Sequence Lock (Current Implementation)</w:t>
+      </w:r>
+    </w:p>
+    <w:p>
+      <w:pPr>
+        <w:pStyle w:val="af3"/>
+      </w:pPr>
+      <w:r>
+        <w:t xml:space="preserve">We currently use a </w:t>
+      </w:r>
+      <w:proofErr w:type="spellStart"/>
+      <w:r>
+        <w:rPr>
+          <w:b/>
+          <w:bCs/>
+        </w:rPr>
+        <w:t>seqlock</w:t>
+      </w:r>
+      <w:proofErr w:type="spellEnd"/>
+      <w:r>
+        <w:rPr>
+          <w:b/>
+          <w:bCs/>
+        </w:rPr>
+        <w:t xml:space="preserve"> (sequence lock)</w:t>
+      </w:r>
+      <w:r>
+        <w:t xml:space="preserve"> to protect shared data.</w:t>
+      </w:r>
+    </w:p>
+    <w:p>
+      <w:pPr>
+        <w:pStyle w:val="af3"/>
+        <w:numPr>
+          <w:ilvl w:val="0"/>
+          <w:numId w:val="9"/>
+        </w:numPr>
+      </w:pPr>
+      <w:r>
+        <w:t xml:space="preserve">The IMU/encoder threads act as writers and update the data. </w:t>
+      </w:r>
+    </w:p>
+    <w:p>
+      <w:pPr>
+        <w:pStyle w:val="af3"/>
+        <w:numPr>
+          <w:ilvl w:val="0"/>
+          <w:numId w:val="9"/>
+        </w:numPr>
+      </w:pPr>
+      <w:r>
+        <w:t xml:space="preserve">The RT control thread acts as a reader. </w:t>
+      </w:r>
+    </w:p>
+    <w:p>
+      <w:pPr>
+        <w:pStyle w:val="af3"/>
+      </w:pPr>
+      <w:r>
+        <w:lastRenderedPageBreak/>
+        <w:t>The RT thread:</w:t>
+      </w:r>
+    </w:p>
+    <w:p>
+      <w:pPr>
+        <w:pStyle w:val="af3"/>
+        <w:numPr>
+          <w:ilvl w:val="0"/>
+          <w:numId w:val="10"/>
+        </w:numPr>
+      </w:pPr>
+      <w:r>
+        <w:t xml:space="preserve">Reads the sequence counter </w:t>
+      </w:r>
+    </w:p>
+    <w:p>
+      <w:pPr>
+        <w:pStyle w:val="af3"/>
+        <w:numPr>
+          <w:ilvl w:val="0"/>
+          <w:numId w:val="10"/>
+        </w:numPr>
+      </w:pPr>
+      <w:r>
+        <w:t xml:space="preserve">Reads the data </w:t>
+      </w:r>
+    </w:p>
+    <w:p>
+      <w:pPr>
+        <w:pStyle w:val="af3"/>
+        <w:numPr>
+          <w:ilvl w:val="0"/>
+          <w:numId w:val="10"/>
+        </w:numPr>
+      </w:pPr>
+      <w:r>
+        <w:t xml:space="preserve">Re-checks the counter </w:t>
+      </w:r>
+    </w:p>
+    <w:p>
+      <w:pPr>
+        <w:pStyle w:val="af3"/>
+        <w:numPr>
+          <w:ilvl w:val="0"/>
+          <w:numId w:val="10"/>
+        </w:numPr>
+      </w:pPr>
+      <w:r>
+        <w:t xml:space="preserve">Retries if inconsistency is detected </w:t>
+      </w:r>
+    </w:p>
+    <w:p>
+      <w:pPr>
+        <w:pStyle w:val="af3"/>
+      </w:pPr>
+      <w:r>
+        <w:t>This design ensures:</w:t>
+      </w:r>
+    </w:p>
+    <w:p>
+      <w:pPr>
+        <w:pStyle w:val="af3"/>
+        <w:numPr>
+          <w:ilvl w:val="0"/>
+          <w:numId w:val="11"/>
+        </w:numPr>
+      </w:pPr>
+      <w:r>
+        <w:t xml:space="preserve">Writers are never blocked </w:t>
+      </w:r>
+    </w:p>
+    <w:p>
+      <w:pPr>
+        <w:pStyle w:val="af3"/>
+        <w:numPr>
+          <w:ilvl w:val="0"/>
+          <w:numId w:val="11"/>
+        </w:numPr>
+      </w:pPr>
+      <w:r>
+        <w:t xml:space="preserve">Readers get consistent data </w:t>
+      </w:r>
+    </w:p>
+    <w:p>
+      <w:pPr>
+        <w:pStyle w:val="af3"/>
+      </w:pPr>
+      <w:r>
+        <w:t xml:space="preserve">However, the RT thread may need to retry multiple times if updates are frequent, which introduces </w:t>
+      </w:r>
+      <w:r>
+        <w:rPr>
+          <w:b/>
+          <w:bCs/>
+        </w:rPr>
+        <w:t>retry latency</w:t>
+      </w:r>
+      <w:r>
+        <w:t>.</w:t>
+      </w:r>
+    </w:p>
+    <w:p>
+      <w:pPr>
+        <w:pStyle w:val="af3"/>
+      </w:pPr>
+      <w:r>
+        <w:pict w14:anchorId="2EFD8FBA">
+          <v:rect id="_x0000_i1069" style="width:0;height:1.5pt" o:hralign="center" o:hrstd="t" o:hr="t" fillcolor="#a0a0a0" stroked="f"/>
+        </w:pict>
+      </w:r>
+    </w:p>
+    <w:p>
+      <w:pPr>
+        <w:pStyle w:val="af3"/>
+        <w:rPr>
+          <w:b/>
+          <w:bCs/>
+        </w:rPr>
+      </w:pPr>
+      <w:r>
+        <w:rPr>
+          <w:b/>
+          <w:bCs/>
+        </w:rPr>
+        <w:t>4. Double Buffer (Planned Improvement)</w:t>
+      </w:r>
+    </w:p>
+    <w:p>
+      <w:pPr>
+        <w:pStyle w:val="af3"/>
+      </w:pPr>
+      <w:r>
+        <w:t xml:space="preserve">We plan to replace </w:t>
+      </w:r>
+      <w:proofErr w:type="spellStart"/>
+      <w:r>
+        <w:t>seqlock</w:t>
+      </w:r>
+      <w:proofErr w:type="spellEnd"/>
+      <w:r>
+        <w:t xml:space="preserve"> with a </w:t>
+      </w:r>
+      <w:r>
+        <w:rPr>
+          <w:b/>
+          <w:bCs/>
+        </w:rPr>
+        <w:t>double-buffer design</w:t>
+      </w:r>
+      <w:r>
+        <w:t>.</w:t>
+      </w:r>
+    </w:p>
+    <w:p>
+      <w:pPr>
+        <w:pStyle w:val="af3"/>
+        <w:numPr>
+          <w:ilvl w:val="0"/>
+          <w:numId w:val="12"/>
+        </w:numPr>
+      </w:pPr>
+      <w:r>
+        <w:t xml:space="preserve">Two buffers are maintained: active and standby </w:t>
+      </w:r>
+    </w:p>
+    <w:p>
+      <w:pPr>
+        <w:pStyle w:val="af3"/>
+        <w:numPr>
+          <w:ilvl w:val="0"/>
+          <w:numId w:val="12"/>
+        </w:numPr>
+      </w:pPr>
+      <w:r>
+        <w:t xml:space="preserve">Writers update the standby buffer </w:t>
+      </w:r>
+    </w:p>
+    <w:p>
+      <w:pPr>
+        <w:pStyle w:val="af3"/>
+        <w:numPr>
+          <w:ilvl w:val="0"/>
+          <w:numId w:val="12"/>
+        </w:numPr>
+      </w:pPr>
+      <w:r>
+        <w:t xml:space="preserve">After update, buffers are atomically swapped </w:t>
+      </w:r>
+    </w:p>
+    <w:p>
+      <w:pPr>
+        <w:pStyle w:val="af3"/>
+      </w:pPr>
+      <w:r>
+        <w:t>Advantages:</w:t>
+      </w:r>
+    </w:p>
+    <w:p>
+      <w:pPr>
+        <w:pStyle w:val="af3"/>
+        <w:numPr>
+          <w:ilvl w:val="0"/>
+          <w:numId w:val="13"/>
+        </w:numPr>
+      </w:pPr>
+      <w:r>
+        <w:t xml:space="preserve">RT thread always reads a stable snapshot </w:t>
+      </w:r>
+    </w:p>
+    <w:p>
+      <w:pPr>
+        <w:pStyle w:val="af3"/>
+        <w:numPr>
+          <w:ilvl w:val="0"/>
+          <w:numId w:val="13"/>
+        </w:numPr>
+      </w:pPr>
+      <w:r>
+        <w:t xml:space="preserve">No blocking or retry is needed </w:t>
+      </w:r>
+    </w:p>
+    <w:p>
+      <w:pPr>
+        <w:pStyle w:val="af3"/>
+        <w:numPr>
+          <w:ilvl w:val="0"/>
+          <w:numId w:val="13"/>
+        </w:numPr>
+      </w:pPr>
+      <w:r>
+        <w:t xml:space="preserve">Sensor update does not interfere with RT execution </w:t>
+      </w:r>
+    </w:p>
+    <w:p>
+      <w:pPr>
+        <w:pStyle w:val="af3"/>
+      </w:pPr>
+      <w:r>
+        <w:t>Even if new data is being updated, the RT thread can safely use the previous frame.</w:t>
+      </w:r>
+    </w:p>
+    <w:p>
+      <w:pPr>
+        <w:pStyle w:val="af3"/>
+      </w:pPr>
+      <w:r>
+        <w:t>This improves determinism and reduces jitter in the control loop.</w:t>
+      </w:r>
+    </w:p>
+    <w:p>
+      <w:pPr>
+        <w:pStyle w:val="af3"/>
+      </w:pPr>
+      <w:r>
+        <w:pict w14:anchorId="507F969B">
+          <v:rect id="_x0000_i1070" style="width:0;height:1.5pt" o:hralign="center" o:hrstd="t" o:hr="t" fillcolor="#a0a0a0" stroked="f"/>
+        </w:pict>
+      </w:r>
+    </w:p>
+    <w:p>
+      <w:pPr>
+        <w:pStyle w:val="af3"/>
+        <w:rPr>
+          <w:b/>
+          <w:bCs/>
+        </w:rPr>
+      </w:pPr>
+      <w:r>
+        <w:rPr>
+          <w:b/>
+          <w:bCs/>
+        </w:rPr>
+        <w:t>5. Ring Buffer (Evaluated but Not Used)</w:t>
+      </w:r>
+    </w:p>
+    <w:p>
+      <w:pPr>
+        <w:pStyle w:val="af3"/>
+      </w:pPr>
+      <w:r>
+        <w:t>A ring buffer allows storing historical data with timestamps.</w:t>
+      </w:r>
+    </w:p>
+    <w:p>
+      <w:pPr>
+        <w:pStyle w:val="af3"/>
+      </w:pPr>
+      <w:r>
+        <w:t>This enables:</w:t>
+      </w:r>
+    </w:p>
+    <w:p>
+      <w:pPr>
+        <w:pStyle w:val="af3"/>
+        <w:numPr>
+          <w:ilvl w:val="0"/>
+          <w:numId w:val="14"/>
+        </w:numPr>
+      </w:pPr>
+      <w:r>
+        <w:t xml:space="preserve">Time alignment between sensors with different sampling rates </w:t>
+      </w:r>
+    </w:p>
+    <w:p>
+      <w:pPr>
+        <w:pStyle w:val="af3"/>
+        <w:numPr>
+          <w:ilvl w:val="0"/>
+          <w:numId w:val="14"/>
+        </w:numPr>
+      </w:pPr>
+      <w:r>
+        <w:t xml:space="preserve">Interpolation or estimation using physical models </w:t>
+      </w:r>
+    </w:p>
+    <w:p>
+      <w:pPr>
+        <w:pStyle w:val="af3"/>
+      </w:pPr>
+      <w:r>
+        <w:t>However, in our system:</w:t>
+      </w:r>
+    </w:p>
+    <w:p>
+      <w:pPr>
+        <w:pStyle w:val="af3"/>
+        <w:numPr>
+          <w:ilvl w:val="0"/>
+          <w:numId w:val="15"/>
+        </w:numPr>
+      </w:pPr>
+      <w:r>
+        <w:t xml:space="preserve">IMU sampling: ~1 </w:t>
+      </w:r>
+      <w:proofErr w:type="spellStart"/>
+      <w:r>
+        <w:t>ms</w:t>
+      </w:r>
+      <w:proofErr w:type="spellEnd"/>
+      <w:r>
+        <w:t xml:space="preserve"> </w:t>
+      </w:r>
+    </w:p>
+    <w:p>
+      <w:pPr>
+        <w:pStyle w:val="af3"/>
+        <w:numPr>
+          <w:ilvl w:val="0"/>
+          <w:numId w:val="15"/>
+        </w:numPr>
+      </w:pPr>
+      <w:r>
+        <w:t xml:space="preserve">Encoder sampling: ~2 </w:t>
+      </w:r>
+      <w:proofErr w:type="spellStart"/>
+      <w:r>
+        <w:t>ms</w:t>
+      </w:r>
+      <w:proofErr w:type="spellEnd"/>
+      <w:r>
+        <w:t xml:space="preserve"> </w:t>
+      </w:r>
+    </w:p>
+    <w:p>
+      <w:pPr>
+        <w:pStyle w:val="af3"/>
+        <w:numPr>
+          <w:ilvl w:val="0"/>
+          <w:numId w:val="15"/>
+        </w:numPr>
+      </w:pPr>
+      <w:r>
+        <w:t xml:space="preserve">Control loop: 5 </w:t>
+      </w:r>
+      <w:proofErr w:type="spellStart"/>
+      <w:r>
+        <w:t>ms</w:t>
+      </w:r>
+      <w:proofErr w:type="spellEnd"/>
+      <w:r>
+        <w:t xml:space="preserve"> </w:t>
+      </w:r>
+    </w:p>
+    <w:p>
+      <w:pPr>
+        <w:pStyle w:val="af3"/>
+      </w:pPr>
+      <w:r>
+        <w:t>The number of samples per control period is small, and real-time requirements prioritize low latency over historical reconstruction.</w:t>
+      </w:r>
+    </w:p>
+    <w:p>
+      <w:pPr>
+        <w:pStyle w:val="af3"/>
+      </w:pPr>
+      <w:r>
+        <w:t>Therefore, ring buffer is not necessary at this stage.</w:t>
+      </w:r>
+    </w:p>
+    <w:p>
+      <w:pPr>
+        <w:pStyle w:val="af3"/>
+      </w:pPr>
+      <w:r>
+        <w:pict w14:anchorId="49C18F73">
+          <v:rect id="_x0000_i1071" style="width:0;height:1.5pt" o:hralign="center" o:hrstd="t" o:hr="t" fillcolor="#a0a0a0" stroked="f"/>
+        </w:pict>
+      </w:r>
+    </w:p>
+    <w:p>
+      <w:pPr>
+        <w:pStyle w:val="af3"/>
+        <w:rPr>
+          <w:b/>
+          <w:bCs/>
+        </w:rPr>
+      </w:pPr>
+      <w:r>
+        <w:rPr>
+          <w:b/>
+          <w:bCs/>
+        </w:rPr>
+        <w:t>Current Decision</w:t>
+      </w:r>
+    </w:p>
+    <w:p>
+      <w:pPr>
+        <w:pStyle w:val="af3"/>
+        <w:numPr>
+          <w:ilvl w:val="0"/>
+          <w:numId w:val="16"/>
+        </w:numPr>
+      </w:pPr>
+      <w:r>
+        <w:lastRenderedPageBreak/>
+        <w:t xml:space="preserve">Current: </w:t>
+      </w:r>
+      <w:proofErr w:type="spellStart"/>
+      <w:r>
+        <w:rPr>
+          <w:b/>
+          <w:bCs/>
+        </w:rPr>
+        <w:t>seqlock</w:t>
+      </w:r>
+      <w:proofErr w:type="spellEnd"/>
+      <w:r>
+        <w:t xml:space="preserve"> </w:t>
+      </w:r>
+    </w:p>
+    <w:p>
+      <w:pPr>
+        <w:pStyle w:val="af3"/>
+        <w:numPr>
+          <w:ilvl w:val="0"/>
+          <w:numId w:val="16"/>
+        </w:numPr>
+      </w:pPr>
+      <w:r>
+        <w:t xml:space="preserve">Planned: </w:t>
+      </w:r>
+      <w:r>
+        <w:rPr>
+          <w:b/>
+          <w:bCs/>
+        </w:rPr>
+        <w:t>double buffer (for better determinism and lower latency)</w:t>
+      </w:r>
+    </w:p>
+    <w:p>
+      <w:pPr>
+        <w:pStyle w:val="af3"/>
+      </w:pPr>
+    </w:p>
+    <w:p>
+      <w:pPr>
+        <w:pStyle w:val="af3"/>
+      </w:pPr>
+      <w:r>
+        <w:rPr>
+          <w:rFonts w:hint="eastAsia"/>
+        </w:rPr>
+        <w:t>Data flow</w:t>
+      </w:r>
+    </w:p>
+    <w:p>
+      <w:pPr>
+        <w:pStyle w:val="af3"/>
+        <w:rPr>
+          <w:rFonts w:hint="eastAsia"/>
+        </w:rPr>
+      </w:pPr>
+      <w:r>
+        <w:rPr>
+          <w:rFonts w:hint="eastAsia"/>
+          <w:noProof/>
+        </w:rPr>
+        <w:drawing>
+          <wp:inline distT="0" distB="0" distL="0" distR="0" wp14:anchorId="3DEE681F" wp14:editId="141E795A">
+            <wp:extent cx="4581525" cy="3829050"/>
+            <wp:effectExtent l="0" t="0" r="9525" b="0"/>
+            <wp:docPr id="1106712031" name="圖片 1" descr="一張含有 文字, 圖表, 螢幕擷取畫面, 行 的圖片&#10;&#10;自動產生的描述"/>
+            <wp:cNvGraphicFramePr>
+              <a:graphicFrameLocks xmlns:a="http://schemas.openxmlformats.org/drawingml/2006/main" noChangeAspect="1"/>
+            </wp:cNvGraphicFramePr>
+            <a:graphic xmlns:a="http://schemas.openxmlformats.org/drawingml/2006/main">
+              <a:graphicData uri="http://schemas.openxmlformats.org/drawingml/2006/picture">
+                <pic:pic xmlns:pic="http://schemas.openxmlformats.org/drawingml/2006/picture">
+                  <pic:nvPicPr>
+                    <pic:cNvPr id="1106712031" name="圖片 1" descr="一張含有 文字, 圖表, 螢幕擷取畫面, 行 的圖片&#10;&#10;自動產生的描述"/>
+                    <pic:cNvPicPr/>
+                  </pic:nvPicPr>
+                  <pic:blipFill>
+                    <a:blip r:embed="rId9">
+                      <a:extLst>
+                        <a:ext uri="{28A0092B-C50C-407E-A947-70E740481C1C}">
+                          <a14:useLocalDpi xmlns:a14="http://schemas.microsoft.com/office/drawing/2010/main" val="0"/>
+                        </a:ext>
+                      </a:extLst>
+                    </a:blip>
+                    <a:stretch>
+                      <a:fillRect/>
+                    </a:stretch>
+                  </pic:blipFill>
+                  <pic:spPr>
+                    <a:xfrm>
+                      <a:off x="0" y="0"/>
+                      <a:ext cx="4581525" cy="3829050"/>
+                    </a:xfrm>
+                    <a:prstGeom prst="rect">
+                      <a:avLst/>
+                    </a:prstGeom>
+                  </pic:spPr>
+                </pic:pic>
+              </a:graphicData>
+            </a:graphic>
+          </wp:inline>
+        </w:drawing>
+      </w:r>
+    </w:p>
+    <w:p>
+      <w:pPr>
+        <w:pStyle w:val="af3"/>
+      </w:pPr>
+      <w:r>
+        <w:t>F</w:t>
+      </w:r>
+      <w:r>
+        <w:rPr>
+          <w:rFonts w:hint="eastAsia"/>
+        </w:rPr>
+        <w:t>low chart</w:t>
+      </w:r>
+    </w:p>
+    <w:p>
+      <w:pPr>
+        <w:pStyle w:val="af3"/>
+        <w:rPr>
+          <w:rFonts w:hint="eastAsia"/>
+        </w:rPr>
+      </w:pPr>
+      <w:r>
+        <w:rPr>
+          <w:rFonts w:hint="eastAsia"/>
+          <w:noProof/>
+        </w:rPr>
+        <w:drawing>
+          <wp:inline distT="0" distB="0" distL="0" distR="0" wp14:anchorId="374327D1" wp14:editId="71D9A7F3">
+            <wp:extent cx="2085975" cy="2867025"/>
+            <wp:effectExtent l="0" t="0" r="9525" b="9525"/>
+            <wp:docPr id="192927187" name="圖片 2" descr="一張含有 文字, 螢幕擷取畫面, 字型 的圖片&#10;&#10;自動產生的描述"/>
+            <wp:cNvGraphicFramePr>
+              <a:graphicFrameLocks xmlns:a="http://schemas.openxmlformats.org/drawingml/2006/main" noChangeAspect="1"/>
+            </wp:cNvGraphicFramePr>
+            <a:graphic xmlns:a="http://schemas.openxmlformats.org/drawingml/2006/main">
+              <a:graphicData uri="http://schemas.openxmlformats.org/drawingml/2006/picture">
+                <pic:pic xmlns:pic="http://schemas.openxmlformats.org/drawingml/2006/picture">
+                  <pic:nvPicPr>
+                    <pic:cNvPr id="192927187" name="圖片 2" descr="一張含有 文字, 螢幕擷取畫面, 字型 的圖片&#10;&#10;自動產生的描述"/>
+                    <pic:cNvPicPr/>
+                  </pic:nvPicPr>
+                  <pic:blipFill>
+                    <a:blip r:embed="rId10">
+                      <a:extLst>
+                        <a:ext uri="{28A0092B-C50C-407E-A947-70E740481C1C}">
+                          <a14:useLocalDpi xmlns:a14="http://schemas.microsoft.com/office/drawing/2010/main" val="0"/>
+                        </a:ext>
+                      </a:extLst>
+                    </a:blip>
+                    <a:stretch>
+                      <a:fillRect/>
+                    </a:stretch>
+                  </pic:blipFill>
+                  <pic:spPr>
+                    <a:xfrm>
+                      <a:off x="0" y="0"/>
+                      <a:ext cx="2085975" cy="2867025"/>
+                    </a:xfrm>
+                    <a:prstGeom prst="rect">
+                      <a:avLst/>
+                    </a:prstGeom>
+                  </pic:spPr>
+                </pic:pic>
+              </a:graphicData>
+            </a:graphic>
+          </wp:inline>
+        </w:drawing>
+      </w:r>
+    </w:p>
+    <w:p>
+      <w:pPr>
         <w:pStyle w:val="2"/>
         <w:rPr>
           <w:rFonts w:asciiTheme="minorHAnsi" w:eastAsiaTheme="minorEastAsia" w:hAnsiTheme="minorHAnsi" w:cstheme="minorBidi"/>
@@ -1598,6 +2396,9 @@
       </w:r>
       <w:r>
         <w:br/>
+      </w:r>
+      <w:r>
+        <w:lastRenderedPageBreak/>
         <w:t xml:space="preserve">Its no-load output speed is </w:t>
       </w:r>
       <w:r>
@@ -1641,21 +2442,8 @@
       </w:r>
     </w:p>
     <w:p>
-      <w:proofErr w:type="gramStart"/>
-      <w:r>
-        <w:t>11×4</w:t>
-      </w:r>
-      <w:proofErr w:type="gramEnd"/>
-      <w:r>
-        <w:t xml:space="preserve">=4411 \times 4 = </w:t>
-      </w:r>
-      <w:proofErr w:type="gramStart"/>
-      <w:r>
-        <w:t>4411×4</w:t>
-      </w:r>
-      <w:proofErr w:type="gramEnd"/>
-      <w:r>
-        <w:t xml:space="preserve">=44 </w:t>
+      <w:r>
+        <w:t xml:space="preserve">11×4=4411 \times 4 = 4411×4=44 </w:t>
       </w:r>
     </w:p>
     <w:p>
@@ -1689,21 +2477,8 @@
       </w:r>
     </w:p>
     <w:p>
-      <w:proofErr w:type="gramStart"/>
-      <w:r>
-        <w:t>44×30</w:t>
-      </w:r>
-      <w:proofErr w:type="gramEnd"/>
-      <w:r>
-        <w:t xml:space="preserve">=132044 \times 30 = </w:t>
-      </w:r>
-      <w:proofErr w:type="gramStart"/>
-      <w:r>
-        <w:t>132044×30</w:t>
-      </w:r>
-      <w:proofErr w:type="gramEnd"/>
-      <w:r>
-        <w:t xml:space="preserve">=1320 </w:t>
+      <w:r>
+        <w:t xml:space="preserve">44×30=132044 \times 30 = 132044×30=1320 </w:t>
       </w:r>
     </w:p>
     <w:p>
@@ -1798,7 +2573,6 @@
     </w:p>
     <w:p>
       <w:r>
-        <w:lastRenderedPageBreak/>
         <w:t>In a polling-based design, the encoder state is sampled periodically.</w:t>
       </w:r>
       <w:r>
@@ -1824,44 +2598,21 @@
       </w:r>
       <w:r>
         <w:br/>
-        <w:t xml:space="preserve">The main drawback is that </w:t>
-      </w:r>
-      <w:proofErr w:type="gramStart"/>
-      <w:r>
-        <w:t>interrupts</w:t>
-      </w:r>
-      <w:proofErr w:type="gramEnd"/>
-      <w:r>
-        <w:t xml:space="preserve"> may preempt the real-time control thread and introduce jitter.</w:t>
-      </w:r>
-    </w:p>
-    <w:p>
-      <w:r>
+        <w:t>The main drawback is that interrupts may preempt the real-time control thread and introduce jitter.</w:t>
+      </w:r>
+    </w:p>
+    <w:p>
+      <w:r>
+        <w:lastRenderedPageBreak/>
         <w:t>In this system, the platform provides four CPU cores.</w:t>
       </w:r>
       <w:r>
         <w:br/>
-        <w:t xml:space="preserve">To reduce interference with the real-time control loop, the </w:t>
-      </w:r>
-      <w:proofErr w:type="gramStart"/>
-      <w:r>
-        <w:t>interrupt handling</w:t>
-      </w:r>
-      <w:proofErr w:type="gramEnd"/>
-      <w:r>
-        <w:t xml:space="preserve"> can be isolated to a different core from the RT thread.</w:t>
+        <w:t>To reduce interference with the real-time control loop, the interrupt handling can be isolated to a different core from the RT thread.</w:t>
       </w:r>
       <w:r>
         <w:br/>
-        <w:t xml:space="preserve">As a result, the impact of encoder </w:t>
-      </w:r>
-      <w:proofErr w:type="gramStart"/>
-      <w:r>
-        <w:t>interrupts</w:t>
-      </w:r>
-      <w:proofErr w:type="gramEnd"/>
-      <w:r>
-        <w:t xml:space="preserve"> on the control loop is minimized.</w:t>
+        <w:t>As a result, the impact of encoder interrupts on the control loop is minimized.</w:t>
       </w:r>
     </w:p>
     <w:p>
@@ -1923,7 +2674,6 @@
     </w:p>
     <w:p>
       <w:r>
-        <w:lastRenderedPageBreak/>
         <w:t>Invalid transitions are treated as errors or ignored.</w:t>
       </w:r>
     </w:p>
@@ -2238,7 +2988,13 @@
               <w:rPr>
                 <w:rFonts w:hint="eastAsia"/>
               </w:rPr>
-              <w:t>11</w:t>
+              <w:t>1</w:t>
+            </w:r>
+            <w:r>
+              <w:rPr>
+                <w:rFonts w:hint="eastAsia"/>
+              </w:rPr>
+              <w:t>0</w:t>
             </w:r>
           </w:p>
         </w:tc>
@@ -2310,6 +3066,7 @@
           <w:rFonts w:hint="eastAsia"/>
           <w:noProof/>
         </w:rPr>
+        <w:lastRenderedPageBreak/>
         <w:drawing>
           <wp:inline distT="0" distB="0" distL="0" distR="0" wp14:anchorId="3C7C1BAF" wp14:editId="3DB556F5">
             <wp:extent cx="5248275" cy="4400550"/>
@@ -2326,7 +3083,7 @@
                     <pic:cNvPicPr/>
                   </pic:nvPicPr>
                   <pic:blipFill>
-                    <a:blip r:embed="rId9">
+                    <a:blip r:embed="rId11">
                       <a:extLst>
                         <a:ext uri="{28A0092B-C50C-407E-A947-70E740481C1C}">
                           <a14:useLocalDpi xmlns:a14="http://schemas.microsoft.com/office/drawing/2010/main" val="0"/>
@@ -2370,7 +3127,6 @@
           <w:rFonts w:hint="eastAsia"/>
           <w:noProof/>
         </w:rPr>
-        <w:lastRenderedPageBreak/>
         <w:drawing>
           <wp:inline distT="0" distB="0" distL="0" distR="0" wp14:anchorId="6D67D91E" wp14:editId="58E47A9B">
             <wp:extent cx="1609725" cy="2867025"/>
@@ -2387,7 +3143,7 @@
                     <pic:cNvPicPr/>
                   </pic:nvPicPr>
                   <pic:blipFill>
-                    <a:blip r:embed="rId10">
+                    <a:blip r:embed="rId12">
                       <a:extLst>
                         <a:ext uri="{28A0092B-C50C-407E-A947-70E740481C1C}">
                           <a14:useLocalDpi xmlns:a14="http://schemas.microsoft.com/office/drawing/2010/main" val="0"/>
@@ -2423,6 +3179,7 @@
         <w:rPr>
           <w:rFonts w:hint="eastAsia"/>
         </w:rPr>
+        <w:lastRenderedPageBreak/>
         <w:t>IMU</w:t>
       </w:r>
     </w:p>
@@ -2444,47 +3201,40 @@
       </w:r>
       <w:proofErr w:type="spellEnd"/>
       <w:r>
-        <w:t xml:space="preserve">, while the </w:t>
-      </w:r>
+        <w:t xml:space="preserve">, while the interrupt period is only 1 </w:t>
+      </w:r>
+      <w:proofErr w:type="spellStart"/>
+      <w:r>
+        <w:t>ms.</w:t>
+      </w:r>
+      <w:proofErr w:type="spellEnd"/>
+      <w:r>
+        <w:t xml:space="preserve"> This means </w:t>
+      </w:r>
+      <w:r>
+        <w:rPr>
+          <w:rFonts w:hint="eastAsia"/>
+        </w:rPr>
+        <w:t xml:space="preserve">when I2C transfer finish, still need to wait next interrupt </w:t>
+      </w:r>
+      <w:proofErr w:type="spellStart"/>
       <w:proofErr w:type="gramStart"/>
       <w:r>
-        <w:t>interrupt</w:t>
-      </w:r>
+        <w:t>coming</w:t>
+      </w:r>
+      <w:r>
+        <w:rPr>
+          <w:rFonts w:hint="eastAsia"/>
+        </w:rPr>
+        <w:t>,</w:t>
+      </w:r>
+      <w:r>
+        <w:t>so</w:t>
+      </w:r>
+      <w:proofErr w:type="spellEnd"/>
       <w:proofErr w:type="gramEnd"/>
       <w:r>
-        <w:t xml:space="preserve"> period is only 1 </w:t>
-      </w:r>
-      <w:proofErr w:type="spellStart"/>
-      <w:r>
-        <w:t>ms.</w:t>
-      </w:r>
-      <w:proofErr w:type="spellEnd"/>
-      <w:r>
-        <w:t xml:space="preserve"> This means the read operation cannot </w:t>
-      </w:r>
-      <w:proofErr w:type="gramStart"/>
-      <w:r>
-        <w:t>complete</w:t>
-      </w:r>
-      <w:proofErr w:type="gramEnd"/>
-      <w:r>
-        <w:t xml:space="preserve"> before the next </w:t>
-      </w:r>
-      <w:proofErr w:type="gramStart"/>
-      <w:r>
-        <w:t>interrupt</w:t>
-      </w:r>
-      <w:proofErr w:type="gramEnd"/>
-      <w:r>
-        <w:t xml:space="preserve"> occurs, so some </w:t>
-      </w:r>
-      <w:proofErr w:type="gramStart"/>
-      <w:r>
-        <w:t>interrupts</w:t>
-      </w:r>
-      <w:proofErr w:type="gramEnd"/>
-      <w:r>
-        <w:t xml:space="preserve"> would effectively be lost. Under these conditions, using a threaded IRQ to fetch every sample does not provide much value.</w:t>
+        <w:t xml:space="preserve"> some interrupts would effectively be lost. Under these conditions, using a threaded IRQ to fetch every sample does not provide much value.</w:t>
       </w:r>
     </w:p>
     <w:p>
@@ -2507,7 +3257,6 @@
           <w:rFonts w:hint="eastAsia"/>
           <w:noProof/>
         </w:rPr>
-        <w:lastRenderedPageBreak/>
         <w:drawing>
           <wp:inline distT="0" distB="0" distL="0" distR="0" wp14:anchorId="004675CE" wp14:editId="7BD44021">
             <wp:extent cx="3819525" cy="2867025"/>
@@ -2524,7 +3273,7 @@
                     <pic:cNvPicPr/>
                   </pic:nvPicPr>
                   <pic:blipFill>
-                    <a:blip r:embed="rId11">
+                    <a:blip r:embed="rId13">
                       <a:extLst>
                         <a:ext uri="{28A0092B-C50C-407E-A947-70E740481C1C}">
                           <a14:useLocalDpi xmlns:a14="http://schemas.microsoft.com/office/drawing/2010/main" val="0"/>
@@ -2568,6 +3317,7 @@
           <w:rFonts w:hint="eastAsia"/>
           <w:noProof/>
         </w:rPr>
+        <w:lastRenderedPageBreak/>
         <w:drawing>
           <wp:inline distT="0" distB="0" distL="0" distR="0" wp14:anchorId="166495F3" wp14:editId="4ACC51A4">
             <wp:extent cx="1704975" cy="2581275"/>
@@ -2584,7 +3334,7 @@
                     <pic:cNvPicPr/>
                   </pic:nvPicPr>
                   <pic:blipFill>
-                    <a:blip r:embed="rId12">
+                    <a:blip r:embed="rId14">
                       <a:extLst>
                         <a:ext uri="{28A0092B-C50C-407E-A947-70E740481C1C}">
                           <a14:useLocalDpi xmlns:a14="http://schemas.microsoft.com/office/drawing/2010/main" val="0"/>
@@ -2641,7 +3391,7 @@
 </file>
 
 <file path=word/endnotes.xml><?xml version="1.0" encoding="utf-8"?>
-<w:endnotes xmlns:wpc="http://schemas.microsoft.com/office/word/2010/wordprocessingCanvas" xmlns:cx="http://schemas.microsoft.com/office/drawing/2014/chartex" xmlns:cx1="http://schemas.microsoft.com/office/drawing/2015/9/8/chartex" xmlns:cx2="http://schemas.microsoft.com/office/drawing/2015/10/21/chartex" xmlns:cx3="http://schemas.microsoft.com/office/drawing/2016/5/9/chartex" xmlns:cx4="http://schemas.microsoft.com/office/drawing/2016/5/10/chartex" xmlns:cx5="http://schemas.microsoft.com/office/drawing/2016/5/11/chartex" xmlns:cx6="http://schemas.microsoft.com/office/drawing/2016/5/12/chartex" xmlns:cx7="http://schemas.microsoft.com/office/drawing/2016/5/13/chartex" xmlns:cx8="http://schemas.microsoft.com/office/drawing/2016/5/14/chartex" xmlns:mc="http://schemas.openxmlformats.org/markup-compatibility/2006" xmlns:aink="http://schemas.microsoft.com/office/drawing/2016/ink" xmlns:am3d="http://schemas.microsoft.com/office/drawing/2017/model3d" xmlns:o="urn:schemas-microsoft-com:office:office" xmlns:oel="http://schemas.microsoft.com/office/2019/extlst" xmlns:r="http://schemas.openxmlformats.org/officeDocument/2006/relationships" xmlns:m="http://schemas.openxmlformats.org/officeDocument/2006/math" xmlns:v="urn:schemas-microsoft-com:vml" xmlns:wp14="http://schemas.microsoft.com/office/word/2010/wordprocessingDrawing" xmlns:wp="http://schemas.openxmlformats.org/drawingml/2006/wordprocessingDrawing" xmlns:w10="urn:schemas-microsoft-com:office:word" xmlns:w="http://schemas.openxmlformats.org/wordprocessingml/2006/main" xmlns:w14="http://schemas.microsoft.com/office/word/2010/wordml" xmlns:w15="http://schemas.microsoft.com/office/word/2012/wordml" xmlns:w16cex="http://schemas.microsoft.com/office/word/2018/wordml/cex" xmlns:w16cid="http://schemas.microsoft.com/office/word/2016/wordml/cid" xmlns:w16="http://schemas.microsoft.com/office/word/2018/wordml" xmlns:w16du="http://schemas.microsoft.com/office/word/2023/wordml/word16du" xmlns:w16sdtdh="http://schemas.microsoft.com/office/word/2020/wordml/sdtdatahash" xmlns:w16sdtfl="http://schemas.microsoft.com/office/word/2024/wordml/sdtformatlock" xmlns:w16se="http://schemas.microsoft.com/office/word/2015/wordml/symex" xmlns:wpg="http://schemas.microsoft.com/office/word/2010/wordprocessingGroup" xmlns:wpi="http://schemas.microsoft.com/office/word/2010/wordprocessingInk" xmlns:wne="http://schemas.microsoft.com/office/word/2006/wordml" xmlns:wps="http://schemas.microsoft.com/office/word/2010/wordprocessingShape" mc:Ignorable="w14 w15 w16se w16cid w16 w16cex w16sdtdh w16sdtfl w16du wp14">
+<w:endnotes xmlns:wpc="http://schemas.microsoft.com/office/word/2010/wordprocessingCanvas" xmlns:cx="http://schemas.microsoft.com/office/drawing/2014/chartex" xmlns:cx1="http://schemas.microsoft.com/office/drawing/2015/9/8/chartex" xmlns:cx2="http://schemas.microsoft.com/office/drawing/2015/10/21/chartex" xmlns:cx3="http://schemas.microsoft.com/office/drawing/2016/5/9/chartex" xmlns:cx4="http://schemas.microsoft.com/office/drawing/2016/5/10/chartex" xmlns:cx5="http://schemas.microsoft.com/office/drawing/2016/5/11/chartex" xmlns:cx6="http://schemas.microsoft.com/office/drawing/2016/5/12/chartex" xmlns:cx7="http://schemas.microsoft.com/office/drawing/2016/5/13/chartex" xmlns:cx8="http://schemas.microsoft.com/office/drawing/2016/5/14/chartex" xmlns:mc="http://schemas.openxmlformats.org/markup-compatibility/2006" xmlns:aink="http://schemas.microsoft.com/office/drawing/2016/ink" xmlns:am3d="http://schemas.microsoft.com/office/drawing/2017/model3d" xmlns:o="urn:schemas-microsoft-com:office:office" xmlns:oel="http://schemas.microsoft.com/office/2019/extlst" xmlns:r="http://schemas.openxmlformats.org/officeDocument/2006/relationships" xmlns:m="http://schemas.openxmlformats.org/officeDocument/2006/math" xmlns:v="urn:schemas-microsoft-com:vml" xmlns:wp14="http://schemas.microsoft.com/office/word/2010/wordprocessingDrawing" xmlns:wp="http://schemas.openxmlformats.org/drawingml/2006/wordprocessingDrawing" xmlns:w10="urn:schemas-microsoft-com:office:word" xmlns:w="http://schemas.openxmlformats.org/wordprocessingml/2006/main" xmlns:w14="http://schemas.microsoft.com/office/word/2010/wordml" xmlns:w15="http://schemas.microsoft.com/office/word/2012/wordml" xmlns:w16cex="http://schemas.microsoft.com/office/word/2018/wordml/cex" xmlns:w16cid="http://schemas.microsoft.com/office/word/2016/wordml/cid" xmlns:w16="http://schemas.microsoft.com/office/word/2018/wordml" xmlns:w16du="http://schemas.microsoft.com/office/word/2023/wordml/word16du" xmlns:w16sdtdh="http://schemas.microsoft.com/office/word/2020/wordml/sdtdatahash" xmlns:w16se="http://schemas.microsoft.com/office/word/2015/wordml/symex" xmlns:wpg="http://schemas.microsoft.com/office/word/2010/wordprocessingGroup" xmlns:wpi="http://schemas.microsoft.com/office/word/2010/wordprocessingInk" xmlns:wne="http://schemas.microsoft.com/office/word/2006/wordml" xmlns:wps="http://schemas.microsoft.com/office/word/2010/wordprocessingShape" mc:Ignorable="w14 w15 w16se w16cid w16 w16cex w16sdtdh w16du wp14">
   <w:endnote w:type="separator" w:id="-1">
     <w:p>
       <w:pPr>
@@ -2666,7 +3416,7 @@
 </file>
 
 <file path=word/footnotes.xml><?xml version="1.0" encoding="utf-8"?>
-<w:footnotes xmlns:wpc="http://schemas.microsoft.com/office/word/2010/wordprocessingCanvas" xmlns:cx="http://schemas.microsoft.com/office/drawing/2014/chartex" xmlns:cx1="http://schemas.microsoft.com/office/drawing/2015/9/8/chartex" xmlns:cx2="http://schemas.microsoft.com/office/drawing/2015/10/21/chartex" xmlns:cx3="http://schemas.microsoft.com/office/drawing/2016/5/9/chartex" xmlns:cx4="http://schemas.microsoft.com/office/drawing/2016/5/10/chartex" xmlns:cx5="http://schemas.microsoft.com/office/drawing/2016/5/11/chartex" xmlns:cx6="http://schemas.microsoft.com/office/drawing/2016/5/12/chartex" xmlns:cx7="http://schemas.microsoft.com/office/drawing/2016/5/13/chartex" xmlns:cx8="http://schemas.microsoft.com/office/drawing/2016/5/14/chartex" xmlns:mc="http://schemas.openxmlformats.org/markup-compatibility/2006" xmlns:aink="http://schemas.microsoft.com/office/drawing/2016/ink" xmlns:am3d="http://schemas.microsoft.com/office/drawing/2017/model3d" xmlns:o="urn:schemas-microsoft-com:office:office" xmlns:oel="http://schemas.microsoft.com/office/2019/extlst" xmlns:r="http://schemas.openxmlformats.org/officeDocument/2006/relationships" xmlns:m="http://schemas.openxmlformats.org/officeDocument/2006/math" xmlns:v="urn:schemas-microsoft-com:vml" xmlns:wp14="http://schemas.microsoft.com/office/word/2010/wordprocessingDrawing" xmlns:wp="http://schemas.openxmlformats.org/drawingml/2006/wordprocessingDrawing" xmlns:w10="urn:schemas-microsoft-com:office:word" xmlns:w="http://schemas.openxmlformats.org/wordprocessingml/2006/main" xmlns:w14="http://schemas.microsoft.com/office/word/2010/wordml" xmlns:w15="http://schemas.microsoft.com/office/word/2012/wordml" xmlns:w16cex="http://schemas.microsoft.com/office/word/2018/wordml/cex" xmlns:w16cid="http://schemas.microsoft.com/office/word/2016/wordml/cid" xmlns:w16="http://schemas.microsoft.com/office/word/2018/wordml" xmlns:w16du="http://schemas.microsoft.com/office/word/2023/wordml/word16du" xmlns:w16sdtdh="http://schemas.microsoft.com/office/word/2020/wordml/sdtdatahash" xmlns:w16sdtfl="http://schemas.microsoft.com/office/word/2024/wordml/sdtformatlock" xmlns:w16se="http://schemas.microsoft.com/office/word/2015/wordml/symex" xmlns:wpg="http://schemas.microsoft.com/office/word/2010/wordprocessingGroup" xmlns:wpi="http://schemas.microsoft.com/office/word/2010/wordprocessingInk" xmlns:wne="http://schemas.microsoft.com/office/word/2006/wordml" xmlns:wps="http://schemas.microsoft.com/office/word/2010/wordprocessingShape" mc:Ignorable="w14 w15 w16se w16cid w16 w16cex w16sdtdh w16sdtfl w16du wp14">
+<w:footnotes xmlns:wpc="http://schemas.microsoft.com/office/word/2010/wordprocessingCanvas" xmlns:cx="http://schemas.microsoft.com/office/drawing/2014/chartex" xmlns:cx1="http://schemas.microsoft.com/office/drawing/2015/9/8/chartex" xmlns:cx2="http://schemas.microsoft.com/office/drawing/2015/10/21/chartex" xmlns:cx3="http://schemas.microsoft.com/office/drawing/2016/5/9/chartex" xmlns:cx4="http://schemas.microsoft.com/office/drawing/2016/5/10/chartex" xmlns:cx5="http://schemas.microsoft.com/office/drawing/2016/5/11/chartex" xmlns:cx6="http://schemas.microsoft.com/office/drawing/2016/5/12/chartex" xmlns:cx7="http://schemas.microsoft.com/office/drawing/2016/5/13/chartex" xmlns:cx8="http://schemas.microsoft.com/office/drawing/2016/5/14/chartex" xmlns:mc="http://schemas.openxmlformats.org/markup-compatibility/2006" xmlns:aink="http://schemas.microsoft.com/office/drawing/2016/ink" xmlns:am3d="http://schemas.microsoft.com/office/drawing/2017/model3d" xmlns:o="urn:schemas-microsoft-com:office:office" xmlns:oel="http://schemas.microsoft.com/office/2019/extlst" xmlns:r="http://schemas.openxmlformats.org/officeDocument/2006/relationships" xmlns:m="http://schemas.openxmlformats.org/officeDocument/2006/math" xmlns:v="urn:schemas-microsoft-com:vml" xmlns:wp14="http://schemas.microsoft.com/office/word/2010/wordprocessingDrawing" xmlns:wp="http://schemas.openxmlformats.org/drawingml/2006/wordprocessingDrawing" xmlns:w10="urn:schemas-microsoft-com:office:word" xmlns:w="http://schemas.openxmlformats.org/wordprocessingml/2006/main" xmlns:w14="http://schemas.microsoft.com/office/word/2010/wordml" xmlns:w15="http://schemas.microsoft.com/office/word/2012/wordml" xmlns:w16cex="http://schemas.microsoft.com/office/word/2018/wordml/cex" xmlns:w16cid="http://schemas.microsoft.com/office/word/2016/wordml/cid" xmlns:w16="http://schemas.microsoft.com/office/word/2018/wordml" xmlns:w16du="http://schemas.microsoft.com/office/word/2023/wordml/word16du" xmlns:w16sdtdh="http://schemas.microsoft.com/office/word/2020/wordml/sdtdatahash" xmlns:w16se="http://schemas.microsoft.com/office/word/2015/wordml/symex" xmlns:wpg="http://schemas.microsoft.com/office/word/2010/wordprocessingGroup" xmlns:wpi="http://schemas.microsoft.com/office/word/2010/wordprocessingInk" xmlns:wne="http://schemas.microsoft.com/office/word/2006/wordml" xmlns:wps="http://schemas.microsoft.com/office/word/2010/wordprocessingShape" mc:Ignorable="w14 w15 w16se w16cid w16 w16cex w16sdtdh w16du wp14">
   <w:footnote w:type="separator" w:id="-1">
     <w:p>
       <w:pPr>
@@ -2691,7 +3441,7 @@
 </file>
 
 <file path=word/numbering.xml><?xml version="1.0" encoding="utf-8"?>
-<w:numbering xmlns:wpc="http://schemas.microsoft.com/office/word/2010/wordprocessingCanvas" xmlns:cx="http://schemas.microsoft.com/office/drawing/2014/chartex" xmlns:cx1="http://schemas.microsoft.com/office/drawing/2015/9/8/chartex" xmlns:cx2="http://schemas.microsoft.com/office/drawing/2015/10/21/chartex" xmlns:cx3="http://schemas.microsoft.com/office/drawing/2016/5/9/chartex" xmlns:cx4="http://schemas.microsoft.com/office/drawing/2016/5/10/chartex" xmlns:cx5="http://schemas.microsoft.com/office/drawing/2016/5/11/chartex" xmlns:cx6="http://schemas.microsoft.com/office/drawing/2016/5/12/chartex" xmlns:cx7="http://schemas.microsoft.com/office/drawing/2016/5/13/chartex" xmlns:cx8="http://schemas.microsoft.com/office/drawing/2016/5/14/chartex" xmlns:mc="http://schemas.openxmlformats.org/markup-compatibility/2006" xmlns:aink="http://schemas.microsoft.com/office/drawing/2016/ink" xmlns:am3d="http://schemas.microsoft.com/office/drawing/2017/model3d" xmlns:o="urn:schemas-microsoft-com:office:office" xmlns:oel="http://schemas.microsoft.com/office/2019/extlst" xmlns:r="http://schemas.openxmlformats.org/officeDocument/2006/relationships" xmlns:m="http://schemas.openxmlformats.org/officeDocument/2006/math" xmlns:v="urn:schemas-microsoft-com:vml" xmlns:wp14="http://schemas.microsoft.com/office/word/2010/wordprocessingDrawing" xmlns:wp="http://schemas.openxmlformats.org/drawingml/2006/wordprocessingDrawing" xmlns:w10="urn:schemas-microsoft-com:office:word" xmlns:w="http://schemas.openxmlformats.org/wordprocessingml/2006/main" xmlns:w14="http://schemas.microsoft.com/office/word/2010/wordml" xmlns:w15="http://schemas.microsoft.com/office/word/2012/wordml" xmlns:w16cex="http://schemas.microsoft.com/office/word/2018/wordml/cex" xmlns:w16cid="http://schemas.microsoft.com/office/word/2016/wordml/cid" xmlns:w16="http://schemas.microsoft.com/office/word/2018/wordml" xmlns:w16du="http://schemas.microsoft.com/office/word/2023/wordml/word16du" xmlns:w16sdtdh="http://schemas.microsoft.com/office/word/2020/wordml/sdtdatahash" xmlns:w16sdtfl="http://schemas.microsoft.com/office/word/2024/wordml/sdtformatlock" xmlns:w16se="http://schemas.microsoft.com/office/word/2015/wordml/symex" xmlns:wpg="http://schemas.microsoft.com/office/word/2010/wordprocessingGroup" xmlns:wpi="http://schemas.microsoft.com/office/word/2010/wordprocessingInk" xmlns:wne="http://schemas.microsoft.com/office/word/2006/wordml" xmlns:wps="http://schemas.microsoft.com/office/word/2010/wordprocessingShape" mc:Ignorable="w14 w15 w16se w16cid w16 w16cex w16sdtdh w16sdtfl w16du wp14">
+<w:numbering xmlns:wpc="http://schemas.microsoft.com/office/word/2010/wordprocessingCanvas" xmlns:cx="http://schemas.microsoft.com/office/drawing/2014/chartex" xmlns:cx1="http://schemas.microsoft.com/office/drawing/2015/9/8/chartex" xmlns:cx2="http://schemas.microsoft.com/office/drawing/2015/10/21/chartex" xmlns:cx3="http://schemas.microsoft.com/office/drawing/2016/5/9/chartex" xmlns:cx4="http://schemas.microsoft.com/office/drawing/2016/5/10/chartex" xmlns:cx5="http://schemas.microsoft.com/office/drawing/2016/5/11/chartex" xmlns:cx6="http://schemas.microsoft.com/office/drawing/2016/5/12/chartex" xmlns:cx7="http://schemas.microsoft.com/office/drawing/2016/5/13/chartex" xmlns:cx8="http://schemas.microsoft.com/office/drawing/2016/5/14/chartex" xmlns:mc="http://schemas.openxmlformats.org/markup-compatibility/2006" xmlns:aink="http://schemas.microsoft.com/office/drawing/2016/ink" xmlns:am3d="http://schemas.microsoft.com/office/drawing/2017/model3d" xmlns:o="urn:schemas-microsoft-com:office:office" xmlns:oel="http://schemas.microsoft.com/office/2019/extlst" xmlns:r="http://schemas.openxmlformats.org/officeDocument/2006/relationships" xmlns:m="http://schemas.openxmlformats.org/officeDocument/2006/math" xmlns:v="urn:schemas-microsoft-com:vml" xmlns:wp14="http://schemas.microsoft.com/office/word/2010/wordprocessingDrawing" xmlns:wp="http://schemas.openxmlformats.org/drawingml/2006/wordprocessingDrawing" xmlns:w10="urn:schemas-microsoft-com:office:word" xmlns:w="http://schemas.openxmlformats.org/wordprocessingml/2006/main" xmlns:w14="http://schemas.microsoft.com/office/word/2010/wordml" xmlns:w15="http://schemas.microsoft.com/office/word/2012/wordml" xmlns:w16cex="http://schemas.microsoft.com/office/word/2018/wordml/cex" xmlns:w16cid="http://schemas.microsoft.com/office/word/2016/wordml/cid" xmlns:w16="http://schemas.microsoft.com/office/word/2018/wordml" xmlns:w16du="http://schemas.microsoft.com/office/word/2023/wordml/word16du" xmlns:w16sdtdh="http://schemas.microsoft.com/office/word/2020/wordml/sdtdatahash" xmlns:w16se="http://schemas.microsoft.com/office/word/2015/wordml/symex" xmlns:wpg="http://schemas.microsoft.com/office/word/2010/wordprocessingGroup" xmlns:wpi="http://schemas.microsoft.com/office/word/2010/wordprocessingInk" xmlns:wne="http://schemas.microsoft.com/office/word/2006/wordml" xmlns:wps="http://schemas.microsoft.com/office/word/2010/wordprocessingShape" mc:Ignorable="w14 w15 w16se w16cid w16 w16cex w16sdtdh w16du wp14">
   <w:abstractNum w:abstractNumId="0" w15:restartNumberingAfterBreak="0">
     <w:nsid w:val="021A5C88"/>
     <w:multiLevelType w:val="multilevel"/>
@@ -2842,6 +3592,304 @@
     </w:lvl>
   </w:abstractNum>
   <w:abstractNum w:abstractNumId="1" w15:restartNumberingAfterBreak="0">
+    <w:nsid w:val="04446574"/>
+    <w:multiLevelType w:val="multilevel"/>
+    <w:tmpl w:val="E2CA25FA"/>
+    <w:lvl w:ilvl="0">
+      <w:start w:val="1"/>
+      <w:numFmt w:val="bullet"/>
+      <w:lvlText w:val=""/>
+      <w:lvlJc w:val="left"/>
+      <w:pPr>
+        <w:tabs>
+          <w:tab w:val="num" w:pos="720"/>
+        </w:tabs>
+        <w:ind w:left="720" w:hanging="360"/>
+      </w:pPr>
+      <w:rPr>
+        <w:rFonts w:ascii="Symbol" w:hAnsi="Symbol" w:hint="default"/>
+        <w:sz w:val="20"/>
+      </w:rPr>
+    </w:lvl>
+    <w:lvl w:ilvl="1" w:tentative="1">
+      <w:start w:val="1"/>
+      <w:numFmt w:val="bullet"/>
+      <w:lvlText w:val="o"/>
+      <w:lvlJc w:val="left"/>
+      <w:pPr>
+        <w:tabs>
+          <w:tab w:val="num" w:pos="1440"/>
+        </w:tabs>
+        <w:ind w:left="1440" w:hanging="360"/>
+      </w:pPr>
+      <w:rPr>
+        <w:rFonts w:ascii="Courier New" w:hAnsi="Courier New" w:hint="default"/>
+        <w:sz w:val="20"/>
+      </w:rPr>
+    </w:lvl>
+    <w:lvl w:ilvl="2" w:tentative="1">
+      <w:start w:val="1"/>
+      <w:numFmt w:val="bullet"/>
+      <w:lvlText w:val=""/>
+      <w:lvlJc w:val="left"/>
+      <w:pPr>
+        <w:tabs>
+          <w:tab w:val="num" w:pos="2160"/>
+        </w:tabs>
+        <w:ind w:left="2160" w:hanging="360"/>
+      </w:pPr>
+      <w:rPr>
+        <w:rFonts w:ascii="Wingdings" w:hAnsi="Wingdings" w:hint="default"/>
+        <w:sz w:val="20"/>
+      </w:rPr>
+    </w:lvl>
+    <w:lvl w:ilvl="3" w:tentative="1">
+      <w:start w:val="1"/>
+      <w:numFmt w:val="bullet"/>
+      <w:lvlText w:val=""/>
+      <w:lvlJc w:val="left"/>
+      <w:pPr>
+        <w:tabs>
+          <w:tab w:val="num" w:pos="2880"/>
+        </w:tabs>
+        <w:ind w:left="2880" w:hanging="360"/>
+      </w:pPr>
+      <w:rPr>
+        <w:rFonts w:ascii="Wingdings" w:hAnsi="Wingdings" w:hint="default"/>
+        <w:sz w:val="20"/>
+      </w:rPr>
+    </w:lvl>
+    <w:lvl w:ilvl="4" w:tentative="1">
+      <w:start w:val="1"/>
+      <w:numFmt w:val="bullet"/>
+      <w:lvlText w:val=""/>
+      <w:lvlJc w:val="left"/>
+      <w:pPr>
+        <w:tabs>
+          <w:tab w:val="num" w:pos="3600"/>
+        </w:tabs>
+        <w:ind w:left="3600" w:hanging="360"/>
+      </w:pPr>
+      <w:rPr>
+        <w:rFonts w:ascii="Wingdings" w:hAnsi="Wingdings" w:hint="default"/>
+        <w:sz w:val="20"/>
+      </w:rPr>
+    </w:lvl>
+    <w:lvl w:ilvl="5" w:tentative="1">
+      <w:start w:val="1"/>
+      <w:numFmt w:val="bullet"/>
+      <w:lvlText w:val=""/>
+      <w:lvlJc w:val="left"/>
+      <w:pPr>
+        <w:tabs>
+          <w:tab w:val="num" w:pos="4320"/>
+        </w:tabs>
+        <w:ind w:left="4320" w:hanging="360"/>
+      </w:pPr>
+      <w:rPr>
+        <w:rFonts w:ascii="Wingdings" w:hAnsi="Wingdings" w:hint="default"/>
+        <w:sz w:val="20"/>
+      </w:rPr>
+    </w:lvl>
+    <w:lvl w:ilvl="6" w:tentative="1">
+      <w:start w:val="1"/>
+      <w:numFmt w:val="bullet"/>
+      <w:lvlText w:val=""/>
+      <w:lvlJc w:val="left"/>
+      <w:pPr>
+        <w:tabs>
+          <w:tab w:val="num" w:pos="5040"/>
+        </w:tabs>
+        <w:ind w:left="5040" w:hanging="360"/>
+      </w:pPr>
+      <w:rPr>
+        <w:rFonts w:ascii="Wingdings" w:hAnsi="Wingdings" w:hint="default"/>
+        <w:sz w:val="20"/>
+      </w:rPr>
+    </w:lvl>
+    <w:lvl w:ilvl="7" w:tentative="1">
+      <w:start w:val="1"/>
+      <w:numFmt w:val="bullet"/>
+      <w:lvlText w:val=""/>
+      <w:lvlJc w:val="left"/>
+      <w:pPr>
+        <w:tabs>
+          <w:tab w:val="num" w:pos="5760"/>
+        </w:tabs>
+        <w:ind w:left="5760" w:hanging="360"/>
+      </w:pPr>
+      <w:rPr>
+        <w:rFonts w:ascii="Wingdings" w:hAnsi="Wingdings" w:hint="default"/>
+        <w:sz w:val="20"/>
+      </w:rPr>
+    </w:lvl>
+    <w:lvl w:ilvl="8" w:tentative="1">
+      <w:start w:val="1"/>
+      <w:numFmt w:val="bullet"/>
+      <w:lvlText w:val=""/>
+      <w:lvlJc w:val="left"/>
+      <w:pPr>
+        <w:tabs>
+          <w:tab w:val="num" w:pos="6480"/>
+        </w:tabs>
+        <w:ind w:left="6480" w:hanging="360"/>
+      </w:pPr>
+      <w:rPr>
+        <w:rFonts w:ascii="Wingdings" w:hAnsi="Wingdings" w:hint="default"/>
+        <w:sz w:val="20"/>
+      </w:rPr>
+    </w:lvl>
+  </w:abstractNum>
+  <w:abstractNum w:abstractNumId="2" w15:restartNumberingAfterBreak="0">
+    <w:nsid w:val="14070FA4"/>
+    <w:multiLevelType w:val="multilevel"/>
+    <w:tmpl w:val="8CE6F0F2"/>
+    <w:lvl w:ilvl="0">
+      <w:start w:val="1"/>
+      <w:numFmt w:val="bullet"/>
+      <w:lvlText w:val=""/>
+      <w:lvlJc w:val="left"/>
+      <w:pPr>
+        <w:tabs>
+          <w:tab w:val="num" w:pos="720"/>
+        </w:tabs>
+        <w:ind w:left="720" w:hanging="360"/>
+      </w:pPr>
+      <w:rPr>
+        <w:rFonts w:ascii="Symbol" w:hAnsi="Symbol" w:hint="default"/>
+        <w:sz w:val="20"/>
+      </w:rPr>
+    </w:lvl>
+    <w:lvl w:ilvl="1" w:tentative="1">
+      <w:start w:val="1"/>
+      <w:numFmt w:val="bullet"/>
+      <w:lvlText w:val="o"/>
+      <w:lvlJc w:val="left"/>
+      <w:pPr>
+        <w:tabs>
+          <w:tab w:val="num" w:pos="1440"/>
+        </w:tabs>
+        <w:ind w:left="1440" w:hanging="360"/>
+      </w:pPr>
+      <w:rPr>
+        <w:rFonts w:ascii="Courier New" w:hAnsi="Courier New" w:hint="default"/>
+        <w:sz w:val="20"/>
+      </w:rPr>
+    </w:lvl>
+    <w:lvl w:ilvl="2" w:tentative="1">
+      <w:start w:val="1"/>
+      <w:numFmt w:val="bullet"/>
+      <w:lvlText w:val=""/>
+      <w:lvlJc w:val="left"/>
+      <w:pPr>
+        <w:tabs>
+          <w:tab w:val="num" w:pos="2160"/>
+        </w:tabs>
+        <w:ind w:left="2160" w:hanging="360"/>
+      </w:pPr>
+      <w:rPr>
+        <w:rFonts w:ascii="Wingdings" w:hAnsi="Wingdings" w:hint="default"/>
+        <w:sz w:val="20"/>
+      </w:rPr>
+    </w:lvl>
+    <w:lvl w:ilvl="3" w:tentative="1">
+      <w:start w:val="1"/>
+      <w:numFmt w:val="bullet"/>
+      <w:lvlText w:val=""/>
+      <w:lvlJc w:val="left"/>
+      <w:pPr>
+        <w:tabs>
+          <w:tab w:val="num" w:pos="2880"/>
+        </w:tabs>
+        <w:ind w:left="2880" w:hanging="360"/>
+      </w:pPr>
+      <w:rPr>
+        <w:rFonts w:ascii="Wingdings" w:hAnsi="Wingdings" w:hint="default"/>
+        <w:sz w:val="20"/>
+      </w:rPr>
+    </w:lvl>
+    <w:lvl w:ilvl="4" w:tentative="1">
+      <w:start w:val="1"/>
+      <w:numFmt w:val="bullet"/>
+      <w:lvlText w:val=""/>
+      <w:lvlJc w:val="left"/>
+      <w:pPr>
+        <w:tabs>
+          <w:tab w:val="num" w:pos="3600"/>
+        </w:tabs>
+        <w:ind w:left="3600" w:hanging="360"/>
+      </w:pPr>
+      <w:rPr>
+        <w:rFonts w:ascii="Wingdings" w:hAnsi="Wingdings" w:hint="default"/>
+        <w:sz w:val="20"/>
+      </w:rPr>
+    </w:lvl>
+    <w:lvl w:ilvl="5" w:tentative="1">
+      <w:start w:val="1"/>
+      <w:numFmt w:val="bullet"/>
+      <w:lvlText w:val=""/>
+      <w:lvlJc w:val="left"/>
+      <w:pPr>
+        <w:tabs>
+          <w:tab w:val="num" w:pos="4320"/>
+        </w:tabs>
+        <w:ind w:left="4320" w:hanging="360"/>
+      </w:pPr>
+      <w:rPr>
+        <w:rFonts w:ascii="Wingdings" w:hAnsi="Wingdings" w:hint="default"/>
+        <w:sz w:val="20"/>
+      </w:rPr>
+    </w:lvl>
+    <w:lvl w:ilvl="6" w:tentative="1">
+      <w:start w:val="1"/>
+      <w:numFmt w:val="bullet"/>
+      <w:lvlText w:val=""/>
+      <w:lvlJc w:val="left"/>
+      <w:pPr>
+        <w:tabs>
+          <w:tab w:val="num" w:pos="5040"/>
+        </w:tabs>
+        <w:ind w:left="5040" w:hanging="360"/>
+      </w:pPr>
+      <w:rPr>
+        <w:rFonts w:ascii="Wingdings" w:hAnsi="Wingdings" w:hint="default"/>
+        <w:sz w:val="20"/>
+      </w:rPr>
+    </w:lvl>
+    <w:lvl w:ilvl="7" w:tentative="1">
+      <w:start w:val="1"/>
+      <w:numFmt w:val="bullet"/>
+      <w:lvlText w:val=""/>
+      <w:lvlJc w:val="left"/>
+      <w:pPr>
+        <w:tabs>
+          <w:tab w:val="num" w:pos="5760"/>
+        </w:tabs>
+        <w:ind w:left="5760" w:hanging="360"/>
+      </w:pPr>
+      <w:rPr>
+        <w:rFonts w:ascii="Wingdings" w:hAnsi="Wingdings" w:hint="default"/>
+        <w:sz w:val="20"/>
+      </w:rPr>
+    </w:lvl>
+    <w:lvl w:ilvl="8" w:tentative="1">
+      <w:start w:val="1"/>
+      <w:numFmt w:val="bullet"/>
+      <w:lvlText w:val=""/>
+      <w:lvlJc w:val="left"/>
+      <w:pPr>
+        <w:tabs>
+          <w:tab w:val="num" w:pos="6480"/>
+        </w:tabs>
+        <w:ind w:left="6480" w:hanging="360"/>
+      </w:pPr>
+      <w:rPr>
+        <w:rFonts w:ascii="Wingdings" w:hAnsi="Wingdings" w:hint="default"/>
+        <w:sz w:val="20"/>
+      </w:rPr>
+    </w:lvl>
+  </w:abstractNum>
+  <w:abstractNum w:abstractNumId="3" w15:restartNumberingAfterBreak="0">
     <w:nsid w:val="19BA325E"/>
     <w:multiLevelType w:val="multilevel"/>
     <w:tmpl w:val="0B1EC58A"/>
@@ -2990,7 +4038,305 @@
       </w:rPr>
     </w:lvl>
   </w:abstractNum>
-  <w:abstractNum w:abstractNumId="2" w15:restartNumberingAfterBreak="0">
+  <w:abstractNum w:abstractNumId="4" w15:restartNumberingAfterBreak="0">
+    <w:nsid w:val="32E666C7"/>
+    <w:multiLevelType w:val="multilevel"/>
+    <w:tmpl w:val="37F8ABA8"/>
+    <w:lvl w:ilvl="0">
+      <w:start w:val="1"/>
+      <w:numFmt w:val="bullet"/>
+      <w:lvlText w:val=""/>
+      <w:lvlJc w:val="left"/>
+      <w:pPr>
+        <w:tabs>
+          <w:tab w:val="num" w:pos="720"/>
+        </w:tabs>
+        <w:ind w:left="720" w:hanging="360"/>
+      </w:pPr>
+      <w:rPr>
+        <w:rFonts w:ascii="Symbol" w:hAnsi="Symbol" w:hint="default"/>
+        <w:sz w:val="20"/>
+      </w:rPr>
+    </w:lvl>
+    <w:lvl w:ilvl="1" w:tentative="1">
+      <w:start w:val="1"/>
+      <w:numFmt w:val="bullet"/>
+      <w:lvlText w:val="o"/>
+      <w:lvlJc w:val="left"/>
+      <w:pPr>
+        <w:tabs>
+          <w:tab w:val="num" w:pos="1440"/>
+        </w:tabs>
+        <w:ind w:left="1440" w:hanging="360"/>
+      </w:pPr>
+      <w:rPr>
+        <w:rFonts w:ascii="Courier New" w:hAnsi="Courier New" w:hint="default"/>
+        <w:sz w:val="20"/>
+      </w:rPr>
+    </w:lvl>
+    <w:lvl w:ilvl="2" w:tentative="1">
+      <w:start w:val="1"/>
+      <w:numFmt w:val="bullet"/>
+      <w:lvlText w:val=""/>
+      <w:lvlJc w:val="left"/>
+      <w:pPr>
+        <w:tabs>
+          <w:tab w:val="num" w:pos="2160"/>
+        </w:tabs>
+        <w:ind w:left="2160" w:hanging="360"/>
+      </w:pPr>
+      <w:rPr>
+        <w:rFonts w:ascii="Wingdings" w:hAnsi="Wingdings" w:hint="default"/>
+        <w:sz w:val="20"/>
+      </w:rPr>
+    </w:lvl>
+    <w:lvl w:ilvl="3" w:tentative="1">
+      <w:start w:val="1"/>
+      <w:numFmt w:val="bullet"/>
+      <w:lvlText w:val=""/>
+      <w:lvlJc w:val="left"/>
+      <w:pPr>
+        <w:tabs>
+          <w:tab w:val="num" w:pos="2880"/>
+        </w:tabs>
+        <w:ind w:left="2880" w:hanging="360"/>
+      </w:pPr>
+      <w:rPr>
+        <w:rFonts w:ascii="Wingdings" w:hAnsi="Wingdings" w:hint="default"/>
+        <w:sz w:val="20"/>
+      </w:rPr>
+    </w:lvl>
+    <w:lvl w:ilvl="4" w:tentative="1">
+      <w:start w:val="1"/>
+      <w:numFmt w:val="bullet"/>
+      <w:lvlText w:val=""/>
+      <w:lvlJc w:val="left"/>
+      <w:pPr>
+        <w:tabs>
+          <w:tab w:val="num" w:pos="3600"/>
+        </w:tabs>
+        <w:ind w:left="3600" w:hanging="360"/>
+      </w:pPr>
+      <w:rPr>
+        <w:rFonts w:ascii="Wingdings" w:hAnsi="Wingdings" w:hint="default"/>
+        <w:sz w:val="20"/>
+      </w:rPr>
+    </w:lvl>
+    <w:lvl w:ilvl="5" w:tentative="1">
+      <w:start w:val="1"/>
+      <w:numFmt w:val="bullet"/>
+      <w:lvlText w:val=""/>
+      <w:lvlJc w:val="left"/>
+      <w:pPr>
+        <w:tabs>
+          <w:tab w:val="num" w:pos="4320"/>
+        </w:tabs>
+        <w:ind w:left="4320" w:hanging="360"/>
+      </w:pPr>
+      <w:rPr>
+        <w:rFonts w:ascii="Wingdings" w:hAnsi="Wingdings" w:hint="default"/>
+        <w:sz w:val="20"/>
+      </w:rPr>
+    </w:lvl>
+    <w:lvl w:ilvl="6" w:tentative="1">
+      <w:start w:val="1"/>
+      <w:numFmt w:val="bullet"/>
+      <w:lvlText w:val=""/>
+      <w:lvlJc w:val="left"/>
+      <w:pPr>
+        <w:tabs>
+          <w:tab w:val="num" w:pos="5040"/>
+        </w:tabs>
+        <w:ind w:left="5040" w:hanging="360"/>
+      </w:pPr>
+      <w:rPr>
+        <w:rFonts w:ascii="Wingdings" w:hAnsi="Wingdings" w:hint="default"/>
+        <w:sz w:val="20"/>
+      </w:rPr>
+    </w:lvl>
+    <w:lvl w:ilvl="7" w:tentative="1">
+      <w:start w:val="1"/>
+      <w:numFmt w:val="bullet"/>
+      <w:lvlText w:val=""/>
+      <w:lvlJc w:val="left"/>
+      <w:pPr>
+        <w:tabs>
+          <w:tab w:val="num" w:pos="5760"/>
+        </w:tabs>
+        <w:ind w:left="5760" w:hanging="360"/>
+      </w:pPr>
+      <w:rPr>
+        <w:rFonts w:ascii="Wingdings" w:hAnsi="Wingdings" w:hint="default"/>
+        <w:sz w:val="20"/>
+      </w:rPr>
+    </w:lvl>
+    <w:lvl w:ilvl="8" w:tentative="1">
+      <w:start w:val="1"/>
+      <w:numFmt w:val="bullet"/>
+      <w:lvlText w:val=""/>
+      <w:lvlJc w:val="left"/>
+      <w:pPr>
+        <w:tabs>
+          <w:tab w:val="num" w:pos="6480"/>
+        </w:tabs>
+        <w:ind w:left="6480" w:hanging="360"/>
+      </w:pPr>
+      <w:rPr>
+        <w:rFonts w:ascii="Wingdings" w:hAnsi="Wingdings" w:hint="default"/>
+        <w:sz w:val="20"/>
+      </w:rPr>
+    </w:lvl>
+  </w:abstractNum>
+  <w:abstractNum w:abstractNumId="5" w15:restartNumberingAfterBreak="0">
+    <w:nsid w:val="3ABD1AB4"/>
+    <w:multiLevelType w:val="multilevel"/>
+    <w:tmpl w:val="2D00A340"/>
+    <w:lvl w:ilvl="0">
+      <w:start w:val="1"/>
+      <w:numFmt w:val="bullet"/>
+      <w:lvlText w:val=""/>
+      <w:lvlJc w:val="left"/>
+      <w:pPr>
+        <w:tabs>
+          <w:tab w:val="num" w:pos="720"/>
+        </w:tabs>
+        <w:ind w:left="720" w:hanging="360"/>
+      </w:pPr>
+      <w:rPr>
+        <w:rFonts w:ascii="Symbol" w:hAnsi="Symbol" w:hint="default"/>
+        <w:sz w:val="20"/>
+      </w:rPr>
+    </w:lvl>
+    <w:lvl w:ilvl="1" w:tentative="1">
+      <w:start w:val="1"/>
+      <w:numFmt w:val="bullet"/>
+      <w:lvlText w:val="o"/>
+      <w:lvlJc w:val="left"/>
+      <w:pPr>
+        <w:tabs>
+          <w:tab w:val="num" w:pos="1440"/>
+        </w:tabs>
+        <w:ind w:left="1440" w:hanging="360"/>
+      </w:pPr>
+      <w:rPr>
+        <w:rFonts w:ascii="Courier New" w:hAnsi="Courier New" w:hint="default"/>
+        <w:sz w:val="20"/>
+      </w:rPr>
+    </w:lvl>
+    <w:lvl w:ilvl="2" w:tentative="1">
+      <w:start w:val="1"/>
+      <w:numFmt w:val="bullet"/>
+      <w:lvlText w:val=""/>
+      <w:lvlJc w:val="left"/>
+      <w:pPr>
+        <w:tabs>
+          <w:tab w:val="num" w:pos="2160"/>
+        </w:tabs>
+        <w:ind w:left="2160" w:hanging="360"/>
+      </w:pPr>
+      <w:rPr>
+        <w:rFonts w:ascii="Wingdings" w:hAnsi="Wingdings" w:hint="default"/>
+        <w:sz w:val="20"/>
+      </w:rPr>
+    </w:lvl>
+    <w:lvl w:ilvl="3" w:tentative="1">
+      <w:start w:val="1"/>
+      <w:numFmt w:val="bullet"/>
+      <w:lvlText w:val=""/>
+      <w:lvlJc w:val="left"/>
+      <w:pPr>
+        <w:tabs>
+          <w:tab w:val="num" w:pos="2880"/>
+        </w:tabs>
+        <w:ind w:left="2880" w:hanging="360"/>
+      </w:pPr>
+      <w:rPr>
+        <w:rFonts w:ascii="Wingdings" w:hAnsi="Wingdings" w:hint="default"/>
+        <w:sz w:val="20"/>
+      </w:rPr>
+    </w:lvl>
+    <w:lvl w:ilvl="4" w:tentative="1">
+      <w:start w:val="1"/>
+      <w:numFmt w:val="bullet"/>
+      <w:lvlText w:val=""/>
+      <w:lvlJc w:val="left"/>
+      <w:pPr>
+        <w:tabs>
+          <w:tab w:val="num" w:pos="3600"/>
+        </w:tabs>
+        <w:ind w:left="3600" w:hanging="360"/>
+      </w:pPr>
+      <w:rPr>
+        <w:rFonts w:ascii="Wingdings" w:hAnsi="Wingdings" w:hint="default"/>
+        <w:sz w:val="20"/>
+      </w:rPr>
+    </w:lvl>
+    <w:lvl w:ilvl="5" w:tentative="1">
+      <w:start w:val="1"/>
+      <w:numFmt w:val="bullet"/>
+      <w:lvlText w:val=""/>
+      <w:lvlJc w:val="left"/>
+      <w:pPr>
+        <w:tabs>
+          <w:tab w:val="num" w:pos="4320"/>
+        </w:tabs>
+        <w:ind w:left="4320" w:hanging="360"/>
+      </w:pPr>
+      <w:rPr>
+        <w:rFonts w:ascii="Wingdings" w:hAnsi="Wingdings" w:hint="default"/>
+        <w:sz w:val="20"/>
+      </w:rPr>
+    </w:lvl>
+    <w:lvl w:ilvl="6" w:tentative="1">
+      <w:start w:val="1"/>
+      <w:numFmt w:val="bullet"/>
+      <w:lvlText w:val=""/>
+      <w:lvlJc w:val="left"/>
+      <w:pPr>
+        <w:tabs>
+          <w:tab w:val="num" w:pos="5040"/>
+        </w:tabs>
+        <w:ind w:left="5040" w:hanging="360"/>
+      </w:pPr>
+      <w:rPr>
+        <w:rFonts w:ascii="Wingdings" w:hAnsi="Wingdings" w:hint="default"/>
+        <w:sz w:val="20"/>
+      </w:rPr>
+    </w:lvl>
+    <w:lvl w:ilvl="7" w:tentative="1">
+      <w:start w:val="1"/>
+      <w:numFmt w:val="bullet"/>
+      <w:lvlText w:val=""/>
+      <w:lvlJc w:val="left"/>
+      <w:pPr>
+        <w:tabs>
+          <w:tab w:val="num" w:pos="5760"/>
+        </w:tabs>
+        <w:ind w:left="5760" w:hanging="360"/>
+      </w:pPr>
+      <w:rPr>
+        <w:rFonts w:ascii="Wingdings" w:hAnsi="Wingdings" w:hint="default"/>
+        <w:sz w:val="20"/>
+      </w:rPr>
+    </w:lvl>
+    <w:lvl w:ilvl="8" w:tentative="1">
+      <w:start w:val="1"/>
+      <w:numFmt w:val="bullet"/>
+      <w:lvlText w:val=""/>
+      <w:lvlJc w:val="left"/>
+      <w:pPr>
+        <w:tabs>
+          <w:tab w:val="num" w:pos="6480"/>
+        </w:tabs>
+        <w:ind w:left="6480" w:hanging="360"/>
+      </w:pPr>
+      <w:rPr>
+        <w:rFonts w:ascii="Wingdings" w:hAnsi="Wingdings" w:hint="default"/>
+        <w:sz w:val="20"/>
+      </w:rPr>
+    </w:lvl>
+  </w:abstractNum>
+  <w:abstractNum w:abstractNumId="6" w15:restartNumberingAfterBreak="0">
     <w:nsid w:val="3B2956E1"/>
     <w:multiLevelType w:val="hybridMultilevel"/>
     <w:tmpl w:val="819A8538"/>
@@ -3103,7 +4449,269 @@
       </w:rPr>
     </w:lvl>
   </w:abstractNum>
-  <w:abstractNum w:abstractNumId="3" w15:restartNumberingAfterBreak="0">
+  <w:abstractNum w:abstractNumId="7" w15:restartNumberingAfterBreak="0">
+    <w:nsid w:val="3BC23F9D"/>
+    <w:multiLevelType w:val="multilevel"/>
+    <w:tmpl w:val="77F2DBA2"/>
+    <w:lvl w:ilvl="0">
+      <w:start w:val="1"/>
+      <w:numFmt w:val="bullet"/>
+      <w:lvlText w:val=""/>
+      <w:lvlJc w:val="left"/>
+      <w:pPr>
+        <w:tabs>
+          <w:tab w:val="num" w:pos="720"/>
+        </w:tabs>
+        <w:ind w:left="720" w:hanging="360"/>
+      </w:pPr>
+      <w:rPr>
+        <w:rFonts w:ascii="Symbol" w:hAnsi="Symbol" w:hint="default"/>
+        <w:sz w:val="20"/>
+      </w:rPr>
+    </w:lvl>
+    <w:lvl w:ilvl="1" w:tentative="1">
+      <w:start w:val="1"/>
+      <w:numFmt w:val="bullet"/>
+      <w:lvlText w:val="o"/>
+      <w:lvlJc w:val="left"/>
+      <w:pPr>
+        <w:tabs>
+          <w:tab w:val="num" w:pos="1440"/>
+        </w:tabs>
+        <w:ind w:left="1440" w:hanging="360"/>
+      </w:pPr>
+      <w:rPr>
+        <w:rFonts w:ascii="Courier New" w:hAnsi="Courier New" w:hint="default"/>
+        <w:sz w:val="20"/>
+      </w:rPr>
+    </w:lvl>
+    <w:lvl w:ilvl="2" w:tentative="1">
+      <w:start w:val="1"/>
+      <w:numFmt w:val="bullet"/>
+      <w:lvlText w:val=""/>
+      <w:lvlJc w:val="left"/>
+      <w:pPr>
+        <w:tabs>
+          <w:tab w:val="num" w:pos="2160"/>
+        </w:tabs>
+        <w:ind w:left="2160" w:hanging="360"/>
+      </w:pPr>
+      <w:rPr>
+        <w:rFonts w:ascii="Wingdings" w:hAnsi="Wingdings" w:hint="default"/>
+        <w:sz w:val="20"/>
+      </w:rPr>
+    </w:lvl>
+    <w:lvl w:ilvl="3" w:tentative="1">
+      <w:start w:val="1"/>
+      <w:numFmt w:val="bullet"/>
+      <w:lvlText w:val=""/>
+      <w:lvlJc w:val="left"/>
+      <w:pPr>
+        <w:tabs>
+          <w:tab w:val="num" w:pos="2880"/>
+        </w:tabs>
+        <w:ind w:left="2880" w:hanging="360"/>
+      </w:pPr>
+      <w:rPr>
+        <w:rFonts w:ascii="Wingdings" w:hAnsi="Wingdings" w:hint="default"/>
+        <w:sz w:val="20"/>
+      </w:rPr>
+    </w:lvl>
+    <w:lvl w:ilvl="4" w:tentative="1">
+      <w:start w:val="1"/>
+      <w:numFmt w:val="bullet"/>
+      <w:lvlText w:val=""/>
+      <w:lvlJc w:val="left"/>
+      <w:pPr>
+        <w:tabs>
+          <w:tab w:val="num" w:pos="3600"/>
+        </w:tabs>
+        <w:ind w:left="3600" w:hanging="360"/>
+      </w:pPr>
+      <w:rPr>
+        <w:rFonts w:ascii="Wingdings" w:hAnsi="Wingdings" w:hint="default"/>
+        <w:sz w:val="20"/>
+      </w:rPr>
+    </w:lvl>
+    <w:lvl w:ilvl="5" w:tentative="1">
+      <w:start w:val="1"/>
+      <w:numFmt w:val="bullet"/>
+      <w:lvlText w:val=""/>
+      <w:lvlJc w:val="left"/>
+      <w:pPr>
+        <w:tabs>
+          <w:tab w:val="num" w:pos="4320"/>
+        </w:tabs>
+        <w:ind w:left="4320" w:hanging="360"/>
+      </w:pPr>
+      <w:rPr>
+        <w:rFonts w:ascii="Wingdings" w:hAnsi="Wingdings" w:hint="default"/>
+        <w:sz w:val="20"/>
+      </w:rPr>
+    </w:lvl>
+    <w:lvl w:ilvl="6" w:tentative="1">
+      <w:start w:val="1"/>
+      <w:numFmt w:val="bullet"/>
+      <w:lvlText w:val=""/>
+      <w:lvlJc w:val="left"/>
+      <w:pPr>
+        <w:tabs>
+          <w:tab w:val="num" w:pos="5040"/>
+        </w:tabs>
+        <w:ind w:left="5040" w:hanging="360"/>
+      </w:pPr>
+      <w:rPr>
+        <w:rFonts w:ascii="Wingdings" w:hAnsi="Wingdings" w:hint="default"/>
+        <w:sz w:val="20"/>
+      </w:rPr>
+    </w:lvl>
+    <w:lvl w:ilvl="7" w:tentative="1">
+      <w:start w:val="1"/>
+      <w:numFmt w:val="bullet"/>
+      <w:lvlText w:val=""/>
+      <w:lvlJc w:val="left"/>
+      <w:pPr>
+        <w:tabs>
+          <w:tab w:val="num" w:pos="5760"/>
+        </w:tabs>
+        <w:ind w:left="5760" w:hanging="360"/>
+      </w:pPr>
+      <w:rPr>
+        <w:rFonts w:ascii="Wingdings" w:hAnsi="Wingdings" w:hint="default"/>
+        <w:sz w:val="20"/>
+      </w:rPr>
+    </w:lvl>
+    <w:lvl w:ilvl="8" w:tentative="1">
+      <w:start w:val="1"/>
+      <w:numFmt w:val="bullet"/>
+      <w:lvlText w:val=""/>
+      <w:lvlJc w:val="left"/>
+      <w:pPr>
+        <w:tabs>
+          <w:tab w:val="num" w:pos="6480"/>
+        </w:tabs>
+        <w:ind w:left="6480" w:hanging="360"/>
+      </w:pPr>
+      <w:rPr>
+        <w:rFonts w:ascii="Wingdings" w:hAnsi="Wingdings" w:hint="default"/>
+        <w:sz w:val="20"/>
+      </w:rPr>
+    </w:lvl>
+  </w:abstractNum>
+  <w:abstractNum w:abstractNumId="8" w15:restartNumberingAfterBreak="0">
+    <w:nsid w:val="3D6229B3"/>
+    <w:multiLevelType w:val="multilevel"/>
+    <w:tmpl w:val="EBCA5168"/>
+    <w:lvl w:ilvl="0">
+      <w:start w:val="1"/>
+      <w:numFmt w:val="decimal"/>
+      <w:lvlText w:val="%1."/>
+      <w:lvlJc w:val="left"/>
+      <w:pPr>
+        <w:tabs>
+          <w:tab w:val="num" w:pos="720"/>
+        </w:tabs>
+        <w:ind w:left="720" w:hanging="360"/>
+      </w:pPr>
+    </w:lvl>
+    <w:lvl w:ilvl="1" w:tentative="1">
+      <w:start w:val="1"/>
+      <w:numFmt w:val="decimal"/>
+      <w:lvlText w:val="%2."/>
+      <w:lvlJc w:val="left"/>
+      <w:pPr>
+        <w:tabs>
+          <w:tab w:val="num" w:pos="1440"/>
+        </w:tabs>
+        <w:ind w:left="1440" w:hanging="360"/>
+      </w:pPr>
+    </w:lvl>
+    <w:lvl w:ilvl="2" w:tentative="1">
+      <w:start w:val="1"/>
+      <w:numFmt w:val="decimal"/>
+      <w:lvlText w:val="%3."/>
+      <w:lvlJc w:val="left"/>
+      <w:pPr>
+        <w:tabs>
+          <w:tab w:val="num" w:pos="2160"/>
+        </w:tabs>
+        <w:ind w:left="2160" w:hanging="360"/>
+      </w:pPr>
+    </w:lvl>
+    <w:lvl w:ilvl="3" w:tentative="1">
+      <w:start w:val="1"/>
+      <w:numFmt w:val="decimal"/>
+      <w:lvlText w:val="%4."/>
+      <w:lvlJc w:val="left"/>
+      <w:pPr>
+        <w:tabs>
+          <w:tab w:val="num" w:pos="2880"/>
+        </w:tabs>
+        <w:ind w:left="2880" w:hanging="360"/>
+      </w:pPr>
+    </w:lvl>
+    <w:lvl w:ilvl="4" w:tentative="1">
+      <w:start w:val="1"/>
+      <w:numFmt w:val="decimal"/>
+      <w:lvlText w:val="%5."/>
+      <w:lvlJc w:val="left"/>
+      <w:pPr>
+        <w:tabs>
+          <w:tab w:val="num" w:pos="3600"/>
+        </w:tabs>
+        <w:ind w:left="3600" w:hanging="360"/>
+      </w:pPr>
+    </w:lvl>
+    <w:lvl w:ilvl="5" w:tentative="1">
+      <w:start w:val="1"/>
+      <w:numFmt w:val="decimal"/>
+      <w:lvlText w:val="%6."/>
+      <w:lvlJc w:val="left"/>
+      <w:pPr>
+        <w:tabs>
+          <w:tab w:val="num" w:pos="4320"/>
+        </w:tabs>
+        <w:ind w:left="4320" w:hanging="360"/>
+      </w:pPr>
+    </w:lvl>
+    <w:lvl w:ilvl="6" w:tentative="1">
+      <w:start w:val="1"/>
+      <w:numFmt w:val="decimal"/>
+      <w:lvlText w:val="%7."/>
+      <w:lvlJc w:val="left"/>
+      <w:pPr>
+        <w:tabs>
+          <w:tab w:val="num" w:pos="5040"/>
+        </w:tabs>
+        <w:ind w:left="5040" w:hanging="360"/>
+      </w:pPr>
+    </w:lvl>
+    <w:lvl w:ilvl="7" w:tentative="1">
+      <w:start w:val="1"/>
+      <w:numFmt w:val="decimal"/>
+      <w:lvlText w:val="%8."/>
+      <w:lvlJc w:val="left"/>
+      <w:pPr>
+        <w:tabs>
+          <w:tab w:val="num" w:pos="5760"/>
+        </w:tabs>
+        <w:ind w:left="5760" w:hanging="360"/>
+      </w:pPr>
+    </w:lvl>
+    <w:lvl w:ilvl="8" w:tentative="1">
+      <w:start w:val="1"/>
+      <w:numFmt w:val="decimal"/>
+      <w:lvlText w:val="%9."/>
+      <w:lvlJc w:val="left"/>
+      <w:pPr>
+        <w:tabs>
+          <w:tab w:val="num" w:pos="6480"/>
+        </w:tabs>
+        <w:ind w:left="6480" w:hanging="360"/>
+      </w:pPr>
+    </w:lvl>
+  </w:abstractNum>
+  <w:abstractNum w:abstractNumId="9" w15:restartNumberingAfterBreak="0">
     <w:nsid w:val="42F27499"/>
     <w:multiLevelType w:val="multilevel"/>
     <w:tmpl w:val="E744D654"/>
@@ -3252,7 +4860,156 @@
       </w:rPr>
     </w:lvl>
   </w:abstractNum>
-  <w:abstractNum w:abstractNumId="4" w15:restartNumberingAfterBreak="0">
+  <w:abstractNum w:abstractNumId="10" w15:restartNumberingAfterBreak="0">
+    <w:nsid w:val="51420E1F"/>
+    <w:multiLevelType w:val="multilevel"/>
+    <w:tmpl w:val="F564B8D0"/>
+    <w:lvl w:ilvl="0">
+      <w:start w:val="1"/>
+      <w:numFmt w:val="bullet"/>
+      <w:lvlText w:val=""/>
+      <w:lvlJc w:val="left"/>
+      <w:pPr>
+        <w:tabs>
+          <w:tab w:val="num" w:pos="720"/>
+        </w:tabs>
+        <w:ind w:left="720" w:hanging="360"/>
+      </w:pPr>
+      <w:rPr>
+        <w:rFonts w:ascii="Symbol" w:hAnsi="Symbol" w:hint="default"/>
+        <w:sz w:val="20"/>
+      </w:rPr>
+    </w:lvl>
+    <w:lvl w:ilvl="1" w:tentative="1">
+      <w:start w:val="1"/>
+      <w:numFmt w:val="bullet"/>
+      <w:lvlText w:val="o"/>
+      <w:lvlJc w:val="left"/>
+      <w:pPr>
+        <w:tabs>
+          <w:tab w:val="num" w:pos="1440"/>
+        </w:tabs>
+        <w:ind w:left="1440" w:hanging="360"/>
+      </w:pPr>
+      <w:rPr>
+        <w:rFonts w:ascii="Courier New" w:hAnsi="Courier New" w:hint="default"/>
+        <w:sz w:val="20"/>
+      </w:rPr>
+    </w:lvl>
+    <w:lvl w:ilvl="2" w:tentative="1">
+      <w:start w:val="1"/>
+      <w:numFmt w:val="bullet"/>
+      <w:lvlText w:val=""/>
+      <w:lvlJc w:val="left"/>
+      <w:pPr>
+        <w:tabs>
+          <w:tab w:val="num" w:pos="2160"/>
+        </w:tabs>
+        <w:ind w:left="2160" w:hanging="360"/>
+      </w:pPr>
+      <w:rPr>
+        <w:rFonts w:ascii="Wingdings" w:hAnsi="Wingdings" w:hint="default"/>
+        <w:sz w:val="20"/>
+      </w:rPr>
+    </w:lvl>
+    <w:lvl w:ilvl="3" w:tentative="1">
+      <w:start w:val="1"/>
+      <w:numFmt w:val="bullet"/>
+      <w:lvlText w:val=""/>
+      <w:lvlJc w:val="left"/>
+      <w:pPr>
+        <w:tabs>
+          <w:tab w:val="num" w:pos="2880"/>
+        </w:tabs>
+        <w:ind w:left="2880" w:hanging="360"/>
+      </w:pPr>
+      <w:rPr>
+        <w:rFonts w:ascii="Wingdings" w:hAnsi="Wingdings" w:hint="default"/>
+        <w:sz w:val="20"/>
+      </w:rPr>
+    </w:lvl>
+    <w:lvl w:ilvl="4" w:tentative="1">
+      <w:start w:val="1"/>
+      <w:numFmt w:val="bullet"/>
+      <w:lvlText w:val=""/>
+      <w:lvlJc w:val="left"/>
+      <w:pPr>
+        <w:tabs>
+          <w:tab w:val="num" w:pos="3600"/>
+        </w:tabs>
+        <w:ind w:left="3600" w:hanging="360"/>
+      </w:pPr>
+      <w:rPr>
+        <w:rFonts w:ascii="Wingdings" w:hAnsi="Wingdings" w:hint="default"/>
+        <w:sz w:val="20"/>
+      </w:rPr>
+    </w:lvl>
+    <w:lvl w:ilvl="5" w:tentative="1">
+      <w:start w:val="1"/>
+      <w:numFmt w:val="bullet"/>
+      <w:lvlText w:val=""/>
+      <w:lvlJc w:val="left"/>
+      <w:pPr>
+        <w:tabs>
+          <w:tab w:val="num" w:pos="4320"/>
+        </w:tabs>
+        <w:ind w:left="4320" w:hanging="360"/>
+      </w:pPr>
+      <w:rPr>
+        <w:rFonts w:ascii="Wingdings" w:hAnsi="Wingdings" w:hint="default"/>
+        <w:sz w:val="20"/>
+      </w:rPr>
+    </w:lvl>
+    <w:lvl w:ilvl="6" w:tentative="1">
+      <w:start w:val="1"/>
+      <w:numFmt w:val="bullet"/>
+      <w:lvlText w:val=""/>
+      <w:lvlJc w:val="left"/>
+      <w:pPr>
+        <w:tabs>
+          <w:tab w:val="num" w:pos="5040"/>
+        </w:tabs>
+        <w:ind w:left="5040" w:hanging="360"/>
+      </w:pPr>
+      <w:rPr>
+        <w:rFonts w:ascii="Wingdings" w:hAnsi="Wingdings" w:hint="default"/>
+        <w:sz w:val="20"/>
+      </w:rPr>
+    </w:lvl>
+    <w:lvl w:ilvl="7" w:tentative="1">
+      <w:start w:val="1"/>
+      <w:numFmt w:val="bullet"/>
+      <w:lvlText w:val=""/>
+      <w:lvlJc w:val="left"/>
+      <w:pPr>
+        <w:tabs>
+          <w:tab w:val="num" w:pos="5760"/>
+        </w:tabs>
+        <w:ind w:left="5760" w:hanging="360"/>
+      </w:pPr>
+      <w:rPr>
+        <w:rFonts w:ascii="Wingdings" w:hAnsi="Wingdings" w:hint="default"/>
+        <w:sz w:val="20"/>
+      </w:rPr>
+    </w:lvl>
+    <w:lvl w:ilvl="8" w:tentative="1">
+      <w:start w:val="1"/>
+      <w:numFmt w:val="bullet"/>
+      <w:lvlText w:val=""/>
+      <w:lvlJc w:val="left"/>
+      <w:pPr>
+        <w:tabs>
+          <w:tab w:val="num" w:pos="6480"/>
+        </w:tabs>
+        <w:ind w:left="6480" w:hanging="360"/>
+      </w:pPr>
+      <w:rPr>
+        <w:rFonts w:ascii="Wingdings" w:hAnsi="Wingdings" w:hint="default"/>
+        <w:sz w:val="20"/>
+      </w:rPr>
+    </w:lvl>
+  </w:abstractNum>
+  <w:abstractNum w:abstractNumId="11" w15:restartNumberingAfterBreak="0">
     <w:nsid w:val="57CF6980"/>
     <w:multiLevelType w:val="multilevel"/>
     <w:tmpl w:val="5FCEEF3C"/>
@@ -3401,7 +5158,7 @@
       </w:rPr>
     </w:lvl>
   </w:abstractNum>
-  <w:abstractNum w:abstractNumId="5" w15:restartNumberingAfterBreak="0">
+  <w:abstractNum w:abstractNumId="12" w15:restartNumberingAfterBreak="0">
     <w:nsid w:val="5DC47A33"/>
     <w:multiLevelType w:val="multilevel"/>
     <w:tmpl w:val="7736C202"/>
@@ -3550,7 +5307,305 @@
       </w:rPr>
     </w:lvl>
   </w:abstractNum>
-  <w:abstractNum w:abstractNumId="6" w15:restartNumberingAfterBreak="0">
+  <w:abstractNum w:abstractNumId="13" w15:restartNumberingAfterBreak="0">
+    <w:nsid w:val="603463C8"/>
+    <w:multiLevelType w:val="multilevel"/>
+    <w:tmpl w:val="665650B6"/>
+    <w:lvl w:ilvl="0">
+      <w:start w:val="1"/>
+      <w:numFmt w:val="bullet"/>
+      <w:lvlText w:val=""/>
+      <w:lvlJc w:val="left"/>
+      <w:pPr>
+        <w:tabs>
+          <w:tab w:val="num" w:pos="720"/>
+        </w:tabs>
+        <w:ind w:left="720" w:hanging="360"/>
+      </w:pPr>
+      <w:rPr>
+        <w:rFonts w:ascii="Symbol" w:hAnsi="Symbol" w:hint="default"/>
+        <w:sz w:val="20"/>
+      </w:rPr>
+    </w:lvl>
+    <w:lvl w:ilvl="1" w:tentative="1">
+      <w:start w:val="1"/>
+      <w:numFmt w:val="bullet"/>
+      <w:lvlText w:val="o"/>
+      <w:lvlJc w:val="left"/>
+      <w:pPr>
+        <w:tabs>
+          <w:tab w:val="num" w:pos="1440"/>
+        </w:tabs>
+        <w:ind w:left="1440" w:hanging="360"/>
+      </w:pPr>
+      <w:rPr>
+        <w:rFonts w:ascii="Courier New" w:hAnsi="Courier New" w:hint="default"/>
+        <w:sz w:val="20"/>
+      </w:rPr>
+    </w:lvl>
+    <w:lvl w:ilvl="2" w:tentative="1">
+      <w:start w:val="1"/>
+      <w:numFmt w:val="bullet"/>
+      <w:lvlText w:val=""/>
+      <w:lvlJc w:val="left"/>
+      <w:pPr>
+        <w:tabs>
+          <w:tab w:val="num" w:pos="2160"/>
+        </w:tabs>
+        <w:ind w:left="2160" w:hanging="360"/>
+      </w:pPr>
+      <w:rPr>
+        <w:rFonts w:ascii="Wingdings" w:hAnsi="Wingdings" w:hint="default"/>
+        <w:sz w:val="20"/>
+      </w:rPr>
+    </w:lvl>
+    <w:lvl w:ilvl="3" w:tentative="1">
+      <w:start w:val="1"/>
+      <w:numFmt w:val="bullet"/>
+      <w:lvlText w:val=""/>
+      <w:lvlJc w:val="left"/>
+      <w:pPr>
+        <w:tabs>
+          <w:tab w:val="num" w:pos="2880"/>
+        </w:tabs>
+        <w:ind w:left="2880" w:hanging="360"/>
+      </w:pPr>
+      <w:rPr>
+        <w:rFonts w:ascii="Wingdings" w:hAnsi="Wingdings" w:hint="default"/>
+        <w:sz w:val="20"/>
+      </w:rPr>
+    </w:lvl>
+    <w:lvl w:ilvl="4" w:tentative="1">
+      <w:start w:val="1"/>
+      <w:numFmt w:val="bullet"/>
+      <w:lvlText w:val=""/>
+      <w:lvlJc w:val="left"/>
+      <w:pPr>
+        <w:tabs>
+          <w:tab w:val="num" w:pos="3600"/>
+        </w:tabs>
+        <w:ind w:left="3600" w:hanging="360"/>
+      </w:pPr>
+      <w:rPr>
+        <w:rFonts w:ascii="Wingdings" w:hAnsi="Wingdings" w:hint="default"/>
+        <w:sz w:val="20"/>
+      </w:rPr>
+    </w:lvl>
+    <w:lvl w:ilvl="5" w:tentative="1">
+      <w:start w:val="1"/>
+      <w:numFmt w:val="bullet"/>
+      <w:lvlText w:val=""/>
+      <w:lvlJc w:val="left"/>
+      <w:pPr>
+        <w:tabs>
+          <w:tab w:val="num" w:pos="4320"/>
+        </w:tabs>
+        <w:ind w:left="4320" w:hanging="360"/>
+      </w:pPr>
+      <w:rPr>
+        <w:rFonts w:ascii="Wingdings" w:hAnsi="Wingdings" w:hint="default"/>
+        <w:sz w:val="20"/>
+      </w:rPr>
+    </w:lvl>
+    <w:lvl w:ilvl="6" w:tentative="1">
+      <w:start w:val="1"/>
+      <w:numFmt w:val="bullet"/>
+      <w:lvlText w:val=""/>
+      <w:lvlJc w:val="left"/>
+      <w:pPr>
+        <w:tabs>
+          <w:tab w:val="num" w:pos="5040"/>
+        </w:tabs>
+        <w:ind w:left="5040" w:hanging="360"/>
+      </w:pPr>
+      <w:rPr>
+        <w:rFonts w:ascii="Wingdings" w:hAnsi="Wingdings" w:hint="default"/>
+        <w:sz w:val="20"/>
+      </w:rPr>
+    </w:lvl>
+    <w:lvl w:ilvl="7" w:tentative="1">
+      <w:start w:val="1"/>
+      <w:numFmt w:val="bullet"/>
+      <w:lvlText w:val=""/>
+      <w:lvlJc w:val="left"/>
+      <w:pPr>
+        <w:tabs>
+          <w:tab w:val="num" w:pos="5760"/>
+        </w:tabs>
+        <w:ind w:left="5760" w:hanging="360"/>
+      </w:pPr>
+      <w:rPr>
+        <w:rFonts w:ascii="Wingdings" w:hAnsi="Wingdings" w:hint="default"/>
+        <w:sz w:val="20"/>
+      </w:rPr>
+    </w:lvl>
+    <w:lvl w:ilvl="8" w:tentative="1">
+      <w:start w:val="1"/>
+      <w:numFmt w:val="bullet"/>
+      <w:lvlText w:val=""/>
+      <w:lvlJc w:val="left"/>
+      <w:pPr>
+        <w:tabs>
+          <w:tab w:val="num" w:pos="6480"/>
+        </w:tabs>
+        <w:ind w:left="6480" w:hanging="360"/>
+      </w:pPr>
+      <w:rPr>
+        <w:rFonts w:ascii="Wingdings" w:hAnsi="Wingdings" w:hint="default"/>
+        <w:sz w:val="20"/>
+      </w:rPr>
+    </w:lvl>
+  </w:abstractNum>
+  <w:abstractNum w:abstractNumId="14" w15:restartNumberingAfterBreak="0">
+    <w:nsid w:val="63B30A59"/>
+    <w:multiLevelType w:val="multilevel"/>
+    <w:tmpl w:val="787E1D6C"/>
+    <w:lvl w:ilvl="0">
+      <w:start w:val="1"/>
+      <w:numFmt w:val="bullet"/>
+      <w:lvlText w:val=""/>
+      <w:lvlJc w:val="left"/>
+      <w:pPr>
+        <w:tabs>
+          <w:tab w:val="num" w:pos="720"/>
+        </w:tabs>
+        <w:ind w:left="720" w:hanging="360"/>
+      </w:pPr>
+      <w:rPr>
+        <w:rFonts w:ascii="Symbol" w:hAnsi="Symbol" w:hint="default"/>
+        <w:sz w:val="20"/>
+      </w:rPr>
+    </w:lvl>
+    <w:lvl w:ilvl="1" w:tentative="1">
+      <w:start w:val="1"/>
+      <w:numFmt w:val="bullet"/>
+      <w:lvlText w:val="o"/>
+      <w:lvlJc w:val="left"/>
+      <w:pPr>
+        <w:tabs>
+          <w:tab w:val="num" w:pos="1440"/>
+        </w:tabs>
+        <w:ind w:left="1440" w:hanging="360"/>
+      </w:pPr>
+      <w:rPr>
+        <w:rFonts w:ascii="Courier New" w:hAnsi="Courier New" w:hint="default"/>
+        <w:sz w:val="20"/>
+      </w:rPr>
+    </w:lvl>
+    <w:lvl w:ilvl="2" w:tentative="1">
+      <w:start w:val="1"/>
+      <w:numFmt w:val="bullet"/>
+      <w:lvlText w:val=""/>
+      <w:lvlJc w:val="left"/>
+      <w:pPr>
+        <w:tabs>
+          <w:tab w:val="num" w:pos="2160"/>
+        </w:tabs>
+        <w:ind w:left="2160" w:hanging="360"/>
+      </w:pPr>
+      <w:rPr>
+        <w:rFonts w:ascii="Wingdings" w:hAnsi="Wingdings" w:hint="default"/>
+        <w:sz w:val="20"/>
+      </w:rPr>
+    </w:lvl>
+    <w:lvl w:ilvl="3" w:tentative="1">
+      <w:start w:val="1"/>
+      <w:numFmt w:val="bullet"/>
+      <w:lvlText w:val=""/>
+      <w:lvlJc w:val="left"/>
+      <w:pPr>
+        <w:tabs>
+          <w:tab w:val="num" w:pos="2880"/>
+        </w:tabs>
+        <w:ind w:left="2880" w:hanging="360"/>
+      </w:pPr>
+      <w:rPr>
+        <w:rFonts w:ascii="Wingdings" w:hAnsi="Wingdings" w:hint="default"/>
+        <w:sz w:val="20"/>
+      </w:rPr>
+    </w:lvl>
+    <w:lvl w:ilvl="4" w:tentative="1">
+      <w:start w:val="1"/>
+      <w:numFmt w:val="bullet"/>
+      <w:lvlText w:val=""/>
+      <w:lvlJc w:val="left"/>
+      <w:pPr>
+        <w:tabs>
+          <w:tab w:val="num" w:pos="3600"/>
+        </w:tabs>
+        <w:ind w:left="3600" w:hanging="360"/>
+      </w:pPr>
+      <w:rPr>
+        <w:rFonts w:ascii="Wingdings" w:hAnsi="Wingdings" w:hint="default"/>
+        <w:sz w:val="20"/>
+      </w:rPr>
+    </w:lvl>
+    <w:lvl w:ilvl="5" w:tentative="1">
+      <w:start w:val="1"/>
+      <w:numFmt w:val="bullet"/>
+      <w:lvlText w:val=""/>
+      <w:lvlJc w:val="left"/>
+      <w:pPr>
+        <w:tabs>
+          <w:tab w:val="num" w:pos="4320"/>
+        </w:tabs>
+        <w:ind w:left="4320" w:hanging="360"/>
+      </w:pPr>
+      <w:rPr>
+        <w:rFonts w:ascii="Wingdings" w:hAnsi="Wingdings" w:hint="default"/>
+        <w:sz w:val="20"/>
+      </w:rPr>
+    </w:lvl>
+    <w:lvl w:ilvl="6" w:tentative="1">
+      <w:start w:val="1"/>
+      <w:numFmt w:val="bullet"/>
+      <w:lvlText w:val=""/>
+      <w:lvlJc w:val="left"/>
+      <w:pPr>
+        <w:tabs>
+          <w:tab w:val="num" w:pos="5040"/>
+        </w:tabs>
+        <w:ind w:left="5040" w:hanging="360"/>
+      </w:pPr>
+      <w:rPr>
+        <w:rFonts w:ascii="Wingdings" w:hAnsi="Wingdings" w:hint="default"/>
+        <w:sz w:val="20"/>
+      </w:rPr>
+    </w:lvl>
+    <w:lvl w:ilvl="7" w:tentative="1">
+      <w:start w:val="1"/>
+      <w:numFmt w:val="bullet"/>
+      <w:lvlText w:val=""/>
+      <w:lvlJc w:val="left"/>
+      <w:pPr>
+        <w:tabs>
+          <w:tab w:val="num" w:pos="5760"/>
+        </w:tabs>
+        <w:ind w:left="5760" w:hanging="360"/>
+      </w:pPr>
+      <w:rPr>
+        <w:rFonts w:ascii="Wingdings" w:hAnsi="Wingdings" w:hint="default"/>
+        <w:sz w:val="20"/>
+      </w:rPr>
+    </w:lvl>
+    <w:lvl w:ilvl="8" w:tentative="1">
+      <w:start w:val="1"/>
+      <w:numFmt w:val="bullet"/>
+      <w:lvlText w:val=""/>
+      <w:lvlJc w:val="left"/>
+      <w:pPr>
+        <w:tabs>
+          <w:tab w:val="num" w:pos="6480"/>
+        </w:tabs>
+        <w:ind w:left="6480" w:hanging="360"/>
+      </w:pPr>
+      <w:rPr>
+        <w:rFonts w:ascii="Wingdings" w:hAnsi="Wingdings" w:hint="default"/>
+        <w:sz w:val="20"/>
+      </w:rPr>
+    </w:lvl>
+  </w:abstractNum>
+  <w:abstractNum w:abstractNumId="15" w15:restartNumberingAfterBreak="0">
     <w:nsid w:val="70345D90"/>
     <w:multiLevelType w:val="multilevel"/>
     <w:tmpl w:val="51F8EDEE"/>
@@ -3700,31 +5755,58 @@
     </w:lvl>
   </w:abstractNum>
   <w:num w:numId="1" w16cid:durableId="1856575613">
-    <w:abstractNumId w:val="2"/>
+    <w:abstractNumId w:val="6"/>
   </w:num>
   <w:num w:numId="2" w16cid:durableId="1101946886">
-    <w:abstractNumId w:val="4"/>
+    <w:abstractNumId w:val="11"/>
   </w:num>
   <w:num w:numId="3" w16cid:durableId="1884365254">
-    <w:abstractNumId w:val="1"/>
+    <w:abstractNumId w:val="3"/>
   </w:num>
   <w:num w:numId="4" w16cid:durableId="836192616">
-    <w:abstractNumId w:val="5"/>
+    <w:abstractNumId w:val="12"/>
   </w:num>
   <w:num w:numId="5" w16cid:durableId="855118049">
-    <w:abstractNumId w:val="6"/>
+    <w:abstractNumId w:val="15"/>
   </w:num>
   <w:num w:numId="6" w16cid:durableId="23331292">
-    <w:abstractNumId w:val="3"/>
+    <w:abstractNumId w:val="9"/>
   </w:num>
   <w:num w:numId="7" w16cid:durableId="497817859">
     <w:abstractNumId w:val="0"/>
+  </w:num>
+  <w:num w:numId="8" w16cid:durableId="1492060644">
+    <w:abstractNumId w:val="10"/>
+  </w:num>
+  <w:num w:numId="9" w16cid:durableId="2106680881">
+    <w:abstractNumId w:val="2"/>
+  </w:num>
+  <w:num w:numId="10" w16cid:durableId="889919081">
+    <w:abstractNumId w:val="8"/>
+  </w:num>
+  <w:num w:numId="11" w16cid:durableId="502747503">
+    <w:abstractNumId w:val="14"/>
+  </w:num>
+  <w:num w:numId="12" w16cid:durableId="1544824597">
+    <w:abstractNumId w:val="13"/>
+  </w:num>
+  <w:num w:numId="13" w16cid:durableId="469203960">
+    <w:abstractNumId w:val="1"/>
+  </w:num>
+  <w:num w:numId="14" w16cid:durableId="1581325401">
+    <w:abstractNumId w:val="4"/>
+  </w:num>
+  <w:num w:numId="15" w16cid:durableId="820196039">
+    <w:abstractNumId w:val="5"/>
+  </w:num>
+  <w:num w:numId="16" w16cid:durableId="1167790764">
+    <w:abstractNumId w:val="7"/>
   </w:num>
 </w:numbering>
 </file>
 
 <file path=word/styles.xml><?xml version="1.0" encoding="utf-8"?>
-<w:styles xmlns:mc="http://schemas.openxmlformats.org/markup-compatibility/2006" xmlns:r="http://schemas.openxmlformats.org/officeDocument/2006/relationships" xmlns:w="http://schemas.openxmlformats.org/wordprocessingml/2006/main" xmlns:w14="http://schemas.microsoft.com/office/word/2010/wordml" xmlns:w15="http://schemas.microsoft.com/office/word/2012/wordml" xmlns:w16cex="http://schemas.microsoft.com/office/word/2018/wordml/cex" xmlns:w16cid="http://schemas.microsoft.com/office/word/2016/wordml/cid" xmlns:w16="http://schemas.microsoft.com/office/word/2018/wordml" xmlns:w16du="http://schemas.microsoft.com/office/word/2023/wordml/word16du" xmlns:w16sdtdh="http://schemas.microsoft.com/office/word/2020/wordml/sdtdatahash" xmlns:w16sdtfl="http://schemas.microsoft.com/office/word/2024/wordml/sdtformatlock" xmlns:w16se="http://schemas.microsoft.com/office/word/2015/wordml/symex" mc:Ignorable="w14 w15 w16se w16cid w16 w16cex w16sdtdh w16sdtfl w16du">
+<w:styles xmlns:mc="http://schemas.openxmlformats.org/markup-compatibility/2006" xmlns:r="http://schemas.openxmlformats.org/officeDocument/2006/relationships" xmlns:w="http://schemas.openxmlformats.org/wordprocessingml/2006/main" xmlns:w14="http://schemas.microsoft.com/office/word/2010/wordml" xmlns:w15="http://schemas.microsoft.com/office/word/2012/wordml" xmlns:w16cex="http://schemas.microsoft.com/office/word/2018/wordml/cex" xmlns:w16cid="http://schemas.microsoft.com/office/word/2016/wordml/cid" xmlns:w16="http://schemas.microsoft.com/office/word/2018/wordml" xmlns:w16du="http://schemas.microsoft.com/office/word/2023/wordml/word16du" xmlns:w16sdtdh="http://schemas.microsoft.com/office/word/2020/wordml/sdtdatahash" xmlns:w16se="http://schemas.microsoft.com/office/word/2015/wordml/symex" mc:Ignorable="w14 w15 w16se w16cid w16 w16cex w16sdtdh w16du">
   <w:docDefaults>
     <w:rPrDefault>
       <w:rPr>
@@ -4327,7 +6409,6 @@
   <w:style w:type="character" w:default="1" w:styleId="a0">
     <w:name w:val="Default Paragraph Font"/>
     <w:uiPriority w:val="1"/>
-    <w:semiHidden/>
     <w:unhideWhenUsed/>
   </w:style>
   <w:style w:type="table" w:default="1" w:styleId="a1">
